--- a/BT34.docx
+++ b/BT34.docx
@@ -4,263 +4,224 @@
   <w:body>
     <w:p>
       <w:pPr>
-        <w:spacing w:after="20"/>
         <w:jc w:val="center"/>
       </w:pPr>
       <w:r>
         <w:rPr>
           <w:b/>
-          <w:color w:val="1B365D"/>
-          <w:sz w:val="21"/>
+          <w:sz w:val="22"/>
         </w:rPr>
         <w:t>TRƯ</w:t>
       </w:r>
       <w:r>
         <w:rPr>
           <w:b/>
-          <w:color w:val="1B365D"/>
-          <w:sz w:val="21"/>
+          <w:sz w:val="22"/>
         </w:rPr>
         <w:t>Ờ</w:t>
       </w:r>
       <w:r>
         <w:rPr>
           <w:b/>
-          <w:color w:val="1B365D"/>
-          <w:sz w:val="21"/>
+          <w:sz w:val="22"/>
         </w:rPr>
         <w:t>NG Đ</w:t>
       </w:r>
       <w:r>
         <w:rPr>
           <w:b/>
-          <w:color w:val="1B365D"/>
-          <w:sz w:val="21"/>
+          <w:sz w:val="22"/>
         </w:rPr>
         <w:t>Ạ</w:t>
       </w:r>
       <w:r>
         <w:rPr>
           <w:b/>
-          <w:color w:val="1B365D"/>
-          <w:sz w:val="21"/>
+          <w:sz w:val="22"/>
         </w:rPr>
         <w:t>I H</w:t>
       </w:r>
       <w:r>
         <w:rPr>
           <w:b/>
-          <w:color w:val="1B365D"/>
-          <w:sz w:val="21"/>
+          <w:sz w:val="22"/>
         </w:rPr>
         <w:t>Ọ</w:t>
       </w:r>
       <w:r>
         <w:rPr>
           <w:b/>
-          <w:color w:val="1B365D"/>
-          <w:sz w:val="21"/>
+          <w:sz w:val="22"/>
         </w:rPr>
         <w:t>C Đ</w:t>
       </w:r>
       <w:r>
         <w:rPr>
           <w:b/>
-          <w:color w:val="1B365D"/>
-          <w:sz w:val="21"/>
+          <w:sz w:val="22"/>
         </w:rPr>
         <w:t>Ồ</w:t>
       </w:r>
       <w:r>
         <w:rPr>
           <w:b/>
-          <w:color w:val="1B365D"/>
-          <w:sz w:val="21"/>
+          <w:sz w:val="22"/>
         </w:rPr>
         <w:t>NG THÁP — KHOA CÔNG NGH</w:t>
       </w:r>
       <w:r>
         <w:rPr>
           <w:b/>
-          <w:color w:val="1B365D"/>
-          <w:sz w:val="21"/>
+          <w:sz w:val="22"/>
         </w:rPr>
         <w:t>Ệ</w:t>
       </w:r>
       <w:r>
         <w:rPr>
           <w:b/>
-          <w:color w:val="1B365D"/>
-          <w:sz w:val="21"/>
+          <w:sz w:val="22"/>
         </w:rPr>
         <w:t xml:space="preserve"> VÀ K</w:t>
       </w:r>
       <w:r>
         <w:rPr>
           <w:b/>
-          <w:color w:val="1B365D"/>
-          <w:sz w:val="21"/>
+          <w:sz w:val="22"/>
         </w:rPr>
         <w:t>Ỹ</w:t>
       </w:r>
       <w:r>
         <w:rPr>
           <w:b/>
-          <w:color w:val="1B365D"/>
-          <w:sz w:val="21"/>
+          <w:sz w:val="22"/>
         </w:rPr>
         <w:t xml:space="preserve"> THU</w:t>
       </w:r>
       <w:r>
         <w:rPr>
           <w:b/>
-          <w:color w:val="1B365D"/>
-          <w:sz w:val="21"/>
+          <w:sz w:val="22"/>
         </w:rPr>
         <w:t>Ậ</w:t>
       </w:r>
       <w:r>
         <w:rPr>
           <w:b/>
-          <w:color w:val="1B365D"/>
-          <w:sz w:val="21"/>
+          <w:sz w:val="22"/>
         </w:rPr>
         <w:t>T</w:t>
       </w:r>
       <w:r>
         <w:rPr>
           <w:b/>
-          <w:color w:val="1B365D"/>
-          <w:sz w:val="21"/>
+          <w:sz w:val="22"/>
         </w:rPr>
         <w:br/>
       </w:r>
       <w:r>
         <w:rPr>
           <w:b/>
-          <w:color w:val="1B365D"/>
-          <w:sz w:val="24"/>
+          <w:sz w:val="23"/>
         </w:rPr>
         <w:t>BÀI T</w:t>
       </w:r>
       <w:r>
         <w:rPr>
           <w:b/>
-          <w:color w:val="1B365D"/>
-          <w:sz w:val="24"/>
+          <w:sz w:val="23"/>
         </w:rPr>
         <w:t>Ậ</w:t>
       </w:r>
       <w:r>
         <w:rPr>
           <w:b/>
-          <w:color w:val="1B365D"/>
-          <w:sz w:val="24"/>
+          <w:sz w:val="23"/>
         </w:rPr>
         <w:t>P CHƯƠNG 1 (IN4211): THI</w:t>
       </w:r>
       <w:r>
         <w:rPr>
           <w:b/>
-          <w:color w:val="1B365D"/>
-          <w:sz w:val="24"/>
+          <w:sz w:val="23"/>
         </w:rPr>
         <w:t>Ế</w:t>
       </w:r>
       <w:r>
         <w:rPr>
           <w:b/>
-          <w:color w:val="1B365D"/>
-          <w:sz w:val="24"/>
+          <w:sz w:val="23"/>
         </w:rPr>
         <w:t>T K</w:t>
       </w:r>
       <w:r>
         <w:rPr>
           <w:b/>
-          <w:color w:val="1B365D"/>
-          <w:sz w:val="24"/>
+          <w:sz w:val="23"/>
         </w:rPr>
         <w:t>Ế</w:t>
       </w:r>
       <w:r>
         <w:rPr>
           <w:b/>
-          <w:color w:val="1B365D"/>
-          <w:sz w:val="24"/>
-        </w:rPr>
-        <w:t xml:space="preserve"> USER STORIES — DOMAIN EDUHUB</w:t>
-      </w:r>
-      <w:r>
-        <w:rPr>
-          <w:b/>
-          <w:color w:val="1B365D"/>
-          <w:sz w:val="24"/>
+          <w:sz w:val="23"/>
+        </w:rPr>
+        <w:t xml:space="preserve"> USER STORIES — H</w:t>
+      </w:r>
+      <w:r>
+        <w:rPr>
+          <w:b/>
+          <w:sz w:val="23"/>
+        </w:rPr>
+        <w:t>Ệ</w:t>
+      </w:r>
+      <w:r>
+        <w:rPr>
+          <w:b/>
+          <w:sz w:val="23"/>
+        </w:rPr>
+        <w:t xml:space="preserve"> TH</w:t>
+      </w:r>
+      <w:r>
+        <w:rPr>
+          <w:b/>
+          <w:sz w:val="23"/>
+        </w:rPr>
+        <w:t>Ố</w:t>
+      </w:r>
+      <w:r>
+        <w:rPr>
+          <w:b/>
+          <w:sz w:val="23"/>
+        </w:rPr>
+        <w:t>NG EDUHUB</w:t>
+      </w:r>
+      <w:r>
+        <w:rPr>
+          <w:b/>
+          <w:sz w:val="23"/>
         </w:rPr>
         <w:br/>
       </w:r>
       <w:r>
-        <w:rPr>
-          <w:b/>
-        </w:rPr>
-        <w:t xml:space="preserve">Sinh viên: </w:t>
-      </w:r>
-      <w:r>
-        <w:rPr>
-          <w:b/>
-          <w:color w:val="003366"/>
-        </w:rPr>
-        <w:t>Lê Tu</w:t>
-      </w:r>
-      <w:r>
-        <w:rPr>
-          <w:b/>
-          <w:color w:val="003366"/>
-        </w:rPr>
+        <w:t>H</w:t>
+      </w:r>
+      <w:r>
+        <w:t>ọ</w:t>
+      </w:r>
+      <w:r>
+        <w:t xml:space="preserve"> tên: Lê Tu</w:t>
+      </w:r>
+      <w:r>
         <w:t>ấ</w:t>
       </w:r>
       <w:r>
-        <w:rPr>
-          <w:b/>
-          <w:color w:val="003366"/>
-        </w:rPr>
         <w:t>n Ki</w:t>
       </w:r>
       <w:r>
-        <w:rPr>
-          <w:b/>
-          <w:color w:val="003366"/>
-        </w:rPr>
         <w:t>ệ</w:t>
       </w:r>
       <w:r>
-        <w:rPr>
-          <w:b/>
-          <w:color w:val="003366"/>
-        </w:rPr>
-        <w:t xml:space="preserve">t  </w:t>
-      </w:r>
-      <w:r>
-        <w:rPr>
-          <w:b/>
-        </w:rPr>
-        <w:t xml:space="preserve">|  MSSV: </w:t>
-      </w:r>
-      <w:r>
-        <w:rPr>
-          <w:b/>
-          <w:color w:val="B22222"/>
-        </w:rPr>
-        <w:t xml:space="preserve">0024417193  </w:t>
-      </w:r>
-      <w:r>
-        <w:rPr>
-          <w:b/>
-        </w:rPr>
-        <w:t xml:space="preserve">|  GVHD: </w:t>
-      </w:r>
-      <w:r>
-        <w:t>ThS. Nguy</w:t>
+        <w:t>t   |   MSSV: 0024417193   |   GVHD: ThS. Nguy</w:t>
       </w:r>
       <w:r>
         <w:t>ễ</w:t>
@@ -288,4780 +249,2580 @@
       </w:pPr>
       <w:r>
         <w:rPr>
-          <w:i/>
-          <w:color w:val="555555"/>
           <w:sz w:val="17"/>
         </w:rPr>
-        <w:t>(*) Yêu c</w:t>
-      </w:r>
-      <w:r>
-        <w:rPr>
-          <w:i/>
-          <w:color w:val="555555"/>
-          <w:sz w:val="17"/>
-        </w:rPr>
-        <w:t>ầ</w:t>
-      </w:r>
-      <w:r>
-        <w:rPr>
-          <w:i/>
-          <w:color w:val="555555"/>
-          <w:sz w:val="17"/>
-        </w:rPr>
-        <w:t>u: Vi</w:t>
-      </w:r>
-      <w:r>
-        <w:rPr>
-          <w:i/>
-          <w:color w:val="555555"/>
-          <w:sz w:val="17"/>
-        </w:rPr>
-        <w:t>ế</w:t>
-      </w:r>
-      <w:r>
-        <w:rPr>
-          <w:i/>
-          <w:color w:val="555555"/>
-          <w:sz w:val="17"/>
-        </w:rPr>
-        <w:t>t 5 User Story đ</w:t>
-      </w:r>
-      <w:r>
-        <w:rPr>
-          <w:i/>
-          <w:color w:val="555555"/>
-          <w:sz w:val="17"/>
-        </w:rPr>
-        <w:t>ủ</w:t>
-      </w:r>
-      <w:r>
-        <w:rPr>
-          <w:i/>
-          <w:color w:val="555555"/>
-          <w:sz w:val="17"/>
-        </w:rPr>
-        <w:t xml:space="preserve"> 3 vai trò, không </w:t>
-      </w:r>
-      <w:r>
-        <w:rPr>
-          <w:i/>
-          <w:color w:val="555555"/>
-          <w:sz w:val="17"/>
-        </w:rPr>
-        <w:t>trùng story m</w:t>
-      </w:r>
-      <w:r>
-        <w:rPr>
-          <w:i/>
-          <w:color w:val="555555"/>
-          <w:sz w:val="17"/>
-        </w:rPr>
-        <w:t>ẫ</w:t>
-      </w:r>
-      <w:r>
-        <w:rPr>
-          <w:i/>
-          <w:color w:val="555555"/>
-          <w:sz w:val="17"/>
-        </w:rPr>
-        <w:t>u (US01-06), đ</w:t>
-      </w:r>
-      <w:r>
-        <w:rPr>
-          <w:i/>
-          <w:color w:val="555555"/>
-          <w:sz w:val="17"/>
-        </w:rPr>
-        <w:t>ầ</w:t>
-      </w:r>
-      <w:r>
-        <w:rPr>
-          <w:i/>
-          <w:color w:val="555555"/>
-          <w:sz w:val="17"/>
-        </w:rPr>
-        <w:t>y đ</w:t>
-      </w:r>
-      <w:r>
-        <w:rPr>
-          <w:i/>
-          <w:color w:val="555555"/>
-          <w:sz w:val="17"/>
-        </w:rPr>
-        <w:t>ủ</w:t>
-      </w:r>
-      <w:r>
-        <w:rPr>
-          <w:i/>
-          <w:color w:val="555555"/>
-          <w:sz w:val="17"/>
-        </w:rPr>
-        <w:t xml:space="preserve"> tiêu chí nghi</w:t>
-      </w:r>
-      <w:r>
-        <w:rPr>
-          <w:i/>
-          <w:color w:val="555555"/>
-          <w:sz w:val="17"/>
-        </w:rPr>
-        <w:t>ệ</w:t>
-      </w:r>
-      <w:r>
-        <w:rPr>
-          <w:i/>
-          <w:color w:val="555555"/>
-          <w:sz w:val="17"/>
-        </w:rPr>
-        <w:t>m thu Given-When-Then.</w:t>
-      </w:r>
-    </w:p>
-    <w:tbl>
-      <w:tblPr>
-        <w:tblW w:w="0" w:type="auto"/>
-        <w:jc w:val="center"/>
-        <w:tblBorders>
-          <w:top w:val="single" w:sz="4" w:space="0" w:color="A0AEC0"/>
-          <w:left w:val="single" w:sz="4" w:space="0" w:color="A0AEC0"/>
-          <w:bottom w:val="single" w:sz="4" w:space="0" w:color="A0AEC0"/>
-          <w:right w:val="single" w:sz="4" w:space="0" w:color="A0AEC0"/>
-          <w:insideH w:val="single" w:sz="4" w:space="0" w:color="A0AEC0"/>
-          <w:insideV w:val="single" w:sz="4" w:space="0" w:color="A0AEC0"/>
-        </w:tblBorders>
-        <w:tblLayout w:type="fixed"/>
-        <w:tblLook w:val="04A0" w:firstRow="1" w:lastRow="0" w:firstColumn="1" w:lastColumn="0" w:noHBand="0" w:noVBand="1"/>
-      </w:tblPr>
-      <w:tblGrid>
-        <w:gridCol w:w="1656"/>
-        <w:gridCol w:w="3240"/>
-        <w:gridCol w:w="4277"/>
-        <w:gridCol w:w="1296"/>
-      </w:tblGrid>
-      <w:tr>
-        <w:trPr>
-          <w:jc w:val="center"/>
-        </w:trPr>
-        <w:tc>
-          <w:tcPr>
-            <w:tcW w:w="1656" w:type="dxa"/>
-            <w:shd w:val="clear" w:color="auto" w:fill="1B365D"/>
-            <w:tcMar>
-              <w:top w:w="50" w:type="dxa"/>
-              <w:left w:w="50" w:type="dxa"/>
-              <w:bottom w:w="50" w:type="dxa"/>
-              <w:right w:w="50" w:type="dxa"/>
-            </w:tcMar>
-          </w:tcPr>
-          <w:p>
-            <w:pPr>
-              <w:spacing w:after="0" w:line="240" w:lineRule="auto"/>
-              <w:jc w:val="center"/>
-            </w:pPr>
-            <w:r>
-              <w:rPr>
-                <w:b/>
-                <w:color w:val="FFFFFF"/>
-              </w:rPr>
-              <w:t>Vai trò</w:t>
-            </w:r>
-            <w:r>
-              <w:rPr>
-                <w:b/>
-                <w:color w:val="FFFFFF"/>
-              </w:rPr>
-              <w:br/>
-              <w:t>(Actor)</w:t>
-            </w:r>
-          </w:p>
-        </w:tc>
-        <w:tc>
-          <w:tcPr>
-            <w:tcW w:w="3240" w:type="dxa"/>
-            <w:shd w:val="clear" w:color="auto" w:fill="1B365D"/>
-            <w:tcMar>
-              <w:top w:w="50" w:type="dxa"/>
-              <w:left w:w="50" w:type="dxa"/>
-              <w:bottom w:w="50" w:type="dxa"/>
-              <w:right w:w="50" w:type="dxa"/>
-            </w:tcMar>
-          </w:tcPr>
-          <w:p>
-            <w:pPr>
-              <w:spacing w:after="0" w:line="240" w:lineRule="auto"/>
-              <w:jc w:val="center"/>
-            </w:pPr>
-            <w:r>
-              <w:rPr>
-                <w:b/>
-                <w:color w:val="FFFFFF"/>
-              </w:rPr>
-              <w:t>User Story</w:t>
-            </w:r>
-            <w:r>
-              <w:rPr>
-                <w:b/>
-                <w:color w:val="FFFFFF"/>
-              </w:rPr>
-              <w:br/>
-              <w:t>(Là ai... mu</w:t>
-            </w:r>
-            <w:r>
-              <w:rPr>
-                <w:b/>
-                <w:color w:val="FFFFFF"/>
-              </w:rPr>
-              <w:t>ố</w:t>
-            </w:r>
-            <w:r>
-              <w:rPr>
-                <w:b/>
-                <w:color w:val="FFFFFF"/>
-              </w:rPr>
-              <w:t>n gì... đ</w:t>
-            </w:r>
-            <w:r>
-              <w:rPr>
-                <w:b/>
-                <w:color w:val="FFFFFF"/>
-              </w:rPr>
-              <w:t>ể</w:t>
-            </w:r>
-            <w:r>
-              <w:rPr>
-                <w:b/>
-                <w:color w:val="FFFFFF"/>
-              </w:rPr>
-              <w:t xml:space="preserve"> làm gì...)</w:t>
-            </w:r>
-          </w:p>
-        </w:tc>
-        <w:tc>
-          <w:tcPr>
-            <w:tcW w:w="4277" w:type="dxa"/>
-            <w:shd w:val="clear" w:color="auto" w:fill="1B365D"/>
-            <w:tcMar>
-              <w:top w:w="50" w:type="dxa"/>
-              <w:left w:w="50" w:type="dxa"/>
-              <w:bottom w:w="50" w:type="dxa"/>
-              <w:right w:w="50" w:type="dxa"/>
-            </w:tcMar>
-          </w:tcPr>
-          <w:p>
-            <w:pPr>
-              <w:spacing w:after="0" w:line="240" w:lineRule="auto"/>
-              <w:jc w:val="center"/>
-            </w:pPr>
-            <w:r>
-              <w:rPr>
-                <w:b/>
-                <w:color w:val="FFFFFF"/>
-              </w:rPr>
-              <w:t>Tiêu chí nghi</w:t>
-            </w:r>
-            <w:r>
-              <w:rPr>
-                <w:b/>
-                <w:color w:val="FFFFFF"/>
-              </w:rPr>
-              <w:t>ệ</w:t>
-            </w:r>
-            <w:r>
-              <w:rPr>
-                <w:b/>
-                <w:color w:val="FFFFFF"/>
-              </w:rPr>
-              <w:t>m thu</w:t>
-            </w:r>
-            <w:r>
-              <w:rPr>
-                <w:b/>
-                <w:color w:val="FFFFFF"/>
-              </w:rPr>
-              <w:br/>
-              <w:t>(Acceptance Criteria: Given — When — Then)</w:t>
-            </w:r>
-          </w:p>
-        </w:tc>
-        <w:tc>
-          <w:tcPr>
-            <w:tcW w:w="1296" w:type="dxa"/>
-            <w:shd w:val="clear" w:color="auto" w:fill="1B365D"/>
-            <w:tcMar>
-              <w:top w:w="50" w:type="dxa"/>
-              <w:left w:w="50" w:type="dxa"/>
-              <w:bottom w:w="50" w:type="dxa"/>
-              <w:right w:w="50" w:type="dxa"/>
-            </w:tcMar>
-          </w:tcPr>
-          <w:p>
-            <w:pPr>
-              <w:spacing w:after="0" w:line="240" w:lineRule="auto"/>
-              <w:jc w:val="center"/>
-            </w:pPr>
-            <w:r>
-              <w:rPr>
-                <w:b/>
-                <w:color w:val="FFFFFF"/>
-              </w:rPr>
-              <w:t>Domain OOP</w:t>
-            </w:r>
-            <w:r>
-              <w:rPr>
-                <w:b/>
-                <w:color w:val="FFFFFF"/>
-              </w:rPr>
-              <w:br/>
-              <w:t>(Entity &amp; Logic)</w:t>
-            </w:r>
-          </w:p>
-        </w:tc>
-      </w:tr>
-      <w:tr>
-        <w:trPr>
-          <w:jc w:val="center"/>
-        </w:trPr>
-        <w:tc>
-          <w:tcPr>
-            <w:tcW w:w="1656" w:type="dxa"/>
-            <w:shd w:val="clear" w:color="auto" w:fill="FFFFFF"/>
-            <w:tcMar>
-              <w:top w:w="35" w:type="dxa"/>
-              <w:left w:w="45" w:type="dxa"/>
-              <w:bottom w:w="35" w:type="dxa"/>
-              <w:right w:w="45" w:type="dxa"/>
-            </w:tcMar>
-          </w:tcPr>
-          <w:p>
-            <w:pPr>
-              <w:spacing w:after="0"/>
-              <w:jc w:val="center"/>
-            </w:pPr>
-            <w:r>
-              <w:rPr>
-                <w:b/>
-                <w:color w:val="1B365D"/>
-                <w:sz w:val="19"/>
-              </w:rPr>
-              <w:t>US-01</w:t>
-            </w:r>
-            <w:r>
-              <w:rPr>
-                <w:b/>
-                <w:color w:val="1B365D"/>
-                <w:sz w:val="19"/>
-              </w:rPr>
-              <w:br/>
-            </w:r>
-            <w:r>
-              <w:rPr>
-                <w:b/>
-                <w:sz w:val="17"/>
-              </w:rPr>
-              <w:t>🎓</w:t>
-            </w:r>
-            <w:r>
-              <w:rPr>
-                <w:b/>
-                <w:sz w:val="17"/>
-              </w:rPr>
-              <w:t xml:space="preserve"> Sinh viên</w:t>
-            </w:r>
-            <w:r>
-              <w:rPr>
-                <w:b/>
-                <w:sz w:val="17"/>
-              </w:rPr>
-              <w:br/>
-              <w:t>(Member)</w:t>
-            </w:r>
-          </w:p>
-        </w:tc>
-        <w:tc>
-          <w:tcPr>
-            <w:tcW w:w="3240" w:type="dxa"/>
-            <w:shd w:val="clear" w:color="auto" w:fill="FFFFFF"/>
-            <w:tcMar>
-              <w:top w:w="35" w:type="dxa"/>
-              <w:left w:w="45" w:type="dxa"/>
-              <w:bottom w:w="35" w:type="dxa"/>
-              <w:right w:w="45" w:type="dxa"/>
-            </w:tcMar>
-          </w:tcPr>
-          <w:p>
-            <w:pPr>
-              <w:spacing w:after="0"/>
-            </w:pPr>
-            <w:r>
-              <w:rPr>
-                <w:i/>
-                <w:sz w:val="17"/>
-              </w:rPr>
-              <w:t>“Là Sinh viên đã đăng ký s</w:t>
-            </w:r>
-            <w:r>
-              <w:rPr>
-                <w:i/>
-                <w:sz w:val="17"/>
-              </w:rPr>
-              <w:t>ự</w:t>
-            </w:r>
-            <w:r>
-              <w:rPr>
-                <w:i/>
-                <w:sz w:val="17"/>
-              </w:rPr>
-              <w:t xml:space="preserve"> ki</w:t>
-            </w:r>
-            <w:r>
-              <w:rPr>
-                <w:i/>
-                <w:sz w:val="17"/>
-              </w:rPr>
-              <w:t>ệ</w:t>
-            </w:r>
-            <w:r>
-              <w:rPr>
-                <w:i/>
-                <w:sz w:val="17"/>
-              </w:rPr>
-              <w:t>n,</w:t>
-            </w:r>
-            <w:r>
-              <w:rPr>
-                <w:i/>
-                <w:sz w:val="17"/>
-              </w:rPr>
-              <w:br/>
-              <w:t>tôi mu</w:t>
-            </w:r>
-            <w:r>
-              <w:rPr>
-                <w:i/>
-                <w:sz w:val="17"/>
-              </w:rPr>
-              <w:t>ố</w:t>
-            </w:r>
-            <w:r>
-              <w:rPr>
-                <w:i/>
-                <w:sz w:val="17"/>
-              </w:rPr>
-              <w:t>n h</w:t>
-            </w:r>
-            <w:r>
-              <w:rPr>
-                <w:i/>
-                <w:sz w:val="17"/>
-              </w:rPr>
-              <w:t>ủ</w:t>
-            </w:r>
-            <w:r>
-              <w:rPr>
-                <w:i/>
-                <w:sz w:val="17"/>
-              </w:rPr>
-              <w:t>y phi</w:t>
-            </w:r>
-            <w:r>
-              <w:rPr>
-                <w:i/>
-                <w:sz w:val="17"/>
-              </w:rPr>
-              <w:t>ế</w:t>
-            </w:r>
-            <w:r>
-              <w:rPr>
-                <w:i/>
-                <w:sz w:val="17"/>
-              </w:rPr>
-              <w:t>u đăng ký trư</w:t>
-            </w:r>
-            <w:r>
-              <w:rPr>
-                <w:i/>
-                <w:sz w:val="17"/>
-              </w:rPr>
-              <w:t>ớ</w:t>
-            </w:r>
-            <w:r>
-              <w:rPr>
-                <w:i/>
-                <w:sz w:val="17"/>
-              </w:rPr>
-              <w:t>c ngày di</w:t>
-            </w:r>
-            <w:r>
-              <w:rPr>
-                <w:i/>
-                <w:sz w:val="17"/>
-              </w:rPr>
-              <w:t>ễ</w:t>
-            </w:r>
-            <w:r>
-              <w:rPr>
-                <w:i/>
-                <w:sz w:val="17"/>
-              </w:rPr>
-              <w:t>n ra khi có l</w:t>
-            </w:r>
-            <w:r>
-              <w:rPr>
-                <w:i/>
-                <w:sz w:val="17"/>
-              </w:rPr>
-              <w:t>ị</w:t>
-            </w:r>
-            <w:r>
-              <w:rPr>
-                <w:i/>
-                <w:sz w:val="17"/>
-              </w:rPr>
-              <w:t>ch b</w:t>
-            </w:r>
-            <w:r>
-              <w:rPr>
-                <w:i/>
-                <w:sz w:val="17"/>
-              </w:rPr>
-              <w:t>ậ</w:t>
-            </w:r>
-            <w:r>
-              <w:rPr>
-                <w:i/>
-                <w:sz w:val="17"/>
-              </w:rPr>
-              <w:t>n đ</w:t>
-            </w:r>
-            <w:r>
-              <w:rPr>
-                <w:i/>
-                <w:sz w:val="17"/>
-              </w:rPr>
-              <w:t>ộ</w:t>
-            </w:r>
-            <w:r>
-              <w:rPr>
-                <w:i/>
-                <w:sz w:val="17"/>
-              </w:rPr>
-              <w:t>t xu</w:t>
-            </w:r>
-            <w:r>
-              <w:rPr>
-                <w:i/>
-                <w:sz w:val="17"/>
-              </w:rPr>
-              <w:t>ấ</w:t>
-            </w:r>
-            <w:r>
-              <w:rPr>
-                <w:i/>
-                <w:sz w:val="17"/>
-              </w:rPr>
-              <w:t>t,</w:t>
-            </w:r>
-            <w:r>
-              <w:rPr>
-                <w:i/>
-                <w:sz w:val="17"/>
-              </w:rPr>
-              <w:br/>
-              <w:t>đ</w:t>
-            </w:r>
-            <w:r>
-              <w:rPr>
-                <w:i/>
-                <w:sz w:val="17"/>
-              </w:rPr>
-              <w:t>ể</w:t>
-            </w:r>
-            <w:r>
-              <w:rPr>
-                <w:i/>
-                <w:sz w:val="17"/>
-              </w:rPr>
-              <w:t xml:space="preserve"> như</w:t>
-            </w:r>
-            <w:r>
-              <w:rPr>
-                <w:i/>
-                <w:sz w:val="17"/>
-              </w:rPr>
-              <w:t>ờ</w:t>
-            </w:r>
-            <w:r>
-              <w:rPr>
-                <w:i/>
-                <w:sz w:val="17"/>
-              </w:rPr>
-              <w:t>ng su</w:t>
-            </w:r>
-            <w:r>
-              <w:rPr>
-                <w:i/>
-                <w:sz w:val="17"/>
-              </w:rPr>
-              <w:t>ấ</w:t>
-            </w:r>
-            <w:r>
-              <w:rPr>
-                <w:i/>
-                <w:sz w:val="17"/>
-              </w:rPr>
-              <w:t>t tham gia cho ngư</w:t>
-            </w:r>
-            <w:r>
-              <w:rPr>
-                <w:i/>
-                <w:sz w:val="17"/>
-              </w:rPr>
-              <w:t>ờ</w:t>
-            </w:r>
-            <w:r>
-              <w:rPr>
-                <w:i/>
-                <w:sz w:val="17"/>
-              </w:rPr>
-              <w:t>i khác và gi</w:t>
-            </w:r>
-            <w:r>
-              <w:rPr>
-                <w:i/>
-                <w:sz w:val="17"/>
-              </w:rPr>
-              <w:t>ữ</w:t>
-            </w:r>
-            <w:r>
-              <w:rPr>
-                <w:i/>
-                <w:sz w:val="17"/>
-              </w:rPr>
-              <w:t xml:space="preserve"> uy tín cá nhân.”</w:t>
-            </w:r>
-          </w:p>
-        </w:tc>
-        <w:tc>
-          <w:tcPr>
-            <w:tcW w:w="4277" w:type="dxa"/>
-            <w:shd w:val="clear" w:color="auto" w:fill="FFFFFF"/>
-            <w:tcMar>
-              <w:top w:w="35" w:type="dxa"/>
-              <w:left w:w="45" w:type="dxa"/>
-              <w:bottom w:w="35" w:type="dxa"/>
-              <w:right w:w="45" w:type="dxa"/>
-            </w:tcMar>
-          </w:tcPr>
-          <w:p>
-            <w:pPr>
-              <w:spacing w:after="0"/>
-            </w:pPr>
-            <w:r>
-              <w:rPr>
-                <w:b/>
-                <w:color w:val="0A5C36"/>
-                <w:sz w:val="16"/>
-              </w:rPr>
-              <w:t>• TC1 (H</w:t>
-            </w:r>
-            <w:r>
-              <w:rPr>
-                <w:b/>
-                <w:color w:val="0A5C36"/>
-                <w:sz w:val="16"/>
-              </w:rPr>
-              <w:t>ợ</w:t>
-            </w:r>
-            <w:r>
-              <w:rPr>
-                <w:b/>
-                <w:color w:val="0A5C36"/>
-                <w:sz w:val="16"/>
-              </w:rPr>
-              <w:t>p l</w:t>
-            </w:r>
-            <w:r>
-              <w:rPr>
-                <w:b/>
-                <w:color w:val="0A5C36"/>
-                <w:sz w:val="16"/>
-              </w:rPr>
-              <w:t>ệ</w:t>
-            </w:r>
-            <w:r>
-              <w:rPr>
-                <w:b/>
-                <w:color w:val="0A5C36"/>
-                <w:sz w:val="16"/>
-              </w:rPr>
-              <w:t xml:space="preserve">): </w:t>
-            </w:r>
-            <w:r>
-              <w:rPr>
-                <w:sz w:val="16"/>
-              </w:rPr>
-              <w:t>Given phi</w:t>
-            </w:r>
-            <w:r>
-              <w:rPr>
-                <w:sz w:val="16"/>
-              </w:rPr>
-              <w:t>ế</w:t>
-            </w:r>
-            <w:r>
-              <w:rPr>
-                <w:sz w:val="16"/>
-              </w:rPr>
-              <w:t xml:space="preserve">u </w:t>
-            </w:r>
-            <w:r>
-              <w:rPr>
-                <w:sz w:val="16"/>
-              </w:rPr>
-              <w:t>ở</w:t>
-            </w:r>
-            <w:r>
-              <w:rPr>
-                <w:sz w:val="16"/>
-              </w:rPr>
-              <w:t xml:space="preserve"> tr</w:t>
-            </w:r>
-            <w:r>
-              <w:rPr>
-                <w:sz w:val="16"/>
-              </w:rPr>
-              <w:t>ạ</w:t>
-            </w:r>
-            <w:r>
-              <w:rPr>
-                <w:sz w:val="16"/>
-              </w:rPr>
-              <w:t>ng thái Pending/Confirmed; When sinh viên g</w:t>
-            </w:r>
-            <w:r>
-              <w:rPr>
-                <w:sz w:val="16"/>
-              </w:rPr>
-              <w:t>ọ</w:t>
-            </w:r>
-            <w:r>
-              <w:rPr>
-                <w:sz w:val="16"/>
-              </w:rPr>
-              <w:t>i Cancel(); Then tr</w:t>
-            </w:r>
-            <w:r>
-              <w:rPr>
-                <w:sz w:val="16"/>
-              </w:rPr>
-              <w:t>ạ</w:t>
-            </w:r>
-            <w:r>
-              <w:rPr>
-                <w:sz w:val="16"/>
-              </w:rPr>
-              <w:t>ng thái đ</w:t>
-            </w:r>
-            <w:r>
-              <w:rPr>
-                <w:sz w:val="16"/>
-              </w:rPr>
-              <w:t>ổ</w:t>
-            </w:r>
-            <w:r>
-              <w:rPr>
-                <w:sz w:val="16"/>
-              </w:rPr>
-              <w:t>i thành Cancelled, s</w:t>
-            </w:r>
-            <w:r>
-              <w:rPr>
-                <w:sz w:val="16"/>
-              </w:rPr>
-              <w:t>ự</w:t>
-            </w:r>
-            <w:r>
-              <w:rPr>
-                <w:sz w:val="16"/>
-              </w:rPr>
-              <w:t xml:space="preserve"> ki</w:t>
-            </w:r>
-            <w:r>
-              <w:rPr>
-                <w:sz w:val="16"/>
-              </w:rPr>
-              <w:t>ệ</w:t>
-            </w:r>
-            <w:r>
-              <w:rPr>
-                <w:sz w:val="16"/>
-              </w:rPr>
-              <w:t>n đư</w:t>
-            </w:r>
-            <w:r>
-              <w:rPr>
-                <w:sz w:val="16"/>
-              </w:rPr>
-              <w:t>ợ</w:t>
-            </w:r>
-            <w:r>
-              <w:rPr>
-                <w:sz w:val="16"/>
-              </w:rPr>
-              <w:t>c hoàn l</w:t>
-            </w:r>
-            <w:r>
-              <w:rPr>
-                <w:sz w:val="16"/>
-              </w:rPr>
-              <w:t>ạ</w:t>
-            </w:r>
-            <w:r>
-              <w:rPr>
-                <w:sz w:val="16"/>
-              </w:rPr>
-              <w:t>i +1 ch</w:t>
-            </w:r>
-            <w:r>
-              <w:rPr>
-                <w:sz w:val="16"/>
-              </w:rPr>
-              <w:t>ỗ</w:t>
-            </w:r>
-            <w:r>
-              <w:rPr>
-                <w:sz w:val="16"/>
-              </w:rPr>
-              <w:t xml:space="preserve"> tr</w:t>
-            </w:r>
-            <w:r>
-              <w:rPr>
-                <w:sz w:val="16"/>
-              </w:rPr>
-              <w:t>ố</w:t>
-            </w:r>
-            <w:r>
-              <w:rPr>
-                <w:sz w:val="16"/>
-              </w:rPr>
-              <w:t>ng kh</w:t>
-            </w:r>
-            <w:r>
-              <w:rPr>
-                <w:sz w:val="16"/>
-              </w:rPr>
-              <w:t>ả</w:t>
-            </w:r>
-            <w:r>
-              <w:rPr>
-                <w:sz w:val="16"/>
-              </w:rPr>
-              <w:t xml:space="preserve"> d</w:t>
-            </w:r>
-            <w:r>
-              <w:rPr>
-                <w:sz w:val="16"/>
-              </w:rPr>
-              <w:t>ụ</w:t>
-            </w:r>
-            <w:r>
-              <w:rPr>
-                <w:sz w:val="16"/>
-              </w:rPr>
-              <w:t>ng.</w:t>
-            </w:r>
-            <w:r>
-              <w:br/>
-            </w:r>
-            <w:r>
-              <w:rPr>
-                <w:b/>
-                <w:color w:val="990000"/>
-                <w:sz w:val="16"/>
-              </w:rPr>
-              <w:t>• TC2 (Ngo</w:t>
-            </w:r>
-            <w:r>
-              <w:rPr>
-                <w:b/>
-                <w:color w:val="990000"/>
-                <w:sz w:val="16"/>
-              </w:rPr>
-              <w:t>ạ</w:t>
-            </w:r>
-            <w:r>
-              <w:rPr>
-                <w:b/>
-                <w:color w:val="990000"/>
-                <w:sz w:val="16"/>
-              </w:rPr>
-              <w:t>i l</w:t>
-            </w:r>
-            <w:r>
-              <w:rPr>
-                <w:b/>
-                <w:color w:val="990000"/>
-                <w:sz w:val="16"/>
-              </w:rPr>
-              <w:t>ệ</w:t>
-            </w:r>
-            <w:r>
-              <w:rPr>
-                <w:b/>
-                <w:color w:val="990000"/>
-                <w:sz w:val="16"/>
-              </w:rPr>
-              <w:t>/L</w:t>
-            </w:r>
-            <w:r>
-              <w:rPr>
-                <w:b/>
-                <w:color w:val="990000"/>
-                <w:sz w:val="16"/>
-              </w:rPr>
-              <w:t>ỗ</w:t>
-            </w:r>
-            <w:r>
-              <w:rPr>
-                <w:b/>
-                <w:color w:val="990000"/>
-                <w:sz w:val="16"/>
-              </w:rPr>
-              <w:t xml:space="preserve">i): </w:t>
-            </w:r>
-            <w:r>
-              <w:rPr>
-                <w:sz w:val="16"/>
-              </w:rPr>
-              <w:t>Given phi</w:t>
-            </w:r>
-            <w:r>
-              <w:rPr>
-                <w:sz w:val="16"/>
-              </w:rPr>
-              <w:t>ế</w:t>
-            </w:r>
-            <w:r>
-              <w:rPr>
-                <w:sz w:val="16"/>
-              </w:rPr>
-              <w:t>u đã Cancelled ho</w:t>
-            </w:r>
-            <w:r>
-              <w:rPr>
-                <w:sz w:val="16"/>
-              </w:rPr>
-              <w:t>ặ</w:t>
-            </w:r>
-            <w:r>
-              <w:rPr>
-                <w:sz w:val="16"/>
-              </w:rPr>
-              <w:t>c đã CheckIn; When g</w:t>
-            </w:r>
-            <w:r>
-              <w:rPr>
-                <w:sz w:val="16"/>
-              </w:rPr>
-              <w:t>ọ</w:t>
-            </w:r>
-            <w:r>
-              <w:rPr>
-                <w:sz w:val="16"/>
-              </w:rPr>
-              <w:t>i Cancel(); Then h</w:t>
-            </w:r>
-            <w:r>
-              <w:rPr>
-                <w:sz w:val="16"/>
-              </w:rPr>
-              <w:t>ệ</w:t>
-            </w:r>
-            <w:r>
-              <w:rPr>
-                <w:sz w:val="16"/>
-              </w:rPr>
-              <w:t xml:space="preserve"> th</w:t>
-            </w:r>
-            <w:r>
-              <w:rPr>
-                <w:sz w:val="16"/>
-              </w:rPr>
-              <w:t>ố</w:t>
-            </w:r>
-            <w:r>
-              <w:rPr>
-                <w:sz w:val="16"/>
-              </w:rPr>
-              <w:t>ng ném InvalidOperationException t</w:t>
-            </w:r>
-            <w:r>
-              <w:rPr>
-                <w:sz w:val="16"/>
-              </w:rPr>
-              <w:t>ừ</w:t>
-            </w:r>
-            <w:r>
-              <w:rPr>
-                <w:sz w:val="16"/>
-              </w:rPr>
-              <w:t xml:space="preserve"> ch</w:t>
-            </w:r>
-            <w:r>
-              <w:rPr>
-                <w:sz w:val="16"/>
-              </w:rPr>
-              <w:t>ố</w:t>
-            </w:r>
-            <w:r>
-              <w:rPr>
-                <w:sz w:val="16"/>
-              </w:rPr>
-              <w:t>i h</w:t>
-            </w:r>
-            <w:r>
-              <w:rPr>
-                <w:sz w:val="16"/>
-              </w:rPr>
-              <w:t>ủ</w:t>
-            </w:r>
-            <w:r>
-              <w:rPr>
-                <w:sz w:val="16"/>
-              </w:rPr>
-              <w:t>y.</w:t>
-            </w:r>
-          </w:p>
-        </w:tc>
-        <w:tc>
-          <w:tcPr>
-            <w:tcW w:w="1296" w:type="dxa"/>
-            <w:shd w:val="clear" w:color="auto" w:fill="FFFFFF"/>
-            <w:tcMar>
-              <w:top w:w="35" w:type="dxa"/>
-              <w:left w:w="45" w:type="dxa"/>
-              <w:bottom w:w="35" w:type="dxa"/>
-              <w:right w:w="45" w:type="dxa"/>
-            </w:tcMar>
-          </w:tcPr>
-          <w:p>
-            <w:pPr>
-              <w:spacing w:after="0"/>
-              <w:jc w:val="center"/>
-            </w:pPr>
-            <w:r>
-              <w:rPr>
-                <w:b/>
-                <w:color w:val="333333"/>
-                <w:sz w:val="16"/>
-              </w:rPr>
-              <w:t>Registration</w:t>
-            </w:r>
-            <w:r>
-              <w:rPr>
-                <w:b/>
-                <w:color w:val="333333"/>
-                <w:sz w:val="16"/>
-              </w:rPr>
-              <w:br/>
-              <w:t>(Cancel(), Status: Cancelled)</w:t>
-            </w:r>
-            <w:r>
-              <w:rPr>
-                <w:b/>
-                <w:color w:val="333333"/>
-                <w:sz w:val="16"/>
-              </w:rPr>
-              <w:br/>
-            </w:r>
-            <w:r>
-              <w:rPr>
-                <w:b/>
-                <w:color w:val="333333"/>
-                <w:sz w:val="16"/>
-              </w:rPr>
-              <w:br/>
-              <w:t>Event</w:t>
-            </w:r>
-            <w:r>
-              <w:rPr>
-                <w:b/>
-                <w:color w:val="333333"/>
-                <w:sz w:val="16"/>
-              </w:rPr>
-              <w:br/>
-              <w:t>(+1 Capacity)</w:t>
-            </w:r>
-          </w:p>
-        </w:tc>
-      </w:tr>
-      <w:tr>
-        <w:trPr>
-          <w:jc w:val="center"/>
-        </w:trPr>
-        <w:tc>
-          <w:tcPr>
-            <w:tcW w:w="1656" w:type="dxa"/>
-            <w:shd w:val="clear" w:color="auto" w:fill="F8FAFC"/>
-            <w:tcMar>
-              <w:top w:w="35" w:type="dxa"/>
-              <w:left w:w="45" w:type="dxa"/>
-              <w:bottom w:w="35" w:type="dxa"/>
-              <w:right w:w="45" w:type="dxa"/>
-            </w:tcMar>
-          </w:tcPr>
-          <w:p>
-            <w:pPr>
-              <w:spacing w:after="0"/>
-              <w:jc w:val="center"/>
-            </w:pPr>
-            <w:r>
-              <w:rPr>
-                <w:b/>
-                <w:color w:val="1B365D"/>
-                <w:sz w:val="19"/>
-              </w:rPr>
-              <w:t>US-02</w:t>
-            </w:r>
-            <w:r>
-              <w:rPr>
-                <w:b/>
-                <w:color w:val="1B365D"/>
-                <w:sz w:val="19"/>
-              </w:rPr>
-              <w:br/>
-            </w:r>
-            <w:r>
-              <w:rPr>
-                <w:b/>
-                <w:sz w:val="17"/>
-              </w:rPr>
-              <w:t>🎓</w:t>
-            </w:r>
-            <w:r>
-              <w:rPr>
-                <w:b/>
-                <w:sz w:val="17"/>
-              </w:rPr>
-              <w:t xml:space="preserve"> Sinh viên</w:t>
-            </w:r>
-            <w:r>
-              <w:rPr>
-                <w:b/>
-                <w:sz w:val="17"/>
-              </w:rPr>
-              <w:br/>
-              <w:t>(Member)</w:t>
-            </w:r>
-          </w:p>
-        </w:tc>
-        <w:tc>
-          <w:tcPr>
-            <w:tcW w:w="3240" w:type="dxa"/>
-            <w:shd w:val="clear" w:color="auto" w:fill="F8FAFC"/>
-            <w:tcMar>
-              <w:top w:w="35" w:type="dxa"/>
-              <w:left w:w="45" w:type="dxa"/>
-              <w:bottom w:w="35" w:type="dxa"/>
-              <w:right w:w="45" w:type="dxa"/>
-            </w:tcMar>
-          </w:tcPr>
-          <w:p>
-            <w:pPr>
-              <w:spacing w:after="0"/>
-            </w:pPr>
-            <w:r>
-              <w:rPr>
-                <w:i/>
-                <w:sz w:val="17"/>
-              </w:rPr>
-              <w:t>“Là Sinh viên,</w:t>
-            </w:r>
-            <w:r>
-              <w:rPr>
-                <w:i/>
-                <w:sz w:val="17"/>
-              </w:rPr>
-              <w:br/>
-              <w:t>tôi mu</w:t>
-            </w:r>
-            <w:r>
-              <w:rPr>
-                <w:i/>
-                <w:sz w:val="17"/>
-              </w:rPr>
-              <w:t>ố</w:t>
-            </w:r>
-            <w:r>
-              <w:rPr>
-                <w:i/>
-                <w:sz w:val="17"/>
-              </w:rPr>
-              <w:t>n xem l</w:t>
-            </w:r>
-            <w:r>
-              <w:rPr>
-                <w:i/>
-                <w:sz w:val="17"/>
-              </w:rPr>
-              <w:t>ị</w:t>
-            </w:r>
-            <w:r>
-              <w:rPr>
-                <w:i/>
-                <w:sz w:val="17"/>
-              </w:rPr>
-              <w:t>ch s</w:t>
-            </w:r>
-            <w:r>
-              <w:rPr>
-                <w:i/>
-                <w:sz w:val="17"/>
-              </w:rPr>
-              <w:t>ử</w:t>
-            </w:r>
-            <w:r>
-              <w:rPr>
-                <w:i/>
-                <w:sz w:val="17"/>
-              </w:rPr>
-              <w:t xml:space="preserve"> t</w:t>
-            </w:r>
-            <w:r>
-              <w:rPr>
-                <w:i/>
-                <w:sz w:val="17"/>
-              </w:rPr>
-              <w:t>ấ</w:t>
-            </w:r>
-            <w:r>
-              <w:rPr>
-                <w:i/>
-                <w:sz w:val="17"/>
-              </w:rPr>
-              <w:t>t c</w:t>
-            </w:r>
-            <w:r>
-              <w:rPr>
-                <w:i/>
-                <w:sz w:val="17"/>
-              </w:rPr>
-              <w:t>ả</w:t>
-            </w:r>
-            <w:r>
-              <w:rPr>
-                <w:i/>
-                <w:sz w:val="17"/>
-              </w:rPr>
-              <w:t xml:space="preserve"> s</w:t>
-            </w:r>
-            <w:r>
-              <w:rPr>
-                <w:i/>
-                <w:sz w:val="17"/>
-              </w:rPr>
-              <w:t>ự</w:t>
-            </w:r>
-            <w:r>
-              <w:rPr>
-                <w:i/>
-                <w:sz w:val="17"/>
-              </w:rPr>
-              <w:t xml:space="preserve"> ki</w:t>
-            </w:r>
-            <w:r>
-              <w:rPr>
-                <w:i/>
-                <w:sz w:val="17"/>
-              </w:rPr>
-              <w:t>ệ</w:t>
-            </w:r>
-            <w:r>
-              <w:rPr>
-                <w:i/>
-                <w:sz w:val="17"/>
-              </w:rPr>
-              <w:t>n đã đăng ký kèm tr</w:t>
-            </w:r>
-            <w:r>
-              <w:rPr>
-                <w:i/>
-                <w:sz w:val="17"/>
-              </w:rPr>
-              <w:t>ạ</w:t>
-            </w:r>
-            <w:r>
-              <w:rPr>
-                <w:i/>
-                <w:sz w:val="17"/>
-              </w:rPr>
-              <w:t>ng thái phi</w:t>
-            </w:r>
-            <w:r>
-              <w:rPr>
-                <w:i/>
-                <w:sz w:val="17"/>
-              </w:rPr>
-              <w:t>ế</w:t>
-            </w:r>
-            <w:r>
-              <w:rPr>
-                <w:i/>
-                <w:sz w:val="17"/>
-              </w:rPr>
-              <w:t>u và k</w:t>
-            </w:r>
-            <w:r>
-              <w:rPr>
-                <w:i/>
-                <w:sz w:val="17"/>
-              </w:rPr>
-              <w:t>ế</w:t>
-            </w:r>
-            <w:r>
-              <w:rPr>
-                <w:i/>
-                <w:sz w:val="17"/>
-              </w:rPr>
-              <w:t>t qu</w:t>
-            </w:r>
-            <w:r>
-              <w:rPr>
-                <w:i/>
-                <w:sz w:val="17"/>
-              </w:rPr>
-              <w:t>ả</w:t>
-            </w:r>
-            <w:r>
-              <w:rPr>
-                <w:i/>
-                <w:sz w:val="17"/>
-              </w:rPr>
-              <w:t xml:space="preserve"> đi</w:t>
-            </w:r>
-            <w:r>
-              <w:rPr>
-                <w:i/>
-                <w:sz w:val="17"/>
-              </w:rPr>
-              <w:t>ể</w:t>
-            </w:r>
-            <w:r>
-              <w:rPr>
-                <w:i/>
-                <w:sz w:val="17"/>
-              </w:rPr>
-              <w:t>m danh,</w:t>
-            </w:r>
-            <w:r>
-              <w:rPr>
-                <w:i/>
-                <w:sz w:val="17"/>
-              </w:rPr>
-              <w:br/>
-              <w:t>đ</w:t>
-            </w:r>
-            <w:r>
-              <w:rPr>
-                <w:i/>
-                <w:sz w:val="17"/>
-              </w:rPr>
-              <w:t>ể</w:t>
-            </w:r>
-            <w:r>
-              <w:rPr>
-                <w:i/>
-                <w:sz w:val="17"/>
-              </w:rPr>
-              <w:t xml:space="preserve"> ch</w:t>
-            </w:r>
-            <w:r>
-              <w:rPr>
-                <w:i/>
-                <w:sz w:val="17"/>
-              </w:rPr>
-              <w:t>ủ</w:t>
-            </w:r>
-            <w:r>
-              <w:rPr>
-                <w:i/>
-                <w:sz w:val="17"/>
-              </w:rPr>
-              <w:t xml:space="preserve"> đ</w:t>
-            </w:r>
-            <w:r>
-              <w:rPr>
-                <w:i/>
-                <w:sz w:val="17"/>
-              </w:rPr>
-              <w:t>ộ</w:t>
-            </w:r>
-            <w:r>
-              <w:rPr>
-                <w:i/>
-                <w:sz w:val="17"/>
-              </w:rPr>
-              <w:t>ng qu</w:t>
-            </w:r>
-            <w:r>
-              <w:rPr>
-                <w:i/>
-                <w:sz w:val="17"/>
-              </w:rPr>
-              <w:t>ả</w:t>
-            </w:r>
-            <w:r>
-              <w:rPr>
-                <w:i/>
-                <w:sz w:val="17"/>
-              </w:rPr>
-              <w:t>n lý l</w:t>
-            </w:r>
-            <w:r>
-              <w:rPr>
-                <w:i/>
-                <w:sz w:val="17"/>
-              </w:rPr>
-              <w:t>ị</w:t>
-            </w:r>
-            <w:r>
-              <w:rPr>
-                <w:i/>
-                <w:sz w:val="17"/>
-              </w:rPr>
-              <w:t>ch trình tham gia ngo</w:t>
-            </w:r>
-            <w:r>
-              <w:rPr>
-                <w:i/>
-                <w:sz w:val="17"/>
-              </w:rPr>
-              <w:t>ạ</w:t>
-            </w:r>
-            <w:r>
-              <w:rPr>
-                <w:i/>
-                <w:sz w:val="17"/>
-              </w:rPr>
-              <w:t>i khóa c</w:t>
-            </w:r>
-            <w:r>
-              <w:rPr>
-                <w:i/>
-                <w:sz w:val="17"/>
-              </w:rPr>
-              <w:t>ủ</w:t>
-            </w:r>
-            <w:r>
-              <w:rPr>
-                <w:i/>
-                <w:sz w:val="17"/>
-              </w:rPr>
-              <w:t>a b</w:t>
-            </w:r>
-            <w:r>
-              <w:rPr>
-                <w:i/>
-                <w:sz w:val="17"/>
-              </w:rPr>
-              <w:t>ả</w:t>
-            </w:r>
-            <w:r>
-              <w:rPr>
-                <w:i/>
-                <w:sz w:val="17"/>
-              </w:rPr>
-              <w:t>n thân.”</w:t>
-            </w:r>
-          </w:p>
-        </w:tc>
-        <w:tc>
-          <w:tcPr>
-            <w:tcW w:w="4277" w:type="dxa"/>
-            <w:shd w:val="clear" w:color="auto" w:fill="F8FAFC"/>
-            <w:tcMar>
-              <w:top w:w="35" w:type="dxa"/>
-              <w:left w:w="45" w:type="dxa"/>
-              <w:bottom w:w="35" w:type="dxa"/>
-              <w:right w:w="45" w:type="dxa"/>
-            </w:tcMar>
-          </w:tcPr>
-          <w:p>
-            <w:pPr>
-              <w:spacing w:after="0"/>
-            </w:pPr>
-            <w:r>
-              <w:rPr>
-                <w:b/>
-                <w:color w:val="0A5C36"/>
-                <w:sz w:val="16"/>
-              </w:rPr>
-              <w:t>• TC1 (H</w:t>
-            </w:r>
-            <w:r>
-              <w:rPr>
-                <w:b/>
-                <w:color w:val="0A5C36"/>
-                <w:sz w:val="16"/>
-              </w:rPr>
-              <w:t>ợ</w:t>
-            </w:r>
-            <w:r>
-              <w:rPr>
-                <w:b/>
-                <w:color w:val="0A5C36"/>
-                <w:sz w:val="16"/>
-              </w:rPr>
-              <w:t>p l</w:t>
-            </w:r>
-            <w:r>
-              <w:rPr>
-                <w:b/>
-                <w:color w:val="0A5C36"/>
-                <w:sz w:val="16"/>
-              </w:rPr>
-              <w:t>ệ</w:t>
-            </w:r>
-            <w:r>
-              <w:rPr>
-                <w:b/>
-                <w:color w:val="0A5C36"/>
-                <w:sz w:val="16"/>
-              </w:rPr>
-              <w:t xml:space="preserve">): </w:t>
-            </w:r>
-            <w:r>
-              <w:rPr>
-                <w:sz w:val="16"/>
-              </w:rPr>
-              <w:t>Given tài kho</w:t>
-            </w:r>
-            <w:r>
-              <w:rPr>
-                <w:sz w:val="16"/>
-              </w:rPr>
-              <w:t>ả</w:t>
-            </w:r>
-            <w:r>
-              <w:rPr>
-                <w:sz w:val="16"/>
-              </w:rPr>
-              <w:t>n sinh viên h</w:t>
-            </w:r>
-            <w:r>
-              <w:rPr>
-                <w:sz w:val="16"/>
-              </w:rPr>
-              <w:t>ợ</w:t>
-            </w:r>
-            <w:r>
-              <w:rPr>
-                <w:sz w:val="16"/>
-              </w:rPr>
-              <w:t>p l</w:t>
-            </w:r>
-            <w:r>
-              <w:rPr>
-                <w:sz w:val="16"/>
-              </w:rPr>
-              <w:t>ệ</w:t>
-            </w:r>
-            <w:r>
-              <w:rPr>
-                <w:sz w:val="16"/>
-              </w:rPr>
-              <w:t>; When truy v</w:t>
-            </w:r>
-            <w:r>
-              <w:rPr>
-                <w:sz w:val="16"/>
-              </w:rPr>
-              <w:t>ấ</w:t>
-            </w:r>
-            <w:r>
-              <w:rPr>
-                <w:sz w:val="16"/>
-              </w:rPr>
-              <w:t>n l</w:t>
-            </w:r>
-            <w:r>
-              <w:rPr>
-                <w:sz w:val="16"/>
-              </w:rPr>
-              <w:t>ị</w:t>
-            </w:r>
-            <w:r>
-              <w:rPr>
-                <w:sz w:val="16"/>
-              </w:rPr>
-              <w:t>ch s</w:t>
-            </w:r>
-            <w:r>
-              <w:rPr>
-                <w:sz w:val="16"/>
-              </w:rPr>
-              <w:t>ử</w:t>
-            </w:r>
-            <w:r>
-              <w:rPr>
-                <w:sz w:val="16"/>
-              </w:rPr>
-              <w:t xml:space="preserve"> tham gia; Then tr</w:t>
-            </w:r>
-            <w:r>
-              <w:rPr>
-                <w:sz w:val="16"/>
-              </w:rPr>
-              <w:t>ả</w:t>
-            </w:r>
-            <w:r>
-              <w:rPr>
-                <w:sz w:val="16"/>
-              </w:rPr>
-              <w:t xml:space="preserve"> v</w:t>
-            </w:r>
-            <w:r>
-              <w:rPr>
-                <w:sz w:val="16"/>
-              </w:rPr>
-              <w:t>ề</w:t>
-            </w:r>
-            <w:r>
-              <w:rPr>
-                <w:sz w:val="16"/>
-              </w:rPr>
-              <w:t xml:space="preserve"> danh sách s</w:t>
-            </w:r>
-            <w:r>
-              <w:rPr>
-                <w:sz w:val="16"/>
-              </w:rPr>
-              <w:t>ự</w:t>
-            </w:r>
-            <w:r>
-              <w:rPr>
-                <w:sz w:val="16"/>
-              </w:rPr>
-              <w:t xml:space="preserve"> ki</w:t>
-            </w:r>
-            <w:r>
-              <w:rPr>
-                <w:sz w:val="16"/>
-              </w:rPr>
-              <w:t>ệ</w:t>
-            </w:r>
-            <w:r>
-              <w:rPr>
-                <w:sz w:val="16"/>
-              </w:rPr>
-              <w:t>n (Title, Date, Club, Status: Pending/Confirmed/Cancelled, CheckIn: Đã/Chưa).</w:t>
-            </w:r>
-            <w:r>
-              <w:br/>
-            </w:r>
-            <w:r>
-              <w:rPr>
-                <w:b/>
-                <w:color w:val="990000"/>
-                <w:sz w:val="16"/>
-              </w:rPr>
-              <w:t>• TC2 (Ngo</w:t>
-            </w:r>
-            <w:r>
-              <w:rPr>
-                <w:b/>
-                <w:color w:val="990000"/>
-                <w:sz w:val="16"/>
-              </w:rPr>
-              <w:t>ạ</w:t>
-            </w:r>
-            <w:r>
-              <w:rPr>
-                <w:b/>
-                <w:color w:val="990000"/>
-                <w:sz w:val="16"/>
-              </w:rPr>
-              <w:t>i l</w:t>
-            </w:r>
-            <w:r>
-              <w:rPr>
-                <w:b/>
-                <w:color w:val="990000"/>
-                <w:sz w:val="16"/>
-              </w:rPr>
-              <w:t>ệ</w:t>
-            </w:r>
-            <w:r>
-              <w:rPr>
-                <w:b/>
-                <w:color w:val="990000"/>
-                <w:sz w:val="16"/>
-              </w:rPr>
-              <w:t>/L</w:t>
-            </w:r>
-            <w:r>
-              <w:rPr>
-                <w:b/>
-                <w:color w:val="990000"/>
-                <w:sz w:val="16"/>
-              </w:rPr>
-              <w:t>ỗ</w:t>
-            </w:r>
-            <w:r>
-              <w:rPr>
-                <w:b/>
-                <w:color w:val="990000"/>
-                <w:sz w:val="16"/>
-              </w:rPr>
-              <w:t xml:space="preserve">i): </w:t>
-            </w:r>
-            <w:r>
-              <w:rPr>
-                <w:sz w:val="16"/>
-              </w:rPr>
-              <w:t>Given chưa đăng ký s</w:t>
-            </w:r>
-            <w:r>
-              <w:rPr>
-                <w:sz w:val="16"/>
-              </w:rPr>
-              <w:t>ự</w:t>
-            </w:r>
-            <w:r>
-              <w:rPr>
-                <w:sz w:val="16"/>
-              </w:rPr>
-              <w:t xml:space="preserve"> ki</w:t>
-            </w:r>
-            <w:r>
-              <w:rPr>
-                <w:sz w:val="16"/>
-              </w:rPr>
-              <w:t>ệ</w:t>
-            </w:r>
-            <w:r>
-              <w:rPr>
-                <w:sz w:val="16"/>
-              </w:rPr>
-              <w:t>n nào; When truy v</w:t>
-            </w:r>
-            <w:r>
-              <w:rPr>
-                <w:sz w:val="16"/>
-              </w:rPr>
-              <w:t>ấ</w:t>
-            </w:r>
-            <w:r>
-              <w:rPr>
-                <w:sz w:val="16"/>
-              </w:rPr>
-              <w:t>n; Then hi</w:t>
-            </w:r>
-            <w:r>
-              <w:rPr>
-                <w:sz w:val="16"/>
-              </w:rPr>
-              <w:t>ể</w:t>
-            </w:r>
-            <w:r>
-              <w:rPr>
-                <w:sz w:val="16"/>
-              </w:rPr>
-              <w:t>n th</w:t>
-            </w:r>
-            <w:r>
-              <w:rPr>
-                <w:sz w:val="16"/>
-              </w:rPr>
-              <w:t>ị</w:t>
-            </w:r>
-            <w:r>
-              <w:rPr>
-                <w:sz w:val="16"/>
-              </w:rPr>
-              <w:t xml:space="preserve"> thông báo g</w:t>
-            </w:r>
-            <w:r>
-              <w:rPr>
-                <w:sz w:val="16"/>
-              </w:rPr>
-              <w:t>ợ</w:t>
-            </w:r>
-            <w:r>
-              <w:rPr>
-                <w:sz w:val="16"/>
-              </w:rPr>
-              <w:t>i ý các s</w:t>
-            </w:r>
-            <w:r>
-              <w:rPr>
-                <w:sz w:val="16"/>
-              </w:rPr>
-              <w:t>ự</w:t>
-            </w:r>
-            <w:r>
-              <w:rPr>
-                <w:sz w:val="16"/>
-              </w:rPr>
-              <w:t xml:space="preserve"> ki</w:t>
-            </w:r>
-            <w:r>
-              <w:rPr>
-                <w:sz w:val="16"/>
-              </w:rPr>
-              <w:t>ệ</w:t>
-            </w:r>
-            <w:r>
-              <w:rPr>
-                <w:sz w:val="16"/>
-              </w:rPr>
-              <w:t>n đang m</w:t>
-            </w:r>
-            <w:r>
-              <w:rPr>
-                <w:sz w:val="16"/>
-              </w:rPr>
-              <w:t>ở</w:t>
-            </w:r>
-            <w:r>
-              <w:rPr>
-                <w:sz w:val="16"/>
-              </w:rPr>
-              <w:t xml:space="preserve"> còn ch</w:t>
-            </w:r>
-            <w:r>
-              <w:rPr>
-                <w:sz w:val="16"/>
-              </w:rPr>
-              <w:t>ỗ</w:t>
-            </w:r>
-            <w:r>
-              <w:rPr>
-                <w:sz w:val="16"/>
-              </w:rPr>
-              <w:t>.</w:t>
-            </w:r>
-          </w:p>
-        </w:tc>
-        <w:tc>
-          <w:tcPr>
-            <w:tcW w:w="1296" w:type="dxa"/>
-            <w:shd w:val="clear" w:color="auto" w:fill="F8FAFC"/>
-            <w:tcMar>
-              <w:top w:w="35" w:type="dxa"/>
-              <w:left w:w="45" w:type="dxa"/>
-              <w:bottom w:w="35" w:type="dxa"/>
-              <w:right w:w="45" w:type="dxa"/>
-            </w:tcMar>
-          </w:tcPr>
-          <w:p>
-            <w:pPr>
-              <w:spacing w:after="0"/>
-              <w:jc w:val="center"/>
-            </w:pPr>
-            <w:r>
-              <w:rPr>
-                <w:b/>
-                <w:color w:val="333333"/>
-                <w:sz w:val="16"/>
-              </w:rPr>
-              <w:t>Member</w:t>
-            </w:r>
-            <w:r>
-              <w:rPr>
-                <w:b/>
-                <w:color w:val="333333"/>
-                <w:sz w:val="16"/>
-              </w:rPr>
-              <w:br/>
-              <w:t>(IReadOnlyList</w:t>
-            </w:r>
-            <w:r>
-              <w:rPr>
-                <w:b/>
-                <w:color w:val="333333"/>
-                <w:sz w:val="16"/>
-              </w:rPr>
-              <w:br/>
-              <w:t>&lt;Registration&gt;)</w:t>
-            </w:r>
-            <w:r>
-              <w:rPr>
-                <w:b/>
-                <w:color w:val="333333"/>
-                <w:sz w:val="16"/>
-              </w:rPr>
-              <w:br/>
-            </w:r>
-            <w:r>
-              <w:rPr>
-                <w:b/>
-                <w:color w:val="333333"/>
-                <w:sz w:val="16"/>
-              </w:rPr>
-              <w:br/>
-              <w:t>CheckIn</w:t>
-            </w:r>
-            <w:r>
-              <w:rPr>
-                <w:b/>
-                <w:color w:val="333333"/>
-                <w:sz w:val="16"/>
-              </w:rPr>
-              <w:br/>
-              <w:t>(Summary())</w:t>
-            </w:r>
-          </w:p>
-        </w:tc>
-      </w:tr>
-      <w:tr>
-        <w:trPr>
-          <w:jc w:val="center"/>
-        </w:trPr>
-        <w:tc>
-          <w:tcPr>
-            <w:tcW w:w="1656" w:type="dxa"/>
-            <w:shd w:val="clear" w:color="auto" w:fill="FFFFFF"/>
-            <w:tcMar>
-              <w:top w:w="35" w:type="dxa"/>
-              <w:left w:w="45" w:type="dxa"/>
-              <w:bottom w:w="35" w:type="dxa"/>
-              <w:right w:w="45" w:type="dxa"/>
-            </w:tcMar>
-          </w:tcPr>
-          <w:p>
-            <w:pPr>
-              <w:spacing w:after="0"/>
-              <w:jc w:val="center"/>
-            </w:pPr>
-            <w:r>
-              <w:rPr>
-                <w:b/>
-                <w:color w:val="1B365D"/>
-                <w:sz w:val="19"/>
-              </w:rPr>
-              <w:t>US-03</w:t>
-            </w:r>
-            <w:r>
-              <w:rPr>
-                <w:b/>
-                <w:color w:val="1B365D"/>
-                <w:sz w:val="19"/>
-              </w:rPr>
-              <w:br/>
-            </w:r>
-            <w:r>
-              <w:rPr>
-                <w:b/>
-                <w:sz w:val="17"/>
-              </w:rPr>
-              <w:t>🧑</w:t>
-            </w:r>
-            <w:r>
-              <w:rPr>
-                <w:b/>
-                <w:sz w:val="17"/>
-              </w:rPr>
-              <w:t>‍</w:t>
-            </w:r>
-            <w:r>
-              <w:rPr>
-                <w:b/>
-                <w:sz w:val="17"/>
-              </w:rPr>
-              <w:t>💼</w:t>
-            </w:r>
-            <w:r>
-              <w:rPr>
-                <w:b/>
-                <w:sz w:val="17"/>
-              </w:rPr>
-              <w:t xml:space="preserve"> Ban CLB</w:t>
-            </w:r>
-            <w:r>
-              <w:rPr>
-                <w:b/>
-                <w:sz w:val="17"/>
-              </w:rPr>
-              <w:br/>
-              <w:t>(Club Board)</w:t>
-            </w:r>
-          </w:p>
-        </w:tc>
-        <w:tc>
-          <w:tcPr>
-            <w:tcW w:w="3240" w:type="dxa"/>
-            <w:shd w:val="clear" w:color="auto" w:fill="FFFFFF"/>
-            <w:tcMar>
-              <w:top w:w="35" w:type="dxa"/>
-              <w:left w:w="45" w:type="dxa"/>
-              <w:bottom w:w="35" w:type="dxa"/>
-              <w:right w:w="45" w:type="dxa"/>
-            </w:tcMar>
-          </w:tcPr>
-          <w:p>
-            <w:pPr>
-              <w:spacing w:after="0"/>
-            </w:pPr>
-            <w:r>
-              <w:rPr>
-                <w:i/>
-                <w:sz w:val="17"/>
-              </w:rPr>
-              <w:t>“Là Ban ch</w:t>
-            </w:r>
-            <w:r>
-              <w:rPr>
-                <w:i/>
-                <w:sz w:val="17"/>
-              </w:rPr>
-              <w:t>ủ</w:t>
-            </w:r>
-            <w:r>
-              <w:rPr>
-                <w:i/>
-                <w:sz w:val="17"/>
-              </w:rPr>
-              <w:t xml:space="preserve"> nhi</w:t>
-            </w:r>
-            <w:r>
-              <w:rPr>
-                <w:i/>
-                <w:sz w:val="17"/>
-              </w:rPr>
-              <w:t>ệ</w:t>
-            </w:r>
-            <w:r>
-              <w:rPr>
-                <w:i/>
-                <w:sz w:val="17"/>
-              </w:rPr>
-              <w:t>m CLB,</w:t>
-            </w:r>
-            <w:r>
-              <w:rPr>
-                <w:i/>
-                <w:sz w:val="17"/>
-              </w:rPr>
-              <w:br/>
-              <w:t>tôi mu</w:t>
-            </w:r>
-            <w:r>
-              <w:rPr>
-                <w:i/>
-                <w:sz w:val="17"/>
-              </w:rPr>
-              <w:t>ố</w:t>
-            </w:r>
-            <w:r>
-              <w:rPr>
-                <w:i/>
-                <w:sz w:val="17"/>
-              </w:rPr>
-              <w:t>n duy</w:t>
-            </w:r>
-            <w:r>
-              <w:rPr>
-                <w:i/>
-                <w:sz w:val="17"/>
-              </w:rPr>
-              <w:t>ệ</w:t>
-            </w:r>
-            <w:r>
-              <w:rPr>
-                <w:i/>
-                <w:sz w:val="17"/>
-              </w:rPr>
-              <w:t>t xác nh</w:t>
-            </w:r>
-            <w:r>
-              <w:rPr>
-                <w:i/>
-                <w:sz w:val="17"/>
-              </w:rPr>
-              <w:t>ậ</w:t>
-            </w:r>
-            <w:r>
-              <w:rPr>
-                <w:i/>
-                <w:sz w:val="17"/>
-              </w:rPr>
-              <w:t>n phi</w:t>
-            </w:r>
-            <w:r>
-              <w:rPr>
-                <w:i/>
-                <w:sz w:val="17"/>
-              </w:rPr>
-              <w:t>ế</w:t>
-            </w:r>
-            <w:r>
-              <w:rPr>
-                <w:i/>
-                <w:sz w:val="17"/>
-              </w:rPr>
-              <w:t>u đăng ký c</w:t>
-            </w:r>
-            <w:r>
-              <w:rPr>
-                <w:i/>
-                <w:sz w:val="17"/>
-              </w:rPr>
-              <w:t>ủ</w:t>
-            </w:r>
-            <w:r>
-              <w:rPr>
-                <w:i/>
-                <w:sz w:val="17"/>
-              </w:rPr>
-              <w:t>a sinh viên t</w:t>
-            </w:r>
-            <w:r>
-              <w:rPr>
-                <w:i/>
-                <w:sz w:val="17"/>
-              </w:rPr>
-              <w:t>ừ</w:t>
-            </w:r>
-            <w:r>
-              <w:rPr>
-                <w:i/>
-                <w:sz w:val="17"/>
-              </w:rPr>
-              <w:t xml:space="preserve"> Pending sang </w:t>
-            </w:r>
-            <w:r>
-              <w:rPr>
-                <w:i/>
-                <w:sz w:val="17"/>
-              </w:rPr>
-              <w:t>Confirmed,</w:t>
-            </w:r>
-            <w:r>
-              <w:rPr>
-                <w:i/>
-                <w:sz w:val="17"/>
-              </w:rPr>
-              <w:br/>
-              <w:t>đ</w:t>
-            </w:r>
-            <w:r>
-              <w:rPr>
-                <w:i/>
-                <w:sz w:val="17"/>
-              </w:rPr>
-              <w:t>ể</w:t>
-            </w:r>
-            <w:r>
-              <w:rPr>
-                <w:i/>
-                <w:sz w:val="17"/>
-              </w:rPr>
-              <w:t xml:space="preserve"> ch</w:t>
-            </w:r>
-            <w:r>
-              <w:rPr>
-                <w:i/>
-                <w:sz w:val="17"/>
-              </w:rPr>
-              <w:t>ố</w:t>
-            </w:r>
-            <w:r>
-              <w:rPr>
-                <w:i/>
-                <w:sz w:val="17"/>
-              </w:rPr>
-              <w:t>t danh sách ngư</w:t>
-            </w:r>
-            <w:r>
-              <w:rPr>
-                <w:i/>
-                <w:sz w:val="17"/>
-              </w:rPr>
-              <w:t>ờ</w:t>
-            </w:r>
-            <w:r>
-              <w:rPr>
-                <w:i/>
-                <w:sz w:val="17"/>
-              </w:rPr>
-              <w:t>i tham d</w:t>
-            </w:r>
-            <w:r>
-              <w:rPr>
-                <w:i/>
-                <w:sz w:val="17"/>
-              </w:rPr>
-              <w:t>ự</w:t>
-            </w:r>
-            <w:r>
-              <w:rPr>
-                <w:i/>
-                <w:sz w:val="17"/>
-              </w:rPr>
-              <w:t xml:space="preserve"> chính th</w:t>
-            </w:r>
-            <w:r>
-              <w:rPr>
-                <w:i/>
-                <w:sz w:val="17"/>
-              </w:rPr>
-              <w:t>ứ</w:t>
-            </w:r>
-            <w:r>
-              <w:rPr>
-                <w:i/>
-                <w:sz w:val="17"/>
-              </w:rPr>
-              <w:t>c và c</w:t>
-            </w:r>
-            <w:r>
-              <w:rPr>
-                <w:i/>
-                <w:sz w:val="17"/>
-              </w:rPr>
-              <w:t>ấ</w:t>
-            </w:r>
-            <w:r>
-              <w:rPr>
-                <w:i/>
-                <w:sz w:val="17"/>
-              </w:rPr>
-              <w:t>p quy</w:t>
-            </w:r>
-            <w:r>
-              <w:rPr>
-                <w:i/>
-                <w:sz w:val="17"/>
-              </w:rPr>
-              <w:t>ề</w:t>
-            </w:r>
-            <w:r>
-              <w:rPr>
-                <w:i/>
-                <w:sz w:val="17"/>
-              </w:rPr>
-              <w:t>n check-in.”</w:t>
-            </w:r>
-          </w:p>
-        </w:tc>
-        <w:tc>
-          <w:tcPr>
-            <w:tcW w:w="4277" w:type="dxa"/>
-            <w:shd w:val="clear" w:color="auto" w:fill="FFFFFF"/>
-            <w:tcMar>
-              <w:top w:w="35" w:type="dxa"/>
-              <w:left w:w="45" w:type="dxa"/>
-              <w:bottom w:w="35" w:type="dxa"/>
-              <w:right w:w="45" w:type="dxa"/>
-            </w:tcMar>
-          </w:tcPr>
-          <w:p>
-            <w:pPr>
-              <w:spacing w:after="0"/>
-            </w:pPr>
-            <w:r>
-              <w:rPr>
-                <w:b/>
-                <w:color w:val="0A5C36"/>
-                <w:sz w:val="16"/>
-              </w:rPr>
-              <w:t>• TC1 (H</w:t>
-            </w:r>
-            <w:r>
-              <w:rPr>
-                <w:b/>
-                <w:color w:val="0A5C36"/>
-                <w:sz w:val="16"/>
-              </w:rPr>
-              <w:t>ợ</w:t>
-            </w:r>
-            <w:r>
-              <w:rPr>
-                <w:b/>
-                <w:color w:val="0A5C36"/>
-                <w:sz w:val="16"/>
-              </w:rPr>
-              <w:t>p l</w:t>
-            </w:r>
-            <w:r>
-              <w:rPr>
-                <w:b/>
-                <w:color w:val="0A5C36"/>
-                <w:sz w:val="16"/>
-              </w:rPr>
-              <w:t>ệ</w:t>
-            </w:r>
-            <w:r>
-              <w:rPr>
-                <w:b/>
-                <w:color w:val="0A5C36"/>
-                <w:sz w:val="16"/>
-              </w:rPr>
-              <w:t xml:space="preserve">): </w:t>
-            </w:r>
-            <w:r>
-              <w:rPr>
-                <w:sz w:val="16"/>
-              </w:rPr>
-              <w:t>Given phi</w:t>
-            </w:r>
-            <w:r>
-              <w:rPr>
-                <w:sz w:val="16"/>
-              </w:rPr>
-              <w:t>ế</w:t>
-            </w:r>
-            <w:r>
-              <w:rPr>
-                <w:sz w:val="16"/>
-              </w:rPr>
-              <w:t xml:space="preserve">u </w:t>
-            </w:r>
-            <w:r>
-              <w:rPr>
-                <w:sz w:val="16"/>
-              </w:rPr>
-              <w:t>ở</w:t>
-            </w:r>
-            <w:r>
-              <w:rPr>
-                <w:sz w:val="16"/>
-              </w:rPr>
-              <w:t xml:space="preserve"> tr</w:t>
-            </w:r>
-            <w:r>
-              <w:rPr>
-                <w:sz w:val="16"/>
-              </w:rPr>
-              <w:t>ạ</w:t>
-            </w:r>
-            <w:r>
-              <w:rPr>
-                <w:sz w:val="16"/>
-              </w:rPr>
-              <w:t>ng thái Pending và s</w:t>
-            </w:r>
-            <w:r>
-              <w:rPr>
-                <w:sz w:val="16"/>
-              </w:rPr>
-              <w:t>ự</w:t>
-            </w:r>
-            <w:r>
-              <w:rPr>
-                <w:sz w:val="16"/>
-              </w:rPr>
-              <w:t xml:space="preserve"> ki</w:t>
-            </w:r>
-            <w:r>
-              <w:rPr>
-                <w:sz w:val="16"/>
-              </w:rPr>
-              <w:t>ệ</w:t>
-            </w:r>
-            <w:r>
-              <w:rPr>
-                <w:sz w:val="16"/>
-              </w:rPr>
-              <w:t>n còn ch</w:t>
-            </w:r>
-            <w:r>
-              <w:rPr>
-                <w:sz w:val="16"/>
-              </w:rPr>
-              <w:t>ỗ</w:t>
-            </w:r>
-            <w:r>
-              <w:rPr>
-                <w:sz w:val="16"/>
-              </w:rPr>
-              <w:t>; When g</w:t>
-            </w:r>
-            <w:r>
-              <w:rPr>
-                <w:sz w:val="16"/>
-              </w:rPr>
-              <w:t>ọ</w:t>
-            </w:r>
-            <w:r>
-              <w:rPr>
-                <w:sz w:val="16"/>
-              </w:rPr>
-              <w:t>i Confirm(); Then Status chuy</w:t>
-            </w:r>
-            <w:r>
-              <w:rPr>
-                <w:sz w:val="16"/>
-              </w:rPr>
-              <w:t>ể</w:t>
-            </w:r>
-            <w:r>
-              <w:rPr>
-                <w:sz w:val="16"/>
-              </w:rPr>
-              <w:t>n sang Confirmed, đ</w:t>
-            </w:r>
-            <w:r>
-              <w:rPr>
-                <w:sz w:val="16"/>
-              </w:rPr>
-              <w:t>ủ</w:t>
-            </w:r>
-            <w:r>
-              <w:rPr>
-                <w:sz w:val="16"/>
-              </w:rPr>
-              <w:t xml:space="preserve"> đi</w:t>
-            </w:r>
-            <w:r>
-              <w:rPr>
-                <w:sz w:val="16"/>
-              </w:rPr>
-              <w:t>ề</w:t>
-            </w:r>
-            <w:r>
-              <w:rPr>
-                <w:sz w:val="16"/>
-              </w:rPr>
-              <w:t>u ki</w:t>
-            </w:r>
-            <w:r>
-              <w:rPr>
-                <w:sz w:val="16"/>
-              </w:rPr>
-              <w:t>ệ</w:t>
-            </w:r>
-            <w:r>
-              <w:rPr>
-                <w:sz w:val="16"/>
-              </w:rPr>
-              <w:t>n t</w:t>
-            </w:r>
-            <w:r>
-              <w:rPr>
-                <w:sz w:val="16"/>
-              </w:rPr>
-              <w:t>ạ</w:t>
-            </w:r>
-            <w:r>
-              <w:rPr>
-                <w:sz w:val="16"/>
-              </w:rPr>
-              <w:t>o CheckIn.</w:t>
-            </w:r>
-            <w:r>
-              <w:br/>
-            </w:r>
-            <w:r>
-              <w:rPr>
-                <w:b/>
-                <w:color w:val="990000"/>
-                <w:sz w:val="16"/>
-              </w:rPr>
-              <w:t>• TC2 (Ngo</w:t>
-            </w:r>
-            <w:r>
-              <w:rPr>
-                <w:b/>
-                <w:color w:val="990000"/>
-                <w:sz w:val="16"/>
-              </w:rPr>
-              <w:t>ạ</w:t>
-            </w:r>
-            <w:r>
-              <w:rPr>
-                <w:b/>
-                <w:color w:val="990000"/>
-                <w:sz w:val="16"/>
-              </w:rPr>
-              <w:t>i l</w:t>
-            </w:r>
-            <w:r>
-              <w:rPr>
-                <w:b/>
-                <w:color w:val="990000"/>
-                <w:sz w:val="16"/>
-              </w:rPr>
-              <w:t>ệ</w:t>
-            </w:r>
-            <w:r>
-              <w:rPr>
-                <w:b/>
-                <w:color w:val="990000"/>
-                <w:sz w:val="16"/>
-              </w:rPr>
-              <w:t>/L</w:t>
-            </w:r>
-            <w:r>
-              <w:rPr>
-                <w:b/>
-                <w:color w:val="990000"/>
-                <w:sz w:val="16"/>
-              </w:rPr>
-              <w:t>ỗ</w:t>
-            </w:r>
-            <w:r>
-              <w:rPr>
-                <w:b/>
-                <w:color w:val="990000"/>
-                <w:sz w:val="16"/>
-              </w:rPr>
-              <w:t xml:space="preserve">i): </w:t>
-            </w:r>
-            <w:r>
-              <w:rPr>
-                <w:sz w:val="16"/>
-              </w:rPr>
-              <w:t>Given phi</w:t>
-            </w:r>
-            <w:r>
-              <w:rPr>
-                <w:sz w:val="16"/>
-              </w:rPr>
-              <w:t>ế</w:t>
-            </w:r>
-            <w:r>
-              <w:rPr>
-                <w:sz w:val="16"/>
-              </w:rPr>
-              <w:t xml:space="preserve">u đang </w:t>
-            </w:r>
-            <w:r>
-              <w:rPr>
-                <w:sz w:val="16"/>
-              </w:rPr>
-              <w:t>ở</w:t>
-            </w:r>
-            <w:r>
-              <w:rPr>
-                <w:sz w:val="16"/>
-              </w:rPr>
-              <w:t xml:space="preserve"> tr</w:t>
-            </w:r>
-            <w:r>
-              <w:rPr>
-                <w:sz w:val="16"/>
-              </w:rPr>
-              <w:t>ạ</w:t>
-            </w:r>
-            <w:r>
-              <w:rPr>
-                <w:sz w:val="16"/>
-              </w:rPr>
-              <w:t>ng thái Cancelled; When g</w:t>
-            </w:r>
-            <w:r>
-              <w:rPr>
-                <w:sz w:val="16"/>
-              </w:rPr>
-              <w:t>ọ</w:t>
-            </w:r>
-            <w:r>
-              <w:rPr>
-                <w:sz w:val="16"/>
-              </w:rPr>
-              <w:t>i Confirm(); Then báo l</w:t>
-            </w:r>
-            <w:r>
-              <w:rPr>
-                <w:sz w:val="16"/>
-              </w:rPr>
-              <w:t>ỗ</w:t>
-            </w:r>
-            <w:r>
-              <w:rPr>
-                <w:sz w:val="16"/>
-              </w:rPr>
-              <w:t>i InvalidOperationException ("Không th</w:t>
-            </w:r>
-            <w:r>
-              <w:rPr>
-                <w:sz w:val="16"/>
-              </w:rPr>
-              <w:t>ể</w:t>
-            </w:r>
-            <w:r>
-              <w:rPr>
-                <w:sz w:val="16"/>
-              </w:rPr>
-              <w:t xml:space="preserve"> xác nh</w:t>
-            </w:r>
-            <w:r>
-              <w:rPr>
-                <w:sz w:val="16"/>
-              </w:rPr>
-              <w:t>ậ</w:t>
-            </w:r>
-            <w:r>
-              <w:rPr>
-                <w:sz w:val="16"/>
-              </w:rPr>
-              <w:t>n phi</w:t>
-            </w:r>
-            <w:r>
-              <w:rPr>
-                <w:sz w:val="16"/>
-              </w:rPr>
-              <w:t>ế</w:t>
-            </w:r>
-            <w:r>
-              <w:rPr>
-                <w:sz w:val="16"/>
-              </w:rPr>
-              <w:t>u đang Cancelled").</w:t>
-            </w:r>
-          </w:p>
-        </w:tc>
-        <w:tc>
-          <w:tcPr>
-            <w:tcW w:w="1296" w:type="dxa"/>
-            <w:shd w:val="clear" w:color="auto" w:fill="FFFFFF"/>
-            <w:tcMar>
-              <w:top w:w="35" w:type="dxa"/>
-              <w:left w:w="45" w:type="dxa"/>
-              <w:bottom w:w="35" w:type="dxa"/>
-              <w:right w:w="45" w:type="dxa"/>
-            </w:tcMar>
-          </w:tcPr>
-          <w:p>
-            <w:pPr>
-              <w:spacing w:after="0"/>
-              <w:jc w:val="center"/>
-            </w:pPr>
-            <w:r>
-              <w:rPr>
-                <w:b/>
-                <w:color w:val="333333"/>
-                <w:sz w:val="16"/>
-              </w:rPr>
-              <w:t>Registration</w:t>
-            </w:r>
-            <w:r>
-              <w:rPr>
-                <w:b/>
-                <w:color w:val="333333"/>
-                <w:sz w:val="16"/>
-              </w:rPr>
-              <w:br/>
-              <w:t>(Confirm(),</w:t>
-            </w:r>
-            <w:r>
-              <w:rPr>
-                <w:b/>
-                <w:color w:val="333333"/>
-                <w:sz w:val="16"/>
-              </w:rPr>
-              <w:br/>
-              <w:t>Status: Confirmed)</w:t>
-            </w:r>
-            <w:r>
-              <w:rPr>
-                <w:b/>
-                <w:color w:val="333333"/>
-                <w:sz w:val="16"/>
-              </w:rPr>
-              <w:br/>
-            </w:r>
-            <w:r>
-              <w:rPr>
-                <w:b/>
-                <w:color w:val="333333"/>
-                <w:sz w:val="16"/>
-              </w:rPr>
-              <w:br/>
-              <w:t>CheckIn</w:t>
-            </w:r>
-            <w:r>
-              <w:rPr>
-                <w:b/>
-                <w:color w:val="333333"/>
-                <w:sz w:val="16"/>
-              </w:rPr>
-              <w:br/>
-              <w:t>(Create())</w:t>
-            </w:r>
-          </w:p>
-        </w:tc>
-      </w:tr>
-      <w:tr>
-        <w:trPr>
-          <w:jc w:val="center"/>
-        </w:trPr>
-        <w:tc>
-          <w:tcPr>
-            <w:tcW w:w="1656" w:type="dxa"/>
-            <w:shd w:val="clear" w:color="auto" w:fill="F8FAFC"/>
-            <w:tcMar>
-              <w:top w:w="35" w:type="dxa"/>
-              <w:left w:w="45" w:type="dxa"/>
-              <w:bottom w:w="35" w:type="dxa"/>
-              <w:right w:w="45" w:type="dxa"/>
-            </w:tcMar>
-          </w:tcPr>
-          <w:p>
-            <w:pPr>
-              <w:spacing w:after="0"/>
-              <w:jc w:val="center"/>
-            </w:pPr>
-            <w:r>
-              <w:rPr>
-                <w:b/>
-                <w:color w:val="1B365D"/>
-                <w:sz w:val="19"/>
-              </w:rPr>
-              <w:t>US-04</w:t>
-            </w:r>
-            <w:r>
-              <w:rPr>
-                <w:b/>
-                <w:color w:val="1B365D"/>
-                <w:sz w:val="19"/>
-              </w:rPr>
-              <w:br/>
-            </w:r>
-            <w:r>
-              <w:rPr>
-                <w:b/>
-                <w:sz w:val="17"/>
-              </w:rPr>
-              <w:t>🧑</w:t>
-            </w:r>
-            <w:r>
-              <w:rPr>
-                <w:b/>
-                <w:sz w:val="17"/>
-              </w:rPr>
-              <w:t>‍</w:t>
-            </w:r>
-            <w:r>
-              <w:rPr>
-                <w:b/>
-                <w:sz w:val="17"/>
-              </w:rPr>
-              <w:t>💼</w:t>
-            </w:r>
-            <w:r>
-              <w:rPr>
-                <w:b/>
-                <w:sz w:val="17"/>
-              </w:rPr>
-              <w:t xml:space="preserve"> Ban CLB</w:t>
-            </w:r>
-            <w:r>
-              <w:rPr>
-                <w:b/>
-                <w:sz w:val="17"/>
-              </w:rPr>
-              <w:br/>
-              <w:t>(Club Board)</w:t>
-            </w:r>
-          </w:p>
-        </w:tc>
-        <w:tc>
-          <w:tcPr>
-            <w:tcW w:w="3240" w:type="dxa"/>
-            <w:shd w:val="clear" w:color="auto" w:fill="F8FAFC"/>
-            <w:tcMar>
-              <w:top w:w="35" w:type="dxa"/>
-              <w:left w:w="45" w:type="dxa"/>
-              <w:bottom w:w="35" w:type="dxa"/>
-              <w:right w:w="45" w:type="dxa"/>
-            </w:tcMar>
-          </w:tcPr>
-          <w:p>
-            <w:pPr>
-              <w:spacing w:after="0"/>
-            </w:pPr>
-            <w:r>
-              <w:rPr>
-                <w:i/>
-                <w:sz w:val="17"/>
-              </w:rPr>
-              <w:t>“Là Ban ch</w:t>
-            </w:r>
-            <w:r>
-              <w:rPr>
-                <w:i/>
-                <w:sz w:val="17"/>
-              </w:rPr>
-              <w:t>ủ</w:t>
-            </w:r>
-            <w:r>
-              <w:rPr>
-                <w:i/>
-                <w:sz w:val="17"/>
-              </w:rPr>
-              <w:t xml:space="preserve"> </w:t>
-            </w:r>
-            <w:r>
-              <w:rPr>
-                <w:i/>
-                <w:sz w:val="17"/>
-              </w:rPr>
-              <w:t>nhi</w:t>
-            </w:r>
-            <w:r>
-              <w:rPr>
-                <w:i/>
-                <w:sz w:val="17"/>
-              </w:rPr>
-              <w:t>ệ</w:t>
-            </w:r>
-            <w:r>
-              <w:rPr>
-                <w:i/>
-                <w:sz w:val="17"/>
-              </w:rPr>
-              <w:t>m CLB,</w:t>
-            </w:r>
-            <w:r>
-              <w:rPr>
-                <w:i/>
-                <w:sz w:val="17"/>
-              </w:rPr>
-              <w:br/>
-              <w:t>tôi mu</w:t>
-            </w:r>
-            <w:r>
-              <w:rPr>
-                <w:i/>
-                <w:sz w:val="17"/>
-              </w:rPr>
-              <w:t>ố</w:t>
-            </w:r>
-            <w:r>
-              <w:rPr>
-                <w:i/>
-                <w:sz w:val="17"/>
-              </w:rPr>
-              <w:t>n c</w:t>
-            </w:r>
-            <w:r>
-              <w:rPr>
-                <w:i/>
-                <w:sz w:val="17"/>
-              </w:rPr>
-              <w:t>ậ</w:t>
-            </w:r>
-            <w:r>
-              <w:rPr>
-                <w:i/>
-                <w:sz w:val="17"/>
-              </w:rPr>
-              <w:t>p nh</w:t>
-            </w:r>
-            <w:r>
-              <w:rPr>
-                <w:i/>
-                <w:sz w:val="17"/>
-              </w:rPr>
-              <w:t>ậ</w:t>
-            </w:r>
-            <w:r>
-              <w:rPr>
-                <w:i/>
-                <w:sz w:val="17"/>
-              </w:rPr>
-              <w:t>t hình th</w:t>
-            </w:r>
-            <w:r>
-              <w:rPr>
-                <w:i/>
-                <w:sz w:val="17"/>
-              </w:rPr>
-              <w:t>ứ</w:t>
-            </w:r>
-            <w:r>
-              <w:rPr>
-                <w:i/>
-                <w:sz w:val="17"/>
-              </w:rPr>
-              <w:t>c t</w:t>
-            </w:r>
-            <w:r>
-              <w:rPr>
-                <w:i/>
-                <w:sz w:val="17"/>
-              </w:rPr>
-              <w:t>ổ</w:t>
-            </w:r>
-            <w:r>
-              <w:rPr>
-                <w:i/>
-                <w:sz w:val="17"/>
-              </w:rPr>
-              <w:t xml:space="preserve"> ch</w:t>
-            </w:r>
-            <w:r>
-              <w:rPr>
-                <w:i/>
-                <w:sz w:val="17"/>
-              </w:rPr>
-              <w:t>ứ</w:t>
-            </w:r>
-            <w:r>
-              <w:rPr>
-                <w:i/>
-                <w:sz w:val="17"/>
-              </w:rPr>
-              <w:t>c (Online/Offline) ho</w:t>
-            </w:r>
-            <w:r>
-              <w:rPr>
-                <w:i/>
-                <w:sz w:val="17"/>
-              </w:rPr>
-              <w:t>ặ</w:t>
-            </w:r>
-            <w:r>
-              <w:rPr>
-                <w:i/>
-                <w:sz w:val="17"/>
-              </w:rPr>
-              <w:t>c s</w:t>
-            </w:r>
-            <w:r>
-              <w:rPr>
-                <w:i/>
-                <w:sz w:val="17"/>
-              </w:rPr>
-              <w:t>ứ</w:t>
-            </w:r>
-            <w:r>
-              <w:rPr>
-                <w:i/>
-                <w:sz w:val="17"/>
-              </w:rPr>
-              <w:t>c ch</w:t>
-            </w:r>
-            <w:r>
-              <w:rPr>
-                <w:i/>
-                <w:sz w:val="17"/>
-              </w:rPr>
-              <w:t>ứ</w:t>
-            </w:r>
-            <w:r>
-              <w:rPr>
-                <w:i/>
-                <w:sz w:val="17"/>
-              </w:rPr>
-              <w:t>a s</w:t>
-            </w:r>
-            <w:r>
-              <w:rPr>
-                <w:i/>
-                <w:sz w:val="17"/>
-              </w:rPr>
-              <w:t>ự</w:t>
-            </w:r>
-            <w:r>
-              <w:rPr>
-                <w:i/>
-                <w:sz w:val="17"/>
-              </w:rPr>
-              <w:t xml:space="preserve"> ki</w:t>
-            </w:r>
-            <w:r>
-              <w:rPr>
-                <w:i/>
-                <w:sz w:val="17"/>
-              </w:rPr>
-              <w:t>ệ</w:t>
-            </w:r>
-            <w:r>
-              <w:rPr>
-                <w:i/>
-                <w:sz w:val="17"/>
-              </w:rPr>
-              <w:t>n trư</w:t>
-            </w:r>
-            <w:r>
-              <w:rPr>
-                <w:i/>
-                <w:sz w:val="17"/>
-              </w:rPr>
-              <w:t>ớ</w:t>
-            </w:r>
-            <w:r>
-              <w:rPr>
-                <w:i/>
-                <w:sz w:val="17"/>
-              </w:rPr>
-              <w:t>c ngày di</w:t>
-            </w:r>
-            <w:r>
-              <w:rPr>
-                <w:i/>
-                <w:sz w:val="17"/>
-              </w:rPr>
-              <w:t>ễ</w:t>
-            </w:r>
-            <w:r>
-              <w:rPr>
-                <w:i/>
-                <w:sz w:val="17"/>
-              </w:rPr>
-              <w:t>n ra,</w:t>
-            </w:r>
-            <w:r>
-              <w:rPr>
-                <w:i/>
-                <w:sz w:val="17"/>
-              </w:rPr>
-              <w:br/>
-              <w:t>đ</w:t>
-            </w:r>
-            <w:r>
-              <w:rPr>
-                <w:i/>
-                <w:sz w:val="17"/>
-              </w:rPr>
-              <w:t>ể</w:t>
-            </w:r>
-            <w:r>
-              <w:rPr>
-                <w:i/>
-                <w:sz w:val="17"/>
-              </w:rPr>
-              <w:t xml:space="preserve"> linh ho</w:t>
-            </w:r>
-            <w:r>
-              <w:rPr>
-                <w:i/>
-                <w:sz w:val="17"/>
-              </w:rPr>
-              <w:t>ạ</w:t>
-            </w:r>
-            <w:r>
-              <w:rPr>
-                <w:i/>
-                <w:sz w:val="17"/>
-              </w:rPr>
-              <w:t>t đi</w:t>
-            </w:r>
-            <w:r>
-              <w:rPr>
-                <w:i/>
-                <w:sz w:val="17"/>
-              </w:rPr>
-              <w:t>ề</w:t>
-            </w:r>
-            <w:r>
-              <w:rPr>
-                <w:i/>
-                <w:sz w:val="17"/>
-              </w:rPr>
-              <w:t>u hành và thông báo k</w:t>
-            </w:r>
-            <w:r>
-              <w:rPr>
-                <w:i/>
-                <w:sz w:val="17"/>
-              </w:rPr>
-              <w:t>ị</w:t>
-            </w:r>
-            <w:r>
-              <w:rPr>
-                <w:i/>
-                <w:sz w:val="17"/>
-              </w:rPr>
-              <w:t>p th</w:t>
-            </w:r>
-            <w:r>
-              <w:rPr>
-                <w:i/>
-                <w:sz w:val="17"/>
-              </w:rPr>
-              <w:t>ờ</w:t>
-            </w:r>
-            <w:r>
-              <w:rPr>
-                <w:i/>
-                <w:sz w:val="17"/>
-              </w:rPr>
-              <w:t>i cho ngư</w:t>
-            </w:r>
-            <w:r>
-              <w:rPr>
-                <w:i/>
-                <w:sz w:val="17"/>
-              </w:rPr>
-              <w:t>ờ</w:t>
-            </w:r>
-            <w:r>
-              <w:rPr>
-                <w:i/>
-                <w:sz w:val="17"/>
-              </w:rPr>
-              <w:t>i tham gia.”</w:t>
-            </w:r>
-          </w:p>
-        </w:tc>
-        <w:tc>
-          <w:tcPr>
-            <w:tcW w:w="4277" w:type="dxa"/>
-            <w:shd w:val="clear" w:color="auto" w:fill="F8FAFC"/>
-            <w:tcMar>
-              <w:top w:w="35" w:type="dxa"/>
-              <w:left w:w="45" w:type="dxa"/>
-              <w:bottom w:w="35" w:type="dxa"/>
-              <w:right w:w="45" w:type="dxa"/>
-            </w:tcMar>
-          </w:tcPr>
-          <w:p>
-            <w:pPr>
-              <w:spacing w:after="0"/>
-            </w:pPr>
-            <w:r>
-              <w:rPr>
-                <w:b/>
-                <w:color w:val="0A5C36"/>
-                <w:sz w:val="16"/>
-              </w:rPr>
-              <w:t>• TC1 (H</w:t>
-            </w:r>
-            <w:r>
-              <w:rPr>
-                <w:b/>
-                <w:color w:val="0A5C36"/>
-                <w:sz w:val="16"/>
-              </w:rPr>
-              <w:t>ợ</w:t>
-            </w:r>
-            <w:r>
-              <w:rPr>
-                <w:b/>
-                <w:color w:val="0A5C36"/>
-                <w:sz w:val="16"/>
-              </w:rPr>
-              <w:t>p l</w:t>
-            </w:r>
-            <w:r>
-              <w:rPr>
-                <w:b/>
-                <w:color w:val="0A5C36"/>
-                <w:sz w:val="16"/>
-              </w:rPr>
-              <w:t>ệ</w:t>
-            </w:r>
-            <w:r>
-              <w:rPr>
-                <w:b/>
-                <w:color w:val="0A5C36"/>
-                <w:sz w:val="16"/>
-              </w:rPr>
-              <w:t xml:space="preserve">): </w:t>
-            </w:r>
-            <w:r>
-              <w:rPr>
-                <w:sz w:val="16"/>
-              </w:rPr>
-              <w:t>Given s</w:t>
-            </w:r>
-            <w:r>
-              <w:rPr>
-                <w:sz w:val="16"/>
-              </w:rPr>
-              <w:t>ự</w:t>
-            </w:r>
-            <w:r>
-              <w:rPr>
-                <w:sz w:val="16"/>
-              </w:rPr>
-              <w:t xml:space="preserve"> ki</w:t>
-            </w:r>
-            <w:r>
-              <w:rPr>
-                <w:sz w:val="16"/>
-              </w:rPr>
-              <w:t>ệ</w:t>
-            </w:r>
-            <w:r>
-              <w:rPr>
-                <w:sz w:val="16"/>
-              </w:rPr>
-              <w:t>n chưa di</w:t>
-            </w:r>
-            <w:r>
-              <w:rPr>
-                <w:sz w:val="16"/>
-              </w:rPr>
-              <w:t>ễ</w:t>
-            </w:r>
-            <w:r>
-              <w:rPr>
-                <w:sz w:val="16"/>
-              </w:rPr>
-              <w:t>n ra; When g</w:t>
-            </w:r>
-            <w:r>
-              <w:rPr>
-                <w:sz w:val="16"/>
-              </w:rPr>
-              <w:t>ọ</w:t>
-            </w:r>
-            <w:r>
-              <w:rPr>
-                <w:sz w:val="16"/>
-              </w:rPr>
-              <w:t>i UpdateDetails(newTitle, isOnline, capacity); Then thu</w:t>
-            </w:r>
-            <w:r>
-              <w:rPr>
-                <w:sz w:val="16"/>
-              </w:rPr>
-              <w:t>ộ</w:t>
-            </w:r>
-            <w:r>
-              <w:rPr>
-                <w:sz w:val="16"/>
-              </w:rPr>
-              <w:t>c tính IsOnline đư</w:t>
-            </w:r>
-            <w:r>
-              <w:rPr>
-                <w:sz w:val="16"/>
-              </w:rPr>
-              <w:t>ợ</w:t>
-            </w:r>
-            <w:r>
-              <w:rPr>
-                <w:sz w:val="16"/>
-              </w:rPr>
-              <w:t>c lưu và g</w:t>
-            </w:r>
-            <w:r>
-              <w:rPr>
-                <w:sz w:val="16"/>
-              </w:rPr>
-              <w:t>ử</w:t>
-            </w:r>
-            <w:r>
-              <w:rPr>
-                <w:sz w:val="16"/>
-              </w:rPr>
-              <w:t>i thông báo c</w:t>
-            </w:r>
-            <w:r>
-              <w:rPr>
-                <w:sz w:val="16"/>
-              </w:rPr>
-              <w:t>ậ</w:t>
-            </w:r>
-            <w:r>
-              <w:rPr>
-                <w:sz w:val="16"/>
-              </w:rPr>
-              <w:t>p nh</w:t>
-            </w:r>
-            <w:r>
-              <w:rPr>
-                <w:sz w:val="16"/>
-              </w:rPr>
-              <w:t>ậ</w:t>
-            </w:r>
-            <w:r>
-              <w:rPr>
-                <w:sz w:val="16"/>
-              </w:rPr>
-              <w:t>t.</w:t>
-            </w:r>
-            <w:r>
-              <w:br/>
-            </w:r>
-            <w:r>
-              <w:rPr>
-                <w:b/>
-                <w:color w:val="990000"/>
-                <w:sz w:val="16"/>
-              </w:rPr>
-              <w:t>• TC2 (Ngo</w:t>
-            </w:r>
-            <w:r>
-              <w:rPr>
-                <w:b/>
-                <w:color w:val="990000"/>
-                <w:sz w:val="16"/>
-              </w:rPr>
-              <w:t>ạ</w:t>
-            </w:r>
-            <w:r>
-              <w:rPr>
-                <w:b/>
-                <w:color w:val="990000"/>
-                <w:sz w:val="16"/>
-              </w:rPr>
-              <w:t>i l</w:t>
-            </w:r>
-            <w:r>
-              <w:rPr>
-                <w:b/>
-                <w:color w:val="990000"/>
-                <w:sz w:val="16"/>
-              </w:rPr>
-              <w:t>ệ</w:t>
-            </w:r>
-            <w:r>
-              <w:rPr>
-                <w:b/>
-                <w:color w:val="990000"/>
-                <w:sz w:val="16"/>
-              </w:rPr>
-              <w:t>/L</w:t>
-            </w:r>
-            <w:r>
-              <w:rPr>
-                <w:b/>
-                <w:color w:val="990000"/>
-                <w:sz w:val="16"/>
-              </w:rPr>
-              <w:t>ỗ</w:t>
-            </w:r>
-            <w:r>
-              <w:rPr>
-                <w:b/>
-                <w:color w:val="990000"/>
-                <w:sz w:val="16"/>
-              </w:rPr>
-              <w:t xml:space="preserve">i): </w:t>
-            </w:r>
-            <w:r>
-              <w:rPr>
-                <w:sz w:val="16"/>
-              </w:rPr>
-              <w:t>Given s</w:t>
-            </w:r>
-            <w:r>
-              <w:rPr>
-                <w:sz w:val="16"/>
-              </w:rPr>
-              <w:t>ự</w:t>
-            </w:r>
-            <w:r>
-              <w:rPr>
-                <w:sz w:val="16"/>
-              </w:rPr>
-              <w:t xml:space="preserve"> ki</w:t>
-            </w:r>
-            <w:r>
-              <w:rPr>
-                <w:sz w:val="16"/>
-              </w:rPr>
-              <w:t>ệ</w:t>
-            </w:r>
-            <w:r>
-              <w:rPr>
-                <w:sz w:val="16"/>
-              </w:rPr>
-              <w:t>n đã duy</w:t>
-            </w:r>
-            <w:r>
-              <w:rPr>
-                <w:sz w:val="16"/>
-              </w:rPr>
-              <w:t>ệ</w:t>
-            </w:r>
-            <w:r>
-              <w:rPr>
-                <w:sz w:val="16"/>
-              </w:rPr>
-              <w:t>t 40 ngư</w:t>
-            </w:r>
-            <w:r>
-              <w:rPr>
-                <w:sz w:val="16"/>
-              </w:rPr>
-              <w:t>ờ</w:t>
-            </w:r>
-            <w:r>
-              <w:rPr>
-                <w:sz w:val="16"/>
-              </w:rPr>
-              <w:t>i; When c</w:t>
-            </w:r>
-            <w:r>
-              <w:rPr>
-                <w:sz w:val="16"/>
-              </w:rPr>
-              <w:t>ố</w:t>
-            </w:r>
-            <w:r>
-              <w:rPr>
-                <w:sz w:val="16"/>
-              </w:rPr>
-              <w:t xml:space="preserve"> tình h</w:t>
-            </w:r>
-            <w:r>
-              <w:rPr>
-                <w:sz w:val="16"/>
-              </w:rPr>
-              <w:t>ạ</w:t>
-            </w:r>
-            <w:r>
-              <w:rPr>
-                <w:sz w:val="16"/>
-              </w:rPr>
-              <w:t xml:space="preserve"> Capacity xu</w:t>
-            </w:r>
-            <w:r>
-              <w:rPr>
-                <w:sz w:val="16"/>
-              </w:rPr>
-              <w:t>ố</w:t>
-            </w:r>
-            <w:r>
-              <w:rPr>
-                <w:sz w:val="16"/>
-              </w:rPr>
-              <w:t>ng 30; Then ném ArgumentException ("S</w:t>
-            </w:r>
-            <w:r>
-              <w:rPr>
-                <w:sz w:val="16"/>
-              </w:rPr>
-              <w:t>ứ</w:t>
-            </w:r>
-            <w:r>
-              <w:rPr>
-                <w:sz w:val="16"/>
-              </w:rPr>
-              <w:t>c ch</w:t>
-            </w:r>
-            <w:r>
-              <w:rPr>
-                <w:sz w:val="16"/>
-              </w:rPr>
-              <w:t>ứ</w:t>
-            </w:r>
-            <w:r>
-              <w:rPr>
-                <w:sz w:val="16"/>
-              </w:rPr>
-              <w:t>a m</w:t>
-            </w:r>
-            <w:r>
-              <w:rPr>
-                <w:sz w:val="16"/>
-              </w:rPr>
-              <w:t>ớ</w:t>
-            </w:r>
-            <w:r>
-              <w:rPr>
-                <w:sz w:val="16"/>
-              </w:rPr>
-              <w:t>i nh</w:t>
-            </w:r>
-            <w:r>
-              <w:rPr>
-                <w:sz w:val="16"/>
-              </w:rPr>
-              <w:t>ỏ</w:t>
-            </w:r>
-            <w:r>
-              <w:rPr>
-                <w:sz w:val="16"/>
-              </w:rPr>
-              <w:t xml:space="preserve"> hơn s</w:t>
-            </w:r>
-            <w:r>
-              <w:rPr>
-                <w:sz w:val="16"/>
-              </w:rPr>
-              <w:t>ố</w:t>
-            </w:r>
-            <w:r>
-              <w:rPr>
-                <w:sz w:val="16"/>
-              </w:rPr>
-              <w:t xml:space="preserve"> lư</w:t>
-            </w:r>
-            <w:r>
-              <w:rPr>
-                <w:sz w:val="16"/>
-              </w:rPr>
-              <w:t>ợ</w:t>
-            </w:r>
-            <w:r>
-              <w:rPr>
-                <w:sz w:val="16"/>
-              </w:rPr>
-              <w:t>ng đã duy</w:t>
-            </w:r>
-            <w:r>
-              <w:rPr>
-                <w:sz w:val="16"/>
-              </w:rPr>
-              <w:t>ệ</w:t>
-            </w:r>
-            <w:r>
-              <w:rPr>
-                <w:sz w:val="16"/>
-              </w:rPr>
-              <w:t>t").</w:t>
-            </w:r>
-          </w:p>
-        </w:tc>
-        <w:tc>
-          <w:tcPr>
-            <w:tcW w:w="1296" w:type="dxa"/>
-            <w:shd w:val="clear" w:color="auto" w:fill="F8FAFC"/>
-            <w:tcMar>
-              <w:top w:w="35" w:type="dxa"/>
-              <w:left w:w="45" w:type="dxa"/>
-              <w:bottom w:w="35" w:type="dxa"/>
-              <w:right w:w="45" w:type="dxa"/>
-            </w:tcMar>
-          </w:tcPr>
-          <w:p>
-            <w:pPr>
-              <w:spacing w:after="0"/>
-              <w:jc w:val="center"/>
-            </w:pPr>
-            <w:r>
-              <w:rPr>
-                <w:b/>
-                <w:color w:val="333333"/>
-                <w:sz w:val="16"/>
-              </w:rPr>
-              <w:t>Event</w:t>
-            </w:r>
-            <w:r>
-              <w:rPr>
-                <w:b/>
-                <w:color w:val="333333"/>
-                <w:sz w:val="16"/>
-              </w:rPr>
-              <w:br/>
-              <w:t>(IsOnline,</w:t>
-            </w:r>
-            <w:r>
-              <w:rPr>
-                <w:b/>
-                <w:color w:val="333333"/>
-                <w:sz w:val="16"/>
-              </w:rPr>
-              <w:br/>
-              <w:t>Capacity,</w:t>
-            </w:r>
-            <w:r>
-              <w:rPr>
-                <w:b/>
-                <w:color w:val="333333"/>
-                <w:sz w:val="16"/>
-              </w:rPr>
-              <w:br/>
-              <w:t>UpdateDetails())</w:t>
-            </w:r>
-            <w:r>
-              <w:rPr>
-                <w:b/>
-                <w:color w:val="333333"/>
-                <w:sz w:val="16"/>
-              </w:rPr>
-              <w:br/>
-            </w:r>
-            <w:r>
-              <w:rPr>
-                <w:b/>
-                <w:color w:val="333333"/>
-                <w:sz w:val="16"/>
-              </w:rPr>
-              <w:br/>
-              <w:t>Club</w:t>
-            </w:r>
-          </w:p>
-        </w:tc>
-      </w:tr>
-      <w:tr>
-        <w:trPr>
-          <w:jc w:val="center"/>
-        </w:trPr>
-        <w:tc>
-          <w:tcPr>
-            <w:tcW w:w="1656" w:type="dxa"/>
-            <w:shd w:val="clear" w:color="auto" w:fill="FFFFFF"/>
-            <w:tcMar>
-              <w:top w:w="35" w:type="dxa"/>
-              <w:left w:w="45" w:type="dxa"/>
-              <w:bottom w:w="35" w:type="dxa"/>
-              <w:right w:w="45" w:type="dxa"/>
-            </w:tcMar>
-          </w:tcPr>
-          <w:p>
-            <w:pPr>
-              <w:spacing w:after="0"/>
-              <w:jc w:val="center"/>
-            </w:pPr>
-            <w:r>
-              <w:rPr>
-                <w:b/>
-                <w:color w:val="1B365D"/>
-                <w:sz w:val="19"/>
-              </w:rPr>
-              <w:t>US-05</w:t>
-            </w:r>
-            <w:r>
-              <w:rPr>
-                <w:b/>
-                <w:color w:val="1B365D"/>
-                <w:sz w:val="19"/>
-              </w:rPr>
-              <w:br/>
-            </w:r>
-            <w:r>
-              <w:rPr>
-                <w:b/>
-                <w:sz w:val="17"/>
-              </w:rPr>
-              <w:t>🛠</w:t>
-            </w:r>
-            <w:r>
-              <w:rPr>
-                <w:b/>
-                <w:sz w:val="17"/>
-              </w:rPr>
-              <w:t xml:space="preserve"> Admin</w:t>
-            </w:r>
-            <w:r>
-              <w:rPr>
-                <w:b/>
-                <w:sz w:val="17"/>
-              </w:rPr>
-              <w:br/>
-              <w:t>(Qu</w:t>
-            </w:r>
-            <w:r>
-              <w:rPr>
-                <w:b/>
-                <w:sz w:val="17"/>
-              </w:rPr>
-              <w:t>ả</w:t>
-            </w:r>
-            <w:r>
-              <w:rPr>
-                <w:b/>
-                <w:sz w:val="17"/>
-              </w:rPr>
-              <w:t>n tr</w:t>
-            </w:r>
-            <w:r>
-              <w:rPr>
-                <w:b/>
-                <w:sz w:val="17"/>
-              </w:rPr>
-              <w:t>ị</w:t>
-            </w:r>
-            <w:r>
-              <w:rPr>
-                <w:b/>
-                <w:sz w:val="17"/>
-              </w:rPr>
-              <w:t xml:space="preserve"> viên)</w:t>
-            </w:r>
-          </w:p>
-        </w:tc>
-        <w:tc>
-          <w:tcPr>
-            <w:tcW w:w="3240" w:type="dxa"/>
-            <w:shd w:val="clear" w:color="auto" w:fill="FFFFFF"/>
-            <w:tcMar>
-              <w:top w:w="35" w:type="dxa"/>
-              <w:left w:w="45" w:type="dxa"/>
-              <w:bottom w:w="35" w:type="dxa"/>
-              <w:right w:w="45" w:type="dxa"/>
-            </w:tcMar>
-          </w:tcPr>
-          <w:p>
-            <w:pPr>
-              <w:spacing w:after="0"/>
-            </w:pPr>
-            <w:r>
-              <w:rPr>
-                <w:i/>
-                <w:sz w:val="17"/>
-              </w:rPr>
-              <w:t>“Là Admin h</w:t>
-            </w:r>
-            <w:r>
-              <w:rPr>
-                <w:i/>
-                <w:sz w:val="17"/>
-              </w:rPr>
-              <w:t>ệ</w:t>
-            </w:r>
-            <w:r>
-              <w:rPr>
-                <w:i/>
-                <w:sz w:val="17"/>
-              </w:rPr>
-              <w:t xml:space="preserve"> th</w:t>
-            </w:r>
-            <w:r>
-              <w:rPr>
-                <w:i/>
-                <w:sz w:val="17"/>
-              </w:rPr>
-              <w:t>ố</w:t>
-            </w:r>
-            <w:r>
-              <w:rPr>
-                <w:i/>
-                <w:sz w:val="17"/>
-              </w:rPr>
-              <w:t>ng,</w:t>
-            </w:r>
-            <w:r>
-              <w:rPr>
-                <w:i/>
-                <w:sz w:val="17"/>
-              </w:rPr>
-              <w:br/>
-              <w:t>tôi mu</w:t>
-            </w:r>
-            <w:r>
-              <w:rPr>
-                <w:i/>
-                <w:sz w:val="17"/>
-              </w:rPr>
-              <w:t>ố</w:t>
-            </w:r>
-            <w:r>
-              <w:rPr>
-                <w:i/>
-                <w:sz w:val="17"/>
-              </w:rPr>
-              <w:t>n th</w:t>
-            </w:r>
-            <w:r>
-              <w:rPr>
-                <w:i/>
-                <w:sz w:val="17"/>
-              </w:rPr>
-              <w:t>ẩ</w:t>
-            </w:r>
-            <w:r>
-              <w:rPr>
-                <w:i/>
-                <w:sz w:val="17"/>
-              </w:rPr>
-              <w:t>m đ</w:t>
-            </w:r>
-            <w:r>
-              <w:rPr>
-                <w:i/>
-                <w:sz w:val="17"/>
-              </w:rPr>
-              <w:t>ị</w:t>
-            </w:r>
-            <w:r>
-              <w:rPr>
-                <w:i/>
-                <w:sz w:val="17"/>
-              </w:rPr>
-              <w:t>nh và kh</w:t>
-            </w:r>
-            <w:r>
-              <w:rPr>
-                <w:i/>
-                <w:sz w:val="17"/>
-              </w:rPr>
-              <w:t>ở</w:t>
-            </w:r>
-            <w:r>
-              <w:rPr>
-                <w:i/>
-                <w:sz w:val="17"/>
-              </w:rPr>
-              <w:t>i t</w:t>
-            </w:r>
-            <w:r>
-              <w:rPr>
-                <w:i/>
-                <w:sz w:val="17"/>
-              </w:rPr>
-              <w:t>ạ</w:t>
-            </w:r>
-            <w:r>
-              <w:rPr>
-                <w:i/>
-                <w:sz w:val="17"/>
-              </w:rPr>
-              <w:t>o Câu l</w:t>
-            </w:r>
-            <w:r>
-              <w:rPr>
-                <w:i/>
-                <w:sz w:val="17"/>
-              </w:rPr>
-              <w:t>ạ</w:t>
-            </w:r>
-            <w:r>
-              <w:rPr>
-                <w:i/>
-                <w:sz w:val="17"/>
-              </w:rPr>
-              <w:t>c b</w:t>
-            </w:r>
-            <w:r>
-              <w:rPr>
-                <w:i/>
-                <w:sz w:val="17"/>
-              </w:rPr>
-              <w:t>ộ</w:t>
-            </w:r>
-            <w:r>
-              <w:rPr>
-                <w:i/>
-                <w:sz w:val="17"/>
-              </w:rPr>
-              <w:t xml:space="preserve"> m</w:t>
-            </w:r>
-            <w:r>
-              <w:rPr>
-                <w:i/>
-                <w:sz w:val="17"/>
-              </w:rPr>
-              <w:t>ớ</w:t>
-            </w:r>
-            <w:r>
-              <w:rPr>
-                <w:i/>
-                <w:sz w:val="17"/>
-              </w:rPr>
-              <w:t>i qua Factory Method Club.Create(),</w:t>
-            </w:r>
-            <w:r>
-              <w:rPr>
-                <w:i/>
-                <w:sz w:val="17"/>
-              </w:rPr>
-              <w:br/>
-              <w:t>đ</w:t>
-            </w:r>
-            <w:r>
-              <w:rPr>
-                <w:i/>
-                <w:sz w:val="17"/>
-              </w:rPr>
-              <w:t>ể</w:t>
-            </w:r>
-            <w:r>
-              <w:rPr>
-                <w:i/>
-                <w:sz w:val="17"/>
-              </w:rPr>
-              <w:t xml:space="preserve"> đ</w:t>
-            </w:r>
-            <w:r>
-              <w:rPr>
-                <w:i/>
-                <w:sz w:val="17"/>
-              </w:rPr>
-              <w:t>ả</w:t>
-            </w:r>
-            <w:r>
-              <w:rPr>
-                <w:i/>
-                <w:sz w:val="17"/>
-              </w:rPr>
-              <w:t>m b</w:t>
-            </w:r>
-            <w:r>
-              <w:rPr>
-                <w:i/>
-                <w:sz w:val="17"/>
-              </w:rPr>
-              <w:t>ả</w:t>
-            </w:r>
-            <w:r>
-              <w:rPr>
-                <w:i/>
-                <w:sz w:val="17"/>
-              </w:rPr>
-              <w:t>o ch</w:t>
-            </w:r>
-            <w:r>
-              <w:rPr>
-                <w:i/>
-                <w:sz w:val="17"/>
-              </w:rPr>
-              <w:t>ỉ</w:t>
-            </w:r>
-            <w:r>
-              <w:rPr>
-                <w:i/>
-                <w:sz w:val="17"/>
-              </w:rPr>
-              <w:t xml:space="preserve"> nh</w:t>
-            </w:r>
-            <w:r>
-              <w:rPr>
-                <w:i/>
-                <w:sz w:val="17"/>
-              </w:rPr>
-              <w:t>ữ</w:t>
-            </w:r>
-            <w:r>
-              <w:rPr>
-                <w:i/>
-                <w:sz w:val="17"/>
-              </w:rPr>
-              <w:t>ng CLB đư</w:t>
-            </w:r>
-            <w:r>
-              <w:rPr>
-                <w:i/>
-                <w:sz w:val="17"/>
-              </w:rPr>
-              <w:t>ợ</w:t>
-            </w:r>
-            <w:r>
-              <w:rPr>
-                <w:i/>
-                <w:sz w:val="17"/>
-              </w:rPr>
-              <w:t>c c</w:t>
-            </w:r>
-            <w:r>
-              <w:rPr>
-                <w:i/>
-                <w:sz w:val="17"/>
-              </w:rPr>
-              <w:t>ấ</w:t>
-            </w:r>
-            <w:r>
-              <w:rPr>
-                <w:i/>
-                <w:sz w:val="17"/>
-              </w:rPr>
-              <w:t>p phép chính th</w:t>
-            </w:r>
-            <w:r>
-              <w:rPr>
-                <w:i/>
-                <w:sz w:val="17"/>
-              </w:rPr>
-              <w:t>ứ</w:t>
-            </w:r>
-            <w:r>
-              <w:rPr>
-                <w:i/>
-                <w:sz w:val="17"/>
-              </w:rPr>
-              <w:t>c m</w:t>
-            </w:r>
-            <w:r>
-              <w:rPr>
-                <w:i/>
-                <w:sz w:val="17"/>
-              </w:rPr>
-              <w:t>ớ</w:t>
-            </w:r>
-            <w:r>
-              <w:rPr>
-                <w:i/>
-                <w:sz w:val="17"/>
-              </w:rPr>
-              <w:t>i đư</w:t>
-            </w:r>
-            <w:r>
-              <w:rPr>
-                <w:i/>
-                <w:sz w:val="17"/>
-              </w:rPr>
-              <w:t>ợ</w:t>
-            </w:r>
-            <w:r>
-              <w:rPr>
-                <w:i/>
-                <w:sz w:val="17"/>
-              </w:rPr>
-              <w:t>c ho</w:t>
-            </w:r>
-            <w:r>
-              <w:rPr>
-                <w:i/>
-                <w:sz w:val="17"/>
-              </w:rPr>
-              <w:t>ạ</w:t>
-            </w:r>
-            <w:r>
-              <w:rPr>
-                <w:i/>
-                <w:sz w:val="17"/>
-              </w:rPr>
-              <w:t>t đ</w:t>
-            </w:r>
-            <w:r>
-              <w:rPr>
-                <w:i/>
-                <w:sz w:val="17"/>
-              </w:rPr>
-              <w:t>ộ</w:t>
-            </w:r>
-            <w:r>
-              <w:rPr>
-                <w:i/>
-                <w:sz w:val="17"/>
-              </w:rPr>
-              <w:t>ng.”</w:t>
-            </w:r>
-          </w:p>
-        </w:tc>
-        <w:tc>
-          <w:tcPr>
-            <w:tcW w:w="4277" w:type="dxa"/>
-            <w:shd w:val="clear" w:color="auto" w:fill="FFFFFF"/>
-            <w:tcMar>
-              <w:top w:w="35" w:type="dxa"/>
-              <w:left w:w="45" w:type="dxa"/>
-              <w:bottom w:w="35" w:type="dxa"/>
-              <w:right w:w="45" w:type="dxa"/>
-            </w:tcMar>
-          </w:tcPr>
-          <w:p>
-            <w:pPr>
-              <w:spacing w:after="0"/>
-            </w:pPr>
-            <w:r>
-              <w:rPr>
-                <w:b/>
-                <w:color w:val="0A5C36"/>
-                <w:sz w:val="16"/>
-              </w:rPr>
-              <w:t>• TC1 (H</w:t>
-            </w:r>
-            <w:r>
-              <w:rPr>
-                <w:b/>
-                <w:color w:val="0A5C36"/>
-                <w:sz w:val="16"/>
-              </w:rPr>
-              <w:t>ợ</w:t>
-            </w:r>
-            <w:r>
-              <w:rPr>
-                <w:b/>
-                <w:color w:val="0A5C36"/>
-                <w:sz w:val="16"/>
-              </w:rPr>
-              <w:t>p l</w:t>
-            </w:r>
-            <w:r>
-              <w:rPr>
-                <w:b/>
-                <w:color w:val="0A5C36"/>
-                <w:sz w:val="16"/>
-              </w:rPr>
-              <w:t>ệ</w:t>
-            </w:r>
-            <w:r>
-              <w:rPr>
-                <w:b/>
-                <w:color w:val="0A5C36"/>
-                <w:sz w:val="16"/>
-              </w:rPr>
-              <w:t xml:space="preserve">): </w:t>
-            </w:r>
-            <w:r>
-              <w:rPr>
-                <w:sz w:val="16"/>
-              </w:rPr>
-              <w:t>Given tên CLB h</w:t>
-            </w:r>
-            <w:r>
-              <w:rPr>
-                <w:sz w:val="16"/>
-              </w:rPr>
-              <w:t>ợ</w:t>
-            </w:r>
-            <w:r>
-              <w:rPr>
-                <w:sz w:val="16"/>
-              </w:rPr>
-              <w:t>p l</w:t>
-            </w:r>
-            <w:r>
-              <w:rPr>
-                <w:sz w:val="16"/>
-              </w:rPr>
-              <w:t>ệ</w:t>
-            </w:r>
-            <w:r>
-              <w:rPr>
-                <w:sz w:val="16"/>
-              </w:rPr>
-              <w:t xml:space="preserve"> (không r</w:t>
-            </w:r>
-            <w:r>
-              <w:rPr>
-                <w:sz w:val="16"/>
-              </w:rPr>
-              <w:t>ỗ</w:t>
-            </w:r>
-            <w:r>
-              <w:rPr>
-                <w:sz w:val="16"/>
-              </w:rPr>
-              <w:t>ng, &gt;= 5 ký t</w:t>
-            </w:r>
-            <w:r>
-              <w:rPr>
-                <w:sz w:val="16"/>
-              </w:rPr>
-              <w:t>ự</w:t>
-            </w:r>
-            <w:r>
-              <w:rPr>
-                <w:sz w:val="16"/>
-              </w:rPr>
-              <w:t>) và có mô t</w:t>
-            </w:r>
-            <w:r>
-              <w:rPr>
-                <w:sz w:val="16"/>
-              </w:rPr>
-              <w:t>ả</w:t>
-            </w:r>
-            <w:r>
-              <w:rPr>
-                <w:sz w:val="16"/>
-              </w:rPr>
-              <w:t>; When g</w:t>
-            </w:r>
-            <w:r>
-              <w:rPr>
-                <w:sz w:val="16"/>
-              </w:rPr>
-              <w:t>ọ</w:t>
-            </w:r>
-            <w:r>
-              <w:rPr>
-                <w:sz w:val="16"/>
-              </w:rPr>
-              <w:t>i Club.Create(name, desc); Then t</w:t>
-            </w:r>
-            <w:r>
-              <w:rPr>
-                <w:sz w:val="16"/>
-              </w:rPr>
-              <w:t>ạ</w:t>
-            </w:r>
-            <w:r>
-              <w:rPr>
-                <w:sz w:val="16"/>
-              </w:rPr>
-              <w:t>o entity Club v</w:t>
-            </w:r>
-            <w:r>
-              <w:rPr>
-                <w:sz w:val="16"/>
-              </w:rPr>
-              <w:t>ớ</w:t>
-            </w:r>
-            <w:r>
-              <w:rPr>
-                <w:sz w:val="16"/>
-              </w:rPr>
-              <w:t>i Guid m</w:t>
-            </w:r>
-            <w:r>
-              <w:rPr>
-                <w:sz w:val="16"/>
-              </w:rPr>
-              <w:t>ớ</w:t>
-            </w:r>
-            <w:r>
-              <w:rPr>
-                <w:sz w:val="16"/>
-              </w:rPr>
-              <w:t>i, CreatedAt = UtcNow.</w:t>
-            </w:r>
-            <w:r>
-              <w:br/>
-            </w:r>
-            <w:r>
-              <w:rPr>
-                <w:b/>
-                <w:color w:val="990000"/>
-                <w:sz w:val="16"/>
-              </w:rPr>
-              <w:t>• TC2 (Ngo</w:t>
-            </w:r>
-            <w:r>
-              <w:rPr>
-                <w:b/>
-                <w:color w:val="990000"/>
-                <w:sz w:val="16"/>
-              </w:rPr>
-              <w:t>ạ</w:t>
-            </w:r>
-            <w:r>
-              <w:rPr>
-                <w:b/>
-                <w:color w:val="990000"/>
-                <w:sz w:val="16"/>
-              </w:rPr>
-              <w:t>i l</w:t>
-            </w:r>
-            <w:r>
-              <w:rPr>
-                <w:b/>
-                <w:color w:val="990000"/>
-                <w:sz w:val="16"/>
-              </w:rPr>
-              <w:t>ệ</w:t>
-            </w:r>
-            <w:r>
-              <w:rPr>
-                <w:b/>
-                <w:color w:val="990000"/>
-                <w:sz w:val="16"/>
-              </w:rPr>
-              <w:t>/L</w:t>
-            </w:r>
-            <w:r>
-              <w:rPr>
-                <w:b/>
-                <w:color w:val="990000"/>
-                <w:sz w:val="16"/>
-              </w:rPr>
-              <w:t>ỗ</w:t>
-            </w:r>
-            <w:r>
-              <w:rPr>
-                <w:b/>
-                <w:color w:val="990000"/>
-                <w:sz w:val="16"/>
-              </w:rPr>
-              <w:t xml:space="preserve">i): </w:t>
-            </w:r>
-            <w:r>
-              <w:rPr>
-                <w:sz w:val="16"/>
-              </w:rPr>
-              <w:t>Given tên CLB đ</w:t>
-            </w:r>
-            <w:r>
-              <w:rPr>
-                <w:sz w:val="16"/>
-              </w:rPr>
-              <w:t>ể</w:t>
-            </w:r>
-            <w:r>
-              <w:rPr>
-                <w:sz w:val="16"/>
-              </w:rPr>
-              <w:t xml:space="preserve"> tr</w:t>
-            </w:r>
-            <w:r>
-              <w:rPr>
-                <w:sz w:val="16"/>
-              </w:rPr>
-              <w:t>ố</w:t>
-            </w:r>
-            <w:r>
-              <w:rPr>
-                <w:sz w:val="16"/>
-              </w:rPr>
-              <w:t>ng; When g</w:t>
-            </w:r>
-            <w:r>
-              <w:rPr>
-                <w:sz w:val="16"/>
-              </w:rPr>
-              <w:t>ọ</w:t>
-            </w:r>
-            <w:r>
-              <w:rPr>
-                <w:sz w:val="16"/>
-              </w:rPr>
-              <w:t>i Club.Create("", desc); Then ném ArgumentException, ngăn ch</w:t>
-            </w:r>
-            <w:r>
-              <w:rPr>
-                <w:sz w:val="16"/>
-              </w:rPr>
-              <w:t>ặ</w:t>
-            </w:r>
-            <w:r>
-              <w:rPr>
-                <w:sz w:val="16"/>
-              </w:rPr>
-              <w:t>n t</w:t>
-            </w:r>
-            <w:r>
-              <w:rPr>
-                <w:sz w:val="16"/>
-              </w:rPr>
-              <w:t>ạ</w:t>
-            </w:r>
-            <w:r>
-              <w:rPr>
-                <w:sz w:val="16"/>
-              </w:rPr>
-              <w:t>o đ</w:t>
-            </w:r>
-            <w:r>
-              <w:rPr>
-                <w:sz w:val="16"/>
-              </w:rPr>
-              <w:t>ố</w:t>
-            </w:r>
-            <w:r>
-              <w:rPr>
-                <w:sz w:val="16"/>
-              </w:rPr>
-              <w:t>i tư</w:t>
-            </w:r>
-            <w:r>
-              <w:rPr>
-                <w:sz w:val="16"/>
-              </w:rPr>
-              <w:t>ợ</w:t>
-            </w:r>
-            <w:r>
-              <w:rPr>
-                <w:sz w:val="16"/>
-              </w:rPr>
-              <w:t>ng rác trong b</w:t>
-            </w:r>
-            <w:r>
-              <w:rPr>
-                <w:sz w:val="16"/>
-              </w:rPr>
-              <w:t>ộ</w:t>
-            </w:r>
-            <w:r>
-              <w:rPr>
-                <w:sz w:val="16"/>
-              </w:rPr>
-              <w:t xml:space="preserve"> nh</w:t>
-            </w:r>
-            <w:r>
-              <w:rPr>
-                <w:sz w:val="16"/>
-              </w:rPr>
-              <w:t>ớ</w:t>
-            </w:r>
-            <w:r>
-              <w:rPr>
-                <w:sz w:val="16"/>
-              </w:rPr>
-              <w:t>.</w:t>
-            </w:r>
-          </w:p>
-        </w:tc>
-        <w:tc>
-          <w:tcPr>
-            <w:tcW w:w="1296" w:type="dxa"/>
-            <w:shd w:val="clear" w:color="auto" w:fill="FFFFFF"/>
-            <w:tcMar>
-              <w:top w:w="35" w:type="dxa"/>
-              <w:left w:w="45" w:type="dxa"/>
-              <w:bottom w:w="35" w:type="dxa"/>
-              <w:right w:w="45" w:type="dxa"/>
-            </w:tcMar>
-          </w:tcPr>
-          <w:p>
-            <w:pPr>
-              <w:spacing w:after="0"/>
-              <w:jc w:val="center"/>
-            </w:pPr>
-            <w:r>
-              <w:rPr>
-                <w:b/>
-                <w:color w:val="333333"/>
-                <w:sz w:val="16"/>
-              </w:rPr>
-              <w:t>Club</w:t>
-            </w:r>
-            <w:r>
-              <w:rPr>
-                <w:b/>
-                <w:color w:val="333333"/>
-                <w:sz w:val="16"/>
-              </w:rPr>
-              <w:br/>
-              <w:t>(Factory Method</w:t>
-            </w:r>
-            <w:r>
-              <w:rPr>
-                <w:b/>
-                <w:color w:val="333333"/>
-                <w:sz w:val="16"/>
-              </w:rPr>
-              <w:br/>
-              <w:t>Club.Create(),</w:t>
-            </w:r>
-            <w:r>
-              <w:rPr>
-                <w:b/>
-                <w:color w:val="333333"/>
-                <w:sz w:val="16"/>
-              </w:rPr>
-              <w:br/>
-              <w:t>Private ctor)</w:t>
-            </w:r>
-            <w:r>
-              <w:rPr>
-                <w:b/>
-                <w:color w:val="333333"/>
-                <w:sz w:val="16"/>
-              </w:rPr>
-              <w:br/>
-            </w:r>
-            <w:r>
-              <w:rPr>
-                <w:b/>
-                <w:color w:val="333333"/>
-                <w:sz w:val="16"/>
-              </w:rPr>
-              <w:br/>
-              <w:t>Member</w:t>
-            </w:r>
-          </w:p>
-        </w:tc>
-      </w:tr>
-    </w:tbl>
-    <w:p>
-      <w:pPr>
-        <w:spacing w:before="80" w:after="0"/>
-        <w:jc w:val="both"/>
-      </w:pPr>
-      <w:r>
-        <w:rPr>
-          <w:b/>
-          <w:color w:val="1B365D"/>
-          <w:sz w:val="17"/>
-        </w:rPr>
-        <w:t>✓</w:t>
-      </w:r>
-      <w:r>
-        <w:rPr>
-          <w:b/>
-          <w:color w:val="1B365D"/>
-          <w:sz w:val="17"/>
-        </w:rPr>
-        <w:t xml:space="preserve"> Đánh giá chu</w:t>
-      </w:r>
-      <w:r>
-        <w:rPr>
-          <w:b/>
-          <w:color w:val="1B365D"/>
-          <w:sz w:val="17"/>
-        </w:rPr>
-        <w:t>ẩ</w:t>
-      </w:r>
-      <w:r>
-        <w:rPr>
-          <w:b/>
-          <w:color w:val="1B365D"/>
-          <w:sz w:val="17"/>
-        </w:rPr>
-        <w:t>n đ</w:t>
-      </w:r>
-      <w:r>
-        <w:rPr>
-          <w:b/>
-          <w:color w:val="1B365D"/>
-          <w:sz w:val="17"/>
-        </w:rPr>
-        <w:t>ầ</w:t>
-      </w:r>
-      <w:r>
-        <w:rPr>
-          <w:b/>
-          <w:color w:val="1B365D"/>
-          <w:sz w:val="17"/>
-        </w:rPr>
-        <w:t xml:space="preserve">u ra (Rubric Ch01 - HĐ 1.3): </w:t>
-      </w:r>
-      <w:r>
-        <w:rPr>
-          <w:sz w:val="17"/>
-        </w:rPr>
-        <w:t>Đ</w:t>
-      </w:r>
-      <w:r>
-        <w:rPr>
-          <w:sz w:val="17"/>
-        </w:rPr>
-        <w:t>ủ</w:t>
-      </w:r>
-      <w:r>
-        <w:rPr>
-          <w:sz w:val="17"/>
-        </w:rPr>
-        <w:t xml:space="preserve"> 5 User Story; Tr</w:t>
-      </w:r>
-      <w:r>
-        <w:rPr>
-          <w:sz w:val="17"/>
-        </w:rPr>
-        <w:t>ả</w:t>
-      </w:r>
-      <w:r>
-        <w:rPr>
-          <w:sz w:val="17"/>
-        </w:rPr>
-        <w:t>i đ</w:t>
-      </w:r>
-      <w:r>
-        <w:rPr>
-          <w:sz w:val="17"/>
-        </w:rPr>
-        <w:t>ủ</w:t>
-      </w:r>
-      <w:r>
-        <w:rPr>
-          <w:sz w:val="17"/>
-        </w:rPr>
-        <w:t xml:space="preserve"> 3 vai trò (SV: 2, Ban CLB: 2, Admin: 1); 100% không chép story </w:t>
-      </w:r>
-      <w:r>
-        <w:rPr>
-          <w:sz w:val="17"/>
-        </w:rPr>
-        <w:t>m</w:t>
-      </w:r>
-      <w:r>
-        <w:rPr>
-          <w:sz w:val="17"/>
-        </w:rPr>
-        <w:t>ẫ</w:t>
-      </w:r>
-      <w:r>
-        <w:rPr>
-          <w:sz w:val="17"/>
-        </w:rPr>
-        <w:t>u; M</w:t>
-      </w:r>
-      <w:r>
-        <w:rPr>
-          <w:sz w:val="17"/>
-        </w:rPr>
-        <w:t>ỗ</w:t>
-      </w:r>
-      <w:r>
-        <w:rPr>
-          <w:sz w:val="17"/>
-        </w:rPr>
-        <w:t>i story có đ</w:t>
-      </w:r>
-      <w:r>
-        <w:rPr>
-          <w:sz w:val="17"/>
-        </w:rPr>
-        <w:t>ủ</w:t>
-      </w:r>
-      <w:r>
-        <w:rPr>
-          <w:sz w:val="17"/>
-        </w:rPr>
-        <w:t xml:space="preserve"> 2 tiêu chí nghi</w:t>
-      </w:r>
-      <w:r>
-        <w:rPr>
-          <w:sz w:val="17"/>
-        </w:rPr>
-        <w:t>ệ</w:t>
-      </w:r>
-      <w:r>
-        <w:rPr>
-          <w:sz w:val="17"/>
-        </w:rPr>
-        <w:t>m thu Given-When-Then (lu</w:t>
-      </w:r>
-      <w:r>
-        <w:rPr>
-          <w:sz w:val="17"/>
-        </w:rPr>
-        <w:t>ồ</w:t>
-      </w:r>
-      <w:r>
-        <w:rPr>
-          <w:sz w:val="17"/>
-        </w:rPr>
-        <w:t>ng chu</w:t>
-      </w:r>
-      <w:r>
-        <w:rPr>
-          <w:sz w:val="17"/>
-        </w:rPr>
-        <w:t>ẩ</w:t>
-      </w:r>
-      <w:r>
-        <w:rPr>
-          <w:sz w:val="17"/>
-        </w:rPr>
-        <w:t>n &amp; ngo</w:t>
-      </w:r>
-      <w:r>
-        <w:rPr>
-          <w:sz w:val="17"/>
-        </w:rPr>
-        <w:t>ạ</w:t>
-      </w:r>
-      <w:r>
-        <w:rPr>
-          <w:sz w:val="17"/>
-        </w:rPr>
-        <w:t>i l</w:t>
-      </w:r>
-      <w:r>
-        <w:rPr>
-          <w:sz w:val="17"/>
-        </w:rPr>
-        <w:t>ệ</w:t>
-      </w:r>
-      <w:r>
-        <w:rPr>
-          <w:sz w:val="17"/>
-        </w:rPr>
-        <w:t>) và k</w:t>
-      </w:r>
-      <w:r>
-        <w:rPr>
-          <w:sz w:val="17"/>
-        </w:rPr>
-        <w:t>ế</w:t>
-      </w:r>
-      <w:r>
-        <w:rPr>
-          <w:sz w:val="17"/>
-        </w:rPr>
-        <w:t>t n</w:t>
-      </w:r>
-      <w:r>
-        <w:rPr>
-          <w:sz w:val="17"/>
-        </w:rPr>
-        <w:t>ố</w:t>
-      </w:r>
-      <w:r>
-        <w:rPr>
-          <w:sz w:val="17"/>
-        </w:rPr>
-        <w:t>i v</w:t>
-      </w:r>
-      <w:r>
-        <w:rPr>
-          <w:sz w:val="17"/>
-        </w:rPr>
-        <w:t>ớ</w:t>
-      </w:r>
-      <w:r>
-        <w:rPr>
-          <w:sz w:val="17"/>
-        </w:rPr>
-        <w:t>i 5 Entity EduHub.</w:t>
-      </w:r>
-      <w:r>
-        <w:rPr>
-          <w:sz w:val="17"/>
-        </w:rPr>
-        <w:br/>
+        <w:t>------------------------------------------------------------------------------------------------------------------------</w:t>
       </w:r>
     </w:p>
     <w:p>
       <w:pPr>
-        <w:spacing w:before="40" w:after="0"/>
-        <w:jc w:val="right"/>
+        <w:spacing w:before="80" w:after="20"/>
       </w:pPr>
       <w:r>
         <w:rPr>
-          <w:i/>
-          <w:sz w:val="17"/>
-        </w:rPr>
-        <w:t>Đ</w:t>
-      </w:r>
-      <w:r>
-        <w:rPr>
-          <w:i/>
-          <w:sz w:val="17"/>
-        </w:rPr>
-        <w:t>ồ</w:t>
-      </w:r>
-      <w:r>
-        <w:rPr>
-          <w:i/>
-          <w:sz w:val="17"/>
-        </w:rPr>
-        <w:t>ng Tháp, ngày 13/10/2026 — Sinh viên th</w:t>
-      </w:r>
-      <w:r>
-        <w:rPr>
-          <w:i/>
-          <w:sz w:val="17"/>
+          <w:b/>
+        </w:rPr>
+        <w:t>Story 1 [Sinh viên (Member)]: H</w:t>
+      </w:r>
+      <w:r>
+        <w:rPr>
+          <w:b/>
+        </w:rPr>
+        <w:t>ủ</w:t>
+      </w:r>
+      <w:r>
+        <w:rPr>
+          <w:b/>
+        </w:rPr>
+        <w:t>y đăng ký s</w:t>
+      </w:r>
+      <w:r>
+        <w:rPr>
+          <w:b/>
         </w:rPr>
         <w:t>ự</w:t>
       </w:r>
       <w:r>
         <w:rPr>
-          <w:i/>
-          <w:sz w:val="17"/>
-        </w:rPr>
+          <w:b/>
+        </w:rPr>
+        <w:t xml:space="preserve"> ki</w:t>
+      </w:r>
+      <w:r>
+        <w:rPr>
+          <w:b/>
+        </w:rPr>
+        <w:t>ệ</w:t>
+      </w:r>
+      <w:r>
+        <w:rPr>
+          <w:b/>
+        </w:rPr>
+        <w:t>n trư</w:t>
+      </w:r>
+      <w:r>
+        <w:rPr>
+          <w:b/>
+        </w:rPr>
+        <w:t>ớ</w:t>
+      </w:r>
+      <w:r>
+        <w:rPr>
+          <w:b/>
+        </w:rPr>
+        <w:t>c ngày di</w:t>
+      </w:r>
+      <w:r>
+        <w:rPr>
+          <w:b/>
+        </w:rPr>
+        <w:t>ễ</w:t>
+      </w:r>
+      <w:r>
+        <w:rPr>
+          <w:b/>
+        </w:rPr>
+        <w:t>n ra</w:t>
+      </w:r>
+    </w:p>
+    <w:p>
+      <w:pPr>
+        <w:spacing w:after="20"/>
+        <w:ind w:left="288"/>
+      </w:pPr>
+      <w:r>
+        <w:rPr>
+          <w:b/>
+        </w:rPr>
+        <w:t>• Mô t</w:t>
+      </w:r>
+      <w:r>
+        <w:rPr>
+          <w:b/>
+        </w:rPr>
+        <w:t>ả</w:t>
+      </w:r>
+      <w:r>
+        <w:rPr>
+          <w:b/>
+        </w:rPr>
+        <w:t xml:space="preserve">: </w:t>
+      </w:r>
+      <w:r>
+        <w:t>Là m</w:t>
+      </w:r>
+      <w:r>
+        <w:t>ộ</w:t>
+      </w:r>
+      <w:r>
+        <w:t>t Sinh viên đã đăng ký s</w:t>
+      </w:r>
+      <w:r>
+        <w:t>ự</w:t>
+      </w:r>
+      <w:r>
+        <w:t xml:space="preserve"> ki</w:t>
+      </w:r>
+      <w:r>
+        <w:t>ệ</w:t>
+      </w:r>
+      <w:r>
+        <w:t>n, tôi mu</w:t>
+      </w:r>
+      <w:r>
+        <w:t>ố</w:t>
+      </w:r>
+      <w:r>
+        <w:t>n h</w:t>
+      </w:r>
+      <w:r>
+        <w:t>ủ</w:t>
+      </w:r>
+      <w:r>
+        <w:t>y phi</w:t>
+      </w:r>
+      <w:r>
+        <w:t>ế</w:t>
+      </w:r>
+      <w:r>
+        <w:t>u đăng ký trư</w:t>
+      </w:r>
+      <w:r>
+        <w:t>ớ</w:t>
+      </w:r>
+      <w:r>
+        <w:t>c th</w:t>
+      </w:r>
+      <w:r>
+        <w:t>ờ</w:t>
+      </w:r>
+      <w:r>
+        <w:t>i đi</w:t>
+      </w:r>
+      <w:r>
+        <w:t>ể</w:t>
+      </w:r>
+      <w:r>
+        <w:t>m di</w:t>
+      </w:r>
+      <w:r>
+        <w:t>ễ</w:t>
+      </w:r>
+      <w:r>
+        <w:t>n ra khi có l</w:t>
+      </w:r>
+      <w:r>
+        <w:t>ị</w:t>
+      </w:r>
+      <w:r>
+        <w:t>ch b</w:t>
+      </w:r>
+      <w:r>
+        <w:t>ậ</w:t>
+      </w:r>
+      <w:r>
+        <w:t>n đ</w:t>
+      </w:r>
+      <w:r>
+        <w:t>ộ</w:t>
+      </w:r>
+      <w:r>
+        <w:t>t xu</w:t>
+      </w:r>
+      <w:r>
+        <w:t>ấ</w:t>
+      </w:r>
+      <w:r>
+        <w:t>t, đ</w:t>
+      </w:r>
+      <w:r>
+        <w:t>ể</w:t>
+      </w:r>
+      <w:r>
+        <w:t xml:space="preserve"> như</w:t>
+      </w:r>
+      <w:r>
+        <w:t>ờ</w:t>
+      </w:r>
+      <w:r>
+        <w:t>ng su</w:t>
+      </w:r>
+      <w:r>
+        <w:t>ấ</w:t>
+      </w:r>
+      <w:r>
+        <w:t>t tham gia cho b</w:t>
+      </w:r>
+      <w:r>
+        <w:t>ạ</w:t>
+      </w:r>
+      <w:r>
+        <w:t>n khác và gi</w:t>
+      </w:r>
+      <w:r>
+        <w:t>ữ</w:t>
+      </w:r>
+      <w:r>
+        <w:t xml:space="preserve"> uy tín cá nhân.</w:t>
+      </w:r>
+    </w:p>
+    <w:p>
+      <w:pPr>
+        <w:spacing w:after="20"/>
+        <w:ind w:left="288"/>
+      </w:pPr>
+      <w:r>
+        <w:rPr>
+          <w:b/>
+        </w:rPr>
+        <w:t>• Tiêu chí 1 (H</w:t>
+      </w:r>
+      <w:r>
+        <w:rPr>
+          <w:b/>
+        </w:rPr>
+        <w:t>ợ</w:t>
+      </w:r>
+      <w:r>
+        <w:rPr>
+          <w:b/>
+        </w:rPr>
+        <w:t>p l</w:t>
+      </w:r>
+      <w:r>
+        <w:rPr>
+          <w:b/>
+        </w:rPr>
+        <w:t>ệ</w:t>
+      </w:r>
+      <w:r>
+        <w:rPr>
+          <w:b/>
+        </w:rPr>
+        <w:t xml:space="preserve">): </w:t>
+      </w:r>
+      <w:r>
+        <w:t>Given phi</w:t>
+      </w:r>
+      <w:r>
+        <w:t>ế</w:t>
+      </w:r>
+      <w:r>
+        <w:t xml:space="preserve">u </w:t>
+      </w:r>
+      <w:r>
+        <w:t>ở</w:t>
+      </w:r>
+      <w:r>
+        <w:t xml:space="preserve"> tr</w:t>
+      </w:r>
+      <w:r>
+        <w:t>ạ</w:t>
+      </w:r>
+      <w:r>
+        <w:t>ng thái Pending ho</w:t>
+      </w:r>
+      <w:r>
+        <w:t>ặ</w:t>
+      </w:r>
+      <w:r>
+        <w:t>c Confirmed, When sinh viên h</w:t>
+      </w:r>
+      <w:r>
+        <w:t>ủ</w:t>
+      </w:r>
+      <w:r>
+        <w:t>y phi</w:t>
+      </w:r>
+      <w:r>
+        <w:t>ế</w:t>
+      </w:r>
+      <w:r>
+        <w:t>u, Then tr</w:t>
+      </w:r>
+      <w:r>
+        <w:t>ạ</w:t>
+      </w:r>
+      <w:r>
+        <w:t>ng thái chuy</w:t>
+      </w:r>
+      <w:r>
+        <w:t>ể</w:t>
+      </w:r>
+      <w:r>
+        <w:t>n thành Cancelled và hoàn l</w:t>
+      </w:r>
+      <w:r>
+        <w:t>ạ</w:t>
+      </w:r>
+      <w:r>
+        <w:t>i 1 ch</w:t>
+      </w:r>
+      <w:r>
+        <w:t>ỗ</w:t>
+      </w:r>
+      <w:r>
+        <w:t xml:space="preserve"> tr</w:t>
+      </w:r>
+      <w:r>
+        <w:t>ố</w:t>
+      </w:r>
+      <w:r>
+        <w:t>ng kh</w:t>
+      </w:r>
+      <w:r>
+        <w:t>ả</w:t>
+      </w:r>
+      <w:r>
+        <w:t xml:space="preserve"> d</w:t>
+      </w:r>
+      <w:r>
+        <w:t>ụ</w:t>
+      </w:r>
+      <w:r>
+        <w:t>ng cho s</w:t>
+      </w:r>
+      <w:r>
+        <w:t>ự</w:t>
+      </w:r>
+      <w:r>
+        <w:t xml:space="preserve"> ki</w:t>
+      </w:r>
+      <w:r>
+        <w:t>ệ</w:t>
+      </w:r>
+      <w:r>
+        <w:t>n.</w:t>
+      </w:r>
+    </w:p>
+    <w:p>
+      <w:pPr>
+        <w:spacing w:after="60"/>
+        <w:ind w:left="288"/>
+      </w:pPr>
+      <w:r>
+        <w:rPr>
+          <w:b/>
+        </w:rPr>
+        <w:t>• Tiêu chí 2 (Ngo</w:t>
+      </w:r>
+      <w:r>
+        <w:rPr>
+          <w:b/>
+        </w:rPr>
+        <w:t>ạ</w:t>
+      </w:r>
+      <w:r>
+        <w:rPr>
+          <w:b/>
+        </w:rPr>
+        <w:t>i l</w:t>
+      </w:r>
+      <w:r>
+        <w:rPr>
+          <w:b/>
+        </w:rPr>
+        <w:t>ệ</w:t>
+      </w:r>
+      <w:r>
+        <w:rPr>
+          <w:b/>
+        </w:rPr>
+        <w:t>/L</w:t>
+      </w:r>
+      <w:r>
+        <w:rPr>
+          <w:b/>
+        </w:rPr>
+        <w:t>ỗ</w:t>
+      </w:r>
+      <w:r>
+        <w:rPr>
+          <w:b/>
+        </w:rPr>
+        <w:t xml:space="preserve">i): </w:t>
+      </w:r>
+      <w:r>
+        <w:t>Given phi</w:t>
+      </w:r>
+      <w:r>
+        <w:t>ế</w:t>
+      </w:r>
+      <w:r>
+        <w:t xml:space="preserve">u đã </w:t>
+      </w:r>
+      <w:r>
+        <w:t>ở</w:t>
+      </w:r>
+      <w:r>
+        <w:t xml:space="preserve"> tr</w:t>
+      </w:r>
+      <w:r>
+        <w:t>ạ</w:t>
+      </w:r>
+      <w:r>
+        <w:t>ng thái Cancelled ho</w:t>
+      </w:r>
+      <w:r>
+        <w:t>ặ</w:t>
+      </w:r>
+      <w:r>
+        <w:t>c đã đi</w:t>
+      </w:r>
+      <w:r>
+        <w:t>ể</w:t>
+      </w:r>
+      <w:r>
+        <w:t>m danh (CheckIn), When sinh viên h</w:t>
+      </w:r>
+      <w:r>
+        <w:t>ủ</w:t>
+      </w:r>
+      <w:r>
+        <w:t>y, Then h</w:t>
+      </w:r>
+      <w:r>
+        <w:t>ệ</w:t>
+      </w:r>
+      <w:r>
+        <w:t xml:space="preserve"> th</w:t>
+      </w:r>
+      <w:r>
+        <w:t>ố</w:t>
+      </w:r>
+      <w:r>
+        <w:t>ng t</w:t>
+      </w:r>
+      <w:r>
+        <w:t>ừ</w:t>
+      </w:r>
+      <w:r>
+        <w:t xml:space="preserve"> ch</w:t>
+      </w:r>
+      <w:r>
+        <w:t>ố</w:t>
+      </w:r>
+      <w:r>
+        <w:t>i và báo l</w:t>
+      </w:r>
+      <w:r>
+        <w:t>ỗ</w:t>
+      </w:r>
+      <w:r>
+        <w:t>i InvalidOperationException.</w:t>
+      </w:r>
+    </w:p>
+    <w:p>
+      <w:pPr>
+        <w:spacing w:before="80" w:after="20"/>
+      </w:pPr>
+      <w:r>
+        <w:rPr>
+          <w:b/>
+        </w:rPr>
+        <w:t>Story 2 [Sinh viên (Member)]: Xem l</w:t>
+      </w:r>
+      <w:r>
+        <w:rPr>
+          <w:b/>
+        </w:rPr>
+        <w:t>ị</w:t>
+      </w:r>
+      <w:r>
+        <w:rPr>
+          <w:b/>
+        </w:rPr>
+        <w:t>ch s</w:t>
+      </w:r>
+      <w:r>
+        <w:rPr>
+          <w:b/>
+        </w:rPr>
+        <w:t>ử</w:t>
+      </w:r>
+      <w:r>
+        <w:rPr>
+          <w:b/>
+        </w:rPr>
+        <w:t xml:space="preserve"> các s</w:t>
+      </w:r>
+      <w:r>
+        <w:rPr>
+          <w:b/>
+        </w:rPr>
+        <w:t>ự</w:t>
+      </w:r>
+      <w:r>
+        <w:rPr>
+          <w:b/>
+        </w:rPr>
+        <w:t xml:space="preserve"> ki</w:t>
+      </w:r>
+      <w:r>
+        <w:rPr>
+          <w:b/>
+        </w:rPr>
+        <w:t>ệ</w:t>
+      </w:r>
+      <w:r>
+        <w:rPr>
+          <w:b/>
+        </w:rPr>
+        <w:t>n đã đăng ký và k</w:t>
+      </w:r>
+      <w:r>
+        <w:rPr>
+          <w:b/>
+        </w:rPr>
+        <w:t>ế</w:t>
+      </w:r>
+      <w:r>
+        <w:rPr>
+          <w:b/>
+        </w:rPr>
+        <w:t>t qu</w:t>
+      </w:r>
+      <w:r>
+        <w:rPr>
+          <w:b/>
+        </w:rPr>
+        <w:t>ả</w:t>
+      </w:r>
+      <w:r>
+        <w:rPr>
+          <w:b/>
+        </w:rPr>
+        <w:t xml:space="preserve"> tham gia</w:t>
+      </w:r>
+    </w:p>
+    <w:p>
+      <w:pPr>
+        <w:spacing w:after="20"/>
+        <w:ind w:left="288"/>
+      </w:pPr>
+      <w:r>
+        <w:rPr>
+          <w:b/>
+        </w:rPr>
+        <w:t>• Mô t</w:t>
+      </w:r>
+      <w:r>
+        <w:rPr>
+          <w:b/>
+        </w:rPr>
+        <w:t>ả</w:t>
+      </w:r>
+      <w:r>
+        <w:rPr>
+          <w:b/>
+        </w:rPr>
+        <w:t xml:space="preserve">: </w:t>
+      </w:r>
+      <w:r>
+        <w:t>Là m</w:t>
+      </w:r>
+      <w:r>
+        <w:t>ộ</w:t>
+      </w:r>
+      <w:r>
+        <w:t>t Sinh viên, tôi mu</w:t>
+      </w:r>
+      <w:r>
+        <w:t>ố</w:t>
+      </w:r>
+      <w:r>
+        <w:t>n xem danh sách các s</w:t>
+      </w:r>
+      <w:r>
+        <w:t>ự</w:t>
+      </w:r>
+      <w:r>
+        <w:t xml:space="preserve"> ki</w:t>
+      </w:r>
+      <w:r>
+        <w:t>ệ</w:t>
+      </w:r>
+      <w:r>
+        <w:t>n đã đăng ký kèm tr</w:t>
+      </w:r>
+      <w:r>
+        <w:t>ạ</w:t>
+      </w:r>
+      <w:r>
+        <w:t>ng thái phi</w:t>
+      </w:r>
+      <w:r>
+        <w:t>ế</w:t>
+      </w:r>
+      <w:r>
+        <w:t>u và k</w:t>
+      </w:r>
+      <w:r>
+        <w:t>ế</w:t>
+      </w:r>
+      <w:r>
+        <w:t>t qu</w:t>
+      </w:r>
+      <w:r>
+        <w:t>ả</w:t>
+      </w:r>
+      <w:r>
+        <w:t xml:space="preserve"> đi</w:t>
+      </w:r>
+      <w:r>
+        <w:t>ể</w:t>
+      </w:r>
+      <w:r>
+        <w:t>m danh, đ</w:t>
+      </w:r>
+      <w:r>
+        <w:t>ể</w:t>
+      </w:r>
+      <w:r>
+        <w:t xml:space="preserve"> ch</w:t>
+      </w:r>
+      <w:r>
+        <w:t>ủ</w:t>
+      </w:r>
+      <w:r>
+        <w:t xml:space="preserve"> đ</w:t>
+      </w:r>
+      <w:r>
+        <w:t>ộ</w:t>
+      </w:r>
+      <w:r>
+        <w:t>ng theo dõi l</w:t>
+      </w:r>
+      <w:r>
+        <w:t>ị</w:t>
+      </w:r>
+      <w:r>
+        <w:t>ch trình tham gia ngo</w:t>
+      </w:r>
+      <w:r>
+        <w:t>ạ</w:t>
+      </w:r>
+      <w:r>
+        <w:t>i khóa c</w:t>
+      </w:r>
+      <w:r>
+        <w:t>ủ</w:t>
+      </w:r>
+      <w:r>
+        <w:t>a b</w:t>
+      </w:r>
+      <w:r>
+        <w:t>ả</w:t>
+      </w:r>
+      <w:r>
+        <w:t>n thân.</w:t>
+      </w:r>
+    </w:p>
+    <w:p>
+      <w:pPr>
+        <w:spacing w:after="20"/>
+        <w:ind w:left="288"/>
+      </w:pPr>
+      <w:r>
+        <w:rPr>
+          <w:b/>
+        </w:rPr>
+        <w:t>• Tiêu chí 1 (H</w:t>
+      </w:r>
+      <w:r>
+        <w:rPr>
+          <w:b/>
+        </w:rPr>
+        <w:t>ợ</w:t>
+      </w:r>
+      <w:r>
+        <w:rPr>
+          <w:b/>
+        </w:rPr>
+        <w:t>p l</w:t>
+      </w:r>
+      <w:r>
+        <w:rPr>
+          <w:b/>
+        </w:rPr>
+        <w:t>ệ</w:t>
+      </w:r>
+      <w:r>
+        <w:rPr>
+          <w:b/>
+        </w:rPr>
+        <w:t xml:space="preserve">): </w:t>
+      </w:r>
+      <w:r>
+        <w:t>Given sinh viên đã có phi</w:t>
+      </w:r>
+      <w:r>
+        <w:t>ế</w:t>
+      </w:r>
+      <w:r>
+        <w:t>u đăng ký, When xem l</w:t>
+      </w:r>
+      <w:r>
+        <w:t>ị</w:t>
+      </w:r>
+      <w:r>
+        <w:t>ch s</w:t>
+      </w:r>
+      <w:r>
+        <w:t>ử</w:t>
+      </w:r>
+      <w:r>
+        <w:t>, Then h</w:t>
+      </w:r>
+      <w:r>
+        <w:t>ệ</w:t>
+      </w:r>
+      <w:r>
+        <w:t xml:space="preserve"> th</w:t>
+      </w:r>
+      <w:r>
+        <w:t>ố</w:t>
+      </w:r>
+      <w:r>
+        <w:t>ng hi</w:t>
+      </w:r>
+      <w:r>
+        <w:t>ể</w:t>
+      </w:r>
+      <w:r>
+        <w:t>n th</w:t>
+      </w:r>
+      <w:r>
+        <w:t>ị</w:t>
+      </w:r>
+      <w:r>
+        <w:t xml:space="preserve"> danh sách s</w:t>
+      </w:r>
+      <w:r>
+        <w:t>ự</w:t>
+      </w:r>
+      <w:r>
+        <w:t xml:space="preserve"> ki</w:t>
+      </w:r>
+      <w:r>
+        <w:t>ệ</w:t>
+      </w:r>
+      <w:r>
+        <w:t>n (tên s</w:t>
+      </w:r>
+      <w:r>
+        <w:t>ự</w:t>
+      </w:r>
+      <w:r>
+        <w:t xml:space="preserve"> ki</w:t>
+      </w:r>
+      <w:r>
+        <w:t>ệ</w:t>
+      </w:r>
+      <w:r>
+        <w:t>n, ngày t</w:t>
+      </w:r>
+      <w:r>
+        <w:t>ổ</w:t>
+      </w:r>
+      <w:r>
+        <w:t xml:space="preserve"> ch</w:t>
+      </w:r>
+      <w:r>
+        <w:t>ứ</w:t>
+      </w:r>
+      <w:r>
+        <w:t>c, tr</w:t>
+      </w:r>
+      <w:r>
+        <w:t>ạ</w:t>
+      </w:r>
+      <w:r>
+        <w:t>ng thái phi</w:t>
+      </w:r>
+      <w:r>
+        <w:t>ế</w:t>
+      </w:r>
+      <w:r>
+        <w:t>u và k</w:t>
+      </w:r>
+      <w:r>
+        <w:t>ế</w:t>
+      </w:r>
+      <w:r>
+        <w:t>t qu</w:t>
+      </w:r>
+      <w:r>
+        <w:t>ả</w:t>
+      </w:r>
+      <w:r>
+        <w:t xml:space="preserve"> đi</w:t>
+      </w:r>
+      <w:r>
+        <w:t>ể</w:t>
+      </w:r>
+      <w:r>
+        <w:t>m danh).</w:t>
+      </w:r>
+    </w:p>
+    <w:p>
+      <w:pPr>
+        <w:spacing w:after="60"/>
+        <w:ind w:left="288"/>
+      </w:pPr>
+      <w:r>
+        <w:rPr>
+          <w:b/>
+        </w:rPr>
+        <w:t>• Tiêu chí 2 (Ngo</w:t>
+      </w:r>
+      <w:r>
+        <w:rPr>
+          <w:b/>
+        </w:rPr>
+        <w:t>ạ</w:t>
+      </w:r>
+      <w:r>
+        <w:rPr>
+          <w:b/>
+        </w:rPr>
+        <w:t>i l</w:t>
+      </w:r>
+      <w:r>
+        <w:rPr>
+          <w:b/>
+        </w:rPr>
+        <w:t>ệ</w:t>
+      </w:r>
+      <w:r>
+        <w:rPr>
+          <w:b/>
+        </w:rPr>
+        <w:t>/L</w:t>
+      </w:r>
+      <w:r>
+        <w:rPr>
+          <w:b/>
+        </w:rPr>
+        <w:t>ỗ</w:t>
+      </w:r>
+      <w:r>
+        <w:rPr>
+          <w:b/>
+        </w:rPr>
+        <w:t xml:space="preserve">i): </w:t>
+      </w:r>
+      <w:r>
+        <w:t>Given sinh viên chưa đăng ký s</w:t>
+      </w:r>
+      <w:r>
+        <w:t>ự</w:t>
+      </w:r>
+      <w:r>
+        <w:t xml:space="preserve"> ki</w:t>
+      </w:r>
+      <w:r>
+        <w:t>ệ</w:t>
+      </w:r>
+      <w:r>
+        <w:t>n nào, When xem l</w:t>
+      </w:r>
+      <w:r>
+        <w:t>ị</w:t>
+      </w:r>
+      <w:r>
+        <w:t>ch s</w:t>
+      </w:r>
+      <w:r>
+        <w:t>ử</w:t>
+      </w:r>
+      <w:r>
+        <w:t>, Then h</w:t>
+      </w:r>
+      <w:r>
+        <w:t>ệ</w:t>
+      </w:r>
+      <w:r>
+        <w:t xml:space="preserve"> th</w:t>
+      </w:r>
+      <w:r>
+        <w:t>ố</w:t>
+      </w:r>
+      <w:r>
+        <w:t>ng thông báo chưa tham gia và g</w:t>
+      </w:r>
+      <w:r>
+        <w:t>ợ</w:t>
+      </w:r>
+      <w:r>
+        <w:t>i ý các s</w:t>
+      </w:r>
+      <w:r>
+        <w:t>ự</w:t>
+      </w:r>
+      <w:r>
+        <w:t xml:space="preserve"> ki</w:t>
+      </w:r>
+      <w:r>
+        <w:t>ệ</w:t>
+      </w:r>
+      <w:r>
+        <w:t>n đang m</w:t>
+      </w:r>
+      <w:r>
+        <w:t>ở</w:t>
+      </w:r>
+      <w:r>
+        <w:t xml:space="preserve"> còn ch</w:t>
+      </w:r>
+      <w:r>
+        <w:t>ỗ</w:t>
+      </w:r>
+      <w:r>
+        <w:t>.</w:t>
+      </w:r>
+    </w:p>
+    <w:p>
+      <w:pPr>
+        <w:spacing w:before="80" w:after="20"/>
+      </w:pPr>
+      <w:r>
+        <w:rPr>
+          <w:b/>
+        </w:rPr>
+        <w:t>Story 3 [Ban ch</w:t>
+      </w:r>
+      <w:r>
+        <w:rPr>
+          <w:b/>
+        </w:rPr>
+        <w:t>ủ</w:t>
+      </w:r>
+      <w:r>
+        <w:rPr>
+          <w:b/>
+        </w:rPr>
+        <w:t xml:space="preserve"> nhi</w:t>
+      </w:r>
+      <w:r>
+        <w:rPr>
+          <w:b/>
+        </w:rPr>
+        <w:t>ệ</w:t>
+      </w:r>
+      <w:r>
+        <w:rPr>
+          <w:b/>
+        </w:rPr>
+        <w:t>m CLB (Club Board)]: Phê duy</w:t>
+      </w:r>
+      <w:r>
+        <w:rPr>
+          <w:b/>
+        </w:rPr>
+        <w:t>ệ</w:t>
+      </w:r>
+      <w:r>
+        <w:rPr>
+          <w:b/>
+        </w:rPr>
+        <w:t>t xác nh</w:t>
+      </w:r>
+      <w:r>
+        <w:rPr>
+          <w:b/>
+        </w:rPr>
+        <w:t>ậ</w:t>
+      </w:r>
+      <w:r>
+        <w:rPr>
+          <w:b/>
+        </w:rPr>
+        <w:t>n phi</w:t>
+      </w:r>
+      <w:r>
+        <w:rPr>
+          <w:b/>
+        </w:rPr>
+        <w:t>ế</w:t>
+      </w:r>
+      <w:r>
+        <w:rPr>
+          <w:b/>
+        </w:rPr>
+        <w:t>u đăng ký s</w:t>
+      </w:r>
+      <w:r>
+        <w:rPr>
+          <w:b/>
+        </w:rPr>
+        <w:t>ự</w:t>
+      </w:r>
+      <w:r>
+        <w:rPr>
+          <w:b/>
+        </w:rPr>
+        <w:t xml:space="preserve"> ki</w:t>
+      </w:r>
+      <w:r>
+        <w:rPr>
+          <w:b/>
+        </w:rPr>
+        <w:t>ệ</w:t>
+      </w:r>
+      <w:r>
+        <w:rPr>
+          <w:b/>
+        </w:rPr>
+        <w:t>n</w:t>
+      </w:r>
+    </w:p>
+    <w:p>
+      <w:pPr>
+        <w:spacing w:after="20"/>
+        <w:ind w:left="288"/>
+      </w:pPr>
+      <w:r>
+        <w:rPr>
+          <w:b/>
+        </w:rPr>
+        <w:t>• Mô t</w:t>
+      </w:r>
+      <w:r>
+        <w:rPr>
+          <w:b/>
+        </w:rPr>
+        <w:t>ả</w:t>
+      </w:r>
+      <w:r>
+        <w:rPr>
+          <w:b/>
+        </w:rPr>
+        <w:t xml:space="preserve">: </w:t>
+      </w:r>
+      <w:r>
+        <w:t>Là Ban ch</w:t>
+      </w:r>
+      <w:r>
+        <w:t>ủ</w:t>
+      </w:r>
+      <w:r>
+        <w:t xml:space="preserve"> nhi</w:t>
+      </w:r>
+      <w:r>
+        <w:t>ệ</w:t>
+      </w:r>
+      <w:r>
+        <w:t>m CLB, tôi mu</w:t>
+      </w:r>
+      <w:r>
+        <w:t>ố</w:t>
+      </w:r>
+      <w:r>
+        <w:t>n duy</w:t>
+      </w:r>
+      <w:r>
+        <w:t>ệ</w:t>
+      </w:r>
+      <w:r>
+        <w:t>t xác nh</w:t>
+      </w:r>
+      <w:r>
+        <w:t>ậ</w:t>
+      </w:r>
+      <w:r>
+        <w:t>n phi</w:t>
+      </w:r>
+      <w:r>
+        <w:t>ế</w:t>
+      </w:r>
+      <w:r>
+        <w:t>u đăng ký c</w:t>
+      </w:r>
+      <w:r>
+        <w:t>ủ</w:t>
+      </w:r>
+      <w:r>
+        <w:t>a sinh viên t</w:t>
+      </w:r>
+      <w:r>
+        <w:t>ừ</w:t>
+      </w:r>
+      <w:r>
+        <w:t xml:space="preserve"> Pending sang Confirmed, đ</w:t>
+      </w:r>
+      <w:r>
+        <w:t>ể</w:t>
+      </w:r>
+      <w:r>
+        <w:t xml:space="preserve"> ch</w:t>
+      </w:r>
+      <w:r>
+        <w:t>ố</w:t>
+      </w:r>
+      <w:r>
+        <w:t>t danh sách ngư</w:t>
+      </w:r>
+      <w:r>
+        <w:t>ờ</w:t>
+      </w:r>
+      <w:r>
+        <w:t>i tham gia chính th</w:t>
+      </w:r>
+      <w:r>
+        <w:t>ứ</w:t>
+      </w:r>
+      <w:r>
+        <w:t>c và cho phép đi</w:t>
+      </w:r>
+      <w:r>
+        <w:t>ể</w:t>
+      </w:r>
+      <w:r>
+        <w:t>m danh khi s</w:t>
+      </w:r>
+      <w:r>
+        <w:t>ự</w:t>
+      </w:r>
+      <w:r>
+        <w:t xml:space="preserve"> ki</w:t>
+      </w:r>
+      <w:r>
+        <w:t>ệ</w:t>
+      </w:r>
+      <w:r>
+        <w:t>n di</w:t>
+      </w:r>
+      <w:r>
+        <w:t>ễ</w:t>
+      </w:r>
+      <w:r>
+        <w:t>n ra.</w:t>
+      </w:r>
+    </w:p>
+    <w:p>
+      <w:pPr>
+        <w:spacing w:after="20"/>
+        <w:ind w:left="288"/>
+      </w:pPr>
+      <w:r>
+        <w:rPr>
+          <w:b/>
+        </w:rPr>
+        <w:t>• Tiêu chí 1 (H</w:t>
+      </w:r>
+      <w:r>
+        <w:rPr>
+          <w:b/>
+        </w:rPr>
+        <w:t>ợ</w:t>
+      </w:r>
+      <w:r>
+        <w:rPr>
+          <w:b/>
+        </w:rPr>
+        <w:t>p l</w:t>
+      </w:r>
+      <w:r>
+        <w:rPr>
+          <w:b/>
+        </w:rPr>
+        <w:t>ệ</w:t>
+      </w:r>
+      <w:r>
+        <w:rPr>
+          <w:b/>
+        </w:rPr>
+        <w:t xml:space="preserve">): </w:t>
+      </w:r>
+      <w:r>
+        <w:t>Given phi</w:t>
+      </w:r>
+      <w:r>
+        <w:t>ế</w:t>
+      </w:r>
+      <w:r>
+        <w:t xml:space="preserve">u đang </w:t>
+      </w:r>
+      <w:r>
+        <w:t>ở</w:t>
+      </w:r>
+      <w:r>
+        <w:t xml:space="preserve"> tr</w:t>
+      </w:r>
+      <w:r>
+        <w:t>ạ</w:t>
+      </w:r>
+      <w:r>
+        <w:t>ng thái Pending và s</w:t>
+      </w:r>
+      <w:r>
+        <w:t>ự</w:t>
+      </w:r>
+      <w:r>
+        <w:t xml:space="preserve"> ki</w:t>
+      </w:r>
+      <w:r>
+        <w:t>ệ</w:t>
+      </w:r>
+      <w:r>
+        <w:t>n còn ch</w:t>
+      </w:r>
+      <w:r>
+        <w:t>ỗ</w:t>
+      </w:r>
+      <w:r>
+        <w:t xml:space="preserve"> tr</w:t>
+      </w:r>
+      <w:r>
+        <w:t>ố</w:t>
+      </w:r>
+      <w:r>
+        <w:t>ng, When Ban CLB duy</w:t>
+      </w:r>
+      <w:r>
+        <w:t>ệ</w:t>
+      </w:r>
+      <w:r>
+        <w:t>t phi</w:t>
+      </w:r>
+      <w:r>
+        <w:t>ế</w:t>
+      </w:r>
+      <w:r>
+        <w:t>u, Then tr</w:t>
+      </w:r>
+      <w:r>
+        <w:t>ạ</w:t>
+      </w:r>
+      <w:r>
+        <w:t>ng thái chuy</w:t>
+      </w:r>
+      <w:r>
+        <w:t>ể</w:t>
+      </w:r>
+      <w:r>
+        <w:t>n thành Confirmed và đ</w:t>
+      </w:r>
+      <w:r>
+        <w:t>ủ</w:t>
+      </w:r>
+      <w:r>
+        <w:t xml:space="preserve"> đi</w:t>
+      </w:r>
+      <w:r>
+        <w:t>ề</w:t>
+      </w:r>
+      <w:r>
+        <w:t>u ki</w:t>
+      </w:r>
+      <w:r>
+        <w:t>ệ</w:t>
+      </w:r>
+      <w:r>
+        <w:t>n check-in.</w:t>
+      </w:r>
+    </w:p>
+    <w:p>
+      <w:pPr>
+        <w:spacing w:after="60"/>
+        <w:ind w:left="288"/>
+      </w:pPr>
+      <w:r>
+        <w:rPr>
+          <w:b/>
+        </w:rPr>
+        <w:t>• Tiêu chí 2 (Ngo</w:t>
+      </w:r>
+      <w:r>
+        <w:rPr>
+          <w:b/>
+        </w:rPr>
+        <w:t>ạ</w:t>
+      </w:r>
+      <w:r>
+        <w:rPr>
+          <w:b/>
+        </w:rPr>
+        <w:t>i l</w:t>
+      </w:r>
+      <w:r>
+        <w:rPr>
+          <w:b/>
+        </w:rPr>
+        <w:t>ệ</w:t>
+      </w:r>
+      <w:r>
+        <w:rPr>
+          <w:b/>
+        </w:rPr>
+        <w:t>/L</w:t>
+      </w:r>
+      <w:r>
+        <w:rPr>
+          <w:b/>
+        </w:rPr>
+        <w:t>ỗ</w:t>
+      </w:r>
+      <w:r>
+        <w:rPr>
+          <w:b/>
+        </w:rPr>
+        <w:t xml:space="preserve">i): </w:t>
+      </w:r>
+      <w:r>
+        <w:t>Given phi</w:t>
+      </w:r>
+      <w:r>
+        <w:t>ế</w:t>
+      </w:r>
+      <w:r>
+        <w:t xml:space="preserve">u đang </w:t>
+      </w:r>
+      <w:r>
+        <w:t>ở</w:t>
+      </w:r>
+      <w:r>
+        <w:t xml:space="preserve"> tr</w:t>
+      </w:r>
+      <w:r>
+        <w:t>ạ</w:t>
+      </w:r>
+      <w:r>
+        <w:t>ng thái Cancelled, When Ban CLB c</w:t>
+      </w:r>
+      <w:r>
+        <w:t>ố</w:t>
+      </w:r>
+      <w:r>
+        <w:t xml:space="preserve"> g</w:t>
+      </w:r>
+      <w:r>
+        <w:t>ắ</w:t>
+      </w:r>
+      <w:r>
+        <w:t>ng duy</w:t>
+      </w:r>
+      <w:r>
+        <w:t>ệ</w:t>
+      </w:r>
+      <w:r>
+        <w:t>t xác nh</w:t>
+      </w:r>
+      <w:r>
+        <w:t>ậ</w:t>
+      </w:r>
+      <w:r>
+        <w:t>n, Then h</w:t>
+      </w:r>
+      <w:r>
+        <w:t>ệ</w:t>
+      </w:r>
+      <w:r>
+        <w:t xml:space="preserve"> th</w:t>
+      </w:r>
+      <w:r>
+        <w:t>ố</w:t>
+      </w:r>
+      <w:r>
+        <w:t>ng báo l</w:t>
+      </w:r>
+      <w:r>
+        <w:t>ỗ</w:t>
+      </w:r>
+      <w:r>
+        <w:t>i InvalidOperationException ("Không th</w:t>
+      </w:r>
+      <w:r>
+        <w:t>ể</w:t>
+      </w:r>
+      <w:r>
+        <w:t xml:space="preserve"> xác nh</w:t>
+      </w:r>
+      <w:r>
+        <w:t>ậ</w:t>
+      </w:r>
+      <w:r>
+        <w:t>n phi</w:t>
+      </w:r>
+      <w:r>
+        <w:t>ế</w:t>
+      </w:r>
+      <w:r>
+        <w:t>u đang Cancelled").</w:t>
+      </w:r>
+    </w:p>
+    <w:p>
+      <w:pPr>
+        <w:spacing w:before="80" w:after="20"/>
+      </w:pPr>
+      <w:r>
+        <w:rPr>
+          <w:b/>
+        </w:rPr>
+        <w:t>Story 4 [Ban ch</w:t>
+      </w:r>
+      <w:r>
+        <w:rPr>
+          <w:b/>
+        </w:rPr>
+        <w:t>ủ</w:t>
+      </w:r>
+      <w:r>
+        <w:rPr>
+          <w:b/>
+        </w:rPr>
+        <w:t xml:space="preserve"> nhi</w:t>
+      </w:r>
+      <w:r>
+        <w:rPr>
+          <w:b/>
+        </w:rPr>
+        <w:t>ệ</w:t>
+      </w:r>
+      <w:r>
+        <w:rPr>
+          <w:b/>
+        </w:rPr>
+        <w:t>m CLB (Club Board)]: C</w:t>
+      </w:r>
+      <w:r>
+        <w:rPr>
+          <w:b/>
+        </w:rPr>
+        <w:t>ậ</w:t>
+      </w:r>
+      <w:r>
+        <w:rPr>
+          <w:b/>
+        </w:rPr>
+        <w:t>p nh</w:t>
+      </w:r>
+      <w:r>
+        <w:rPr>
+          <w:b/>
+        </w:rPr>
+        <w:t>ậ</w:t>
+      </w:r>
+      <w:r>
+        <w:rPr>
+          <w:b/>
+        </w:rPr>
+        <w:t>t hình th</w:t>
+      </w:r>
+      <w:r>
+        <w:rPr>
+          <w:b/>
+        </w:rPr>
+        <w:t>ứ</w:t>
+      </w:r>
+      <w:r>
+        <w:rPr>
+          <w:b/>
+        </w:rPr>
+        <w:t>c t</w:t>
+      </w:r>
+      <w:r>
+        <w:rPr>
+          <w:b/>
+        </w:rPr>
+        <w:t>ổ</w:t>
+      </w:r>
+      <w:r>
+        <w:rPr>
+          <w:b/>
+        </w:rPr>
+        <w:t xml:space="preserve"> ch</w:t>
+      </w:r>
+      <w:r>
+        <w:rPr>
+          <w:b/>
+        </w:rPr>
+        <w:t>ứ</w:t>
+      </w:r>
+      <w:r>
+        <w:rPr>
+          <w:b/>
+        </w:rPr>
+        <w:t>c (Online/Offline) ho</w:t>
+      </w:r>
+      <w:r>
+        <w:rPr>
+          <w:b/>
+        </w:rPr>
+        <w:t>ặ</w:t>
+      </w:r>
+      <w:r>
+        <w:rPr>
+          <w:b/>
+        </w:rPr>
+        <w:t>c s</w:t>
+      </w:r>
+      <w:r>
+        <w:rPr>
+          <w:b/>
+        </w:rPr>
+        <w:t>ứ</w:t>
+      </w:r>
+      <w:r>
+        <w:rPr>
+          <w:b/>
+        </w:rPr>
+        <w:t>c ch</w:t>
+      </w:r>
+      <w:r>
+        <w:rPr>
+          <w:b/>
+        </w:rPr>
+        <w:t>ứ</w:t>
+      </w:r>
+      <w:r>
+        <w:rPr>
+          <w:b/>
+        </w:rPr>
+        <w:t>a s</w:t>
+      </w:r>
+      <w:r>
+        <w:rPr>
+          <w:b/>
+        </w:rPr>
+        <w:t>ự</w:t>
+      </w:r>
+      <w:r>
+        <w:rPr>
+          <w:b/>
+        </w:rPr>
+        <w:t xml:space="preserve"> ki</w:t>
+      </w:r>
+      <w:r>
+        <w:rPr>
+          <w:b/>
+        </w:rPr>
+        <w:t>ệ</w:t>
+      </w:r>
+      <w:r>
+        <w:rPr>
+          <w:b/>
+        </w:rPr>
+        <w:t>n</w:t>
+      </w:r>
+    </w:p>
+    <w:p>
+      <w:pPr>
+        <w:spacing w:after="20"/>
+        <w:ind w:left="288"/>
+      </w:pPr>
+      <w:r>
+        <w:rPr>
+          <w:b/>
+        </w:rPr>
+        <w:t>• Mô t</w:t>
+      </w:r>
+      <w:r>
+        <w:rPr>
+          <w:b/>
+        </w:rPr>
+        <w:t>ả</w:t>
+      </w:r>
+      <w:r>
+        <w:rPr>
+          <w:b/>
+        </w:rPr>
+        <w:t xml:space="preserve">: </w:t>
+      </w:r>
+      <w:r>
+        <w:t>Là Ban ch</w:t>
+      </w:r>
+      <w:r>
+        <w:t>ủ</w:t>
+      </w:r>
+      <w:r>
+        <w:t xml:space="preserve"> nhi</w:t>
+      </w:r>
+      <w:r>
+        <w:t>ệ</w:t>
+      </w:r>
+      <w:r>
+        <w:t>m CLB, tôi mu</w:t>
+      </w:r>
+      <w:r>
+        <w:t>ố</w:t>
+      </w:r>
+      <w:r>
+        <w:t>n c</w:t>
+      </w:r>
+      <w:r>
+        <w:t>ậ</w:t>
+      </w:r>
+      <w:r>
+        <w:t>p nh</w:t>
+      </w:r>
+      <w:r>
+        <w:t>ậ</w:t>
+      </w:r>
+      <w:r>
+        <w:t>t hình th</w:t>
+      </w:r>
+      <w:r>
+        <w:t>ứ</w:t>
+      </w:r>
+      <w:r>
+        <w:t>c t</w:t>
+      </w:r>
+      <w:r>
+        <w:t>ổ</w:t>
+      </w:r>
+      <w:r>
+        <w:t xml:space="preserve"> ch</w:t>
+      </w:r>
+      <w:r>
+        <w:t>ứ</w:t>
+      </w:r>
+      <w:r>
+        <w:t>c ho</w:t>
+      </w:r>
+      <w:r>
+        <w:t>ặ</w:t>
+      </w:r>
+      <w:r>
+        <w:t>c đi</w:t>
+      </w:r>
+      <w:r>
+        <w:t>ề</w:t>
+      </w:r>
+      <w:r>
+        <w:t>u ch</w:t>
+      </w:r>
+      <w:r>
+        <w:t>ỉ</w:t>
+      </w:r>
+      <w:r>
+        <w:t>nh s</w:t>
+      </w:r>
+      <w:r>
+        <w:t>ứ</w:t>
+      </w:r>
+      <w:r>
+        <w:t>c ch</w:t>
+      </w:r>
+      <w:r>
+        <w:t>ứ</w:t>
+      </w:r>
+      <w:r>
+        <w:t>a s</w:t>
+      </w:r>
+      <w:r>
+        <w:t>ự</w:t>
+      </w:r>
+      <w:r>
+        <w:t xml:space="preserve"> ki</w:t>
+      </w:r>
+      <w:r>
+        <w:t>ệ</w:t>
+      </w:r>
+      <w:r>
+        <w:t>n trư</w:t>
+      </w:r>
+      <w:r>
+        <w:t>ớ</w:t>
+      </w:r>
+      <w:r>
+        <w:t>c ngày di</w:t>
+      </w:r>
+      <w:r>
+        <w:t>ễ</w:t>
+      </w:r>
+      <w:r>
+        <w:t>n ra, đ</w:t>
+      </w:r>
+      <w:r>
+        <w:t>ể</w:t>
+      </w:r>
+      <w:r>
+        <w:t xml:space="preserve"> thích </w:t>
+      </w:r>
+      <w:r>
+        <w:t>ứ</w:t>
+      </w:r>
+      <w:r>
+        <w:t>ng v</w:t>
+      </w:r>
+      <w:r>
+        <w:t>ớ</w:t>
+      </w:r>
+      <w:r>
+        <w:t>i tình hình th</w:t>
+      </w:r>
+      <w:r>
+        <w:t>ự</w:t>
+      </w:r>
+      <w:r>
+        <w:t>c t</w:t>
+      </w:r>
+      <w:r>
+        <w:t>ế</w:t>
+      </w:r>
+      <w:r>
+        <w:t xml:space="preserve"> và thông báo k</w:t>
+      </w:r>
+      <w:r>
+        <w:t>ị</w:t>
+      </w:r>
+      <w:r>
+        <w:t>p th</w:t>
+      </w:r>
+      <w:r>
+        <w:t>ờ</w:t>
+      </w:r>
+      <w:r>
+        <w:t>i cho ngư</w:t>
+      </w:r>
+      <w:r>
+        <w:t>ờ</w:t>
+      </w:r>
+      <w:r>
+        <w:t>i tham gia.</w:t>
+      </w:r>
+    </w:p>
+    <w:p>
+      <w:pPr>
+        <w:spacing w:after="20"/>
+        <w:ind w:left="288"/>
+      </w:pPr>
+      <w:r>
+        <w:rPr>
+          <w:b/>
+        </w:rPr>
+        <w:t>• Tiêu chí 1 (H</w:t>
+      </w:r>
+      <w:r>
+        <w:rPr>
+          <w:b/>
+        </w:rPr>
+        <w:t>ợ</w:t>
+      </w:r>
+      <w:r>
+        <w:rPr>
+          <w:b/>
+        </w:rPr>
+        <w:t>p l</w:t>
+      </w:r>
+      <w:r>
+        <w:rPr>
+          <w:b/>
+        </w:rPr>
+        <w:t>ệ</w:t>
+      </w:r>
+      <w:r>
+        <w:rPr>
+          <w:b/>
+        </w:rPr>
+        <w:t xml:space="preserve">): </w:t>
+      </w:r>
+      <w:r>
+        <w:t>Given s</w:t>
+      </w:r>
+      <w:r>
+        <w:t>ự</w:t>
+      </w:r>
+      <w:r>
+        <w:t xml:space="preserve"> ki</w:t>
+      </w:r>
+      <w:r>
+        <w:t>ệ</w:t>
+      </w:r>
+      <w:r>
+        <w:t>n chưa di</w:t>
+      </w:r>
+      <w:r>
+        <w:t>ễ</w:t>
+      </w:r>
+      <w:r>
+        <w:t>n ra, When Ban CLB c</w:t>
+      </w:r>
+      <w:r>
+        <w:t>ậ</w:t>
+      </w:r>
+      <w:r>
+        <w:t>p nh</w:t>
+      </w:r>
+      <w:r>
+        <w:t>ậ</w:t>
+      </w:r>
+      <w:r>
+        <w:t>t hình th</w:t>
+      </w:r>
+      <w:r>
+        <w:t>ứ</w:t>
+      </w:r>
+      <w:r>
+        <w:t>c t</w:t>
+      </w:r>
+      <w:r>
+        <w:t>ổ</w:t>
+      </w:r>
+      <w:r>
+        <w:t xml:space="preserve"> ch</w:t>
+      </w:r>
+      <w:r>
+        <w:t>ứ</w:t>
+      </w:r>
+      <w:r>
+        <w:t>c (chuy</w:t>
+      </w:r>
+      <w:r>
+        <w:t>ể</w:t>
+      </w:r>
+      <w:r>
+        <w:t>n sang tr</w:t>
+      </w:r>
+      <w:r>
+        <w:t>ự</w:t>
+      </w:r>
+      <w:r>
+        <w:t>c tuy</w:t>
+      </w:r>
+      <w:r>
+        <w:t>ế</w:t>
+      </w:r>
+      <w:r>
+        <w:t>n), Then thu</w:t>
+      </w:r>
+      <w:r>
+        <w:t>ộ</w:t>
+      </w:r>
+      <w:r>
+        <w:t>c tính IsOnline đư</w:t>
+      </w:r>
+      <w:r>
+        <w:t>ợ</w:t>
+      </w:r>
+      <w:r>
+        <w:t>c lưu và h</w:t>
+      </w:r>
+      <w:r>
+        <w:t>ệ</w:t>
+      </w:r>
+      <w:r>
+        <w:t xml:space="preserve"> th</w:t>
+      </w:r>
+      <w:r>
+        <w:t>ố</w:t>
+      </w:r>
+      <w:r>
+        <w:t>ng g</w:t>
+      </w:r>
+      <w:r>
+        <w:t>ử</w:t>
+      </w:r>
+      <w:r>
+        <w:t>i thông báo t</w:t>
+      </w:r>
+      <w:r>
+        <w:t>ớ</w:t>
+      </w:r>
+      <w:r>
+        <w:t>i sinh viên đã đăng ký.</w:t>
+      </w:r>
+    </w:p>
+    <w:p>
+      <w:pPr>
+        <w:spacing w:after="60"/>
+        <w:ind w:left="288"/>
+      </w:pPr>
+      <w:r>
+        <w:rPr>
+          <w:b/>
+        </w:rPr>
+        <w:t>• Tiêu chí 2 (Ngo</w:t>
+      </w:r>
+      <w:r>
+        <w:rPr>
+          <w:b/>
+        </w:rPr>
+        <w:t>ạ</w:t>
+      </w:r>
+      <w:r>
+        <w:rPr>
+          <w:b/>
+        </w:rPr>
+        <w:t>i l</w:t>
+      </w:r>
+      <w:r>
+        <w:rPr>
+          <w:b/>
+        </w:rPr>
+        <w:t>ệ</w:t>
+      </w:r>
+      <w:r>
+        <w:rPr>
+          <w:b/>
+        </w:rPr>
+        <w:t>/L</w:t>
+      </w:r>
+      <w:r>
+        <w:rPr>
+          <w:b/>
+        </w:rPr>
+        <w:t>ỗ</w:t>
+      </w:r>
+      <w:r>
+        <w:rPr>
+          <w:b/>
+        </w:rPr>
+        <w:t xml:space="preserve">i): </w:t>
+      </w:r>
+      <w:r>
+        <w:t>Given s</w:t>
+      </w:r>
+      <w:r>
+        <w:t>ự</w:t>
+      </w:r>
+      <w:r>
+        <w:t xml:space="preserve"> ki</w:t>
+      </w:r>
+      <w:r>
+        <w:t>ệ</w:t>
+      </w:r>
+      <w:r>
+        <w:t>n đã duy</w:t>
+      </w:r>
+      <w:r>
+        <w:t>ệ</w:t>
+      </w:r>
+      <w:r>
+        <w:t>t 40 ngư</w:t>
+      </w:r>
+      <w:r>
+        <w:t>ờ</w:t>
+      </w:r>
+      <w:r>
+        <w:t>i, When Ban CLB h</w:t>
+      </w:r>
+      <w:r>
+        <w:t>ạ</w:t>
+      </w:r>
+      <w:r>
+        <w:t xml:space="preserve"> s</w:t>
+      </w:r>
+      <w:r>
+        <w:t>ứ</w:t>
+      </w:r>
+      <w:r>
+        <w:t>c ch</w:t>
+      </w:r>
+      <w:r>
+        <w:t>ứ</w:t>
+      </w:r>
+      <w:r>
+        <w:t>a xu</w:t>
+      </w:r>
+      <w:r>
+        <w:t>ố</w:t>
+      </w:r>
+      <w:r>
+        <w:t>ng 30, Then h</w:t>
+      </w:r>
+      <w:r>
+        <w:t>ệ</w:t>
+      </w:r>
+      <w:r>
+        <w:t xml:space="preserve"> th</w:t>
+      </w:r>
+      <w:r>
+        <w:t>ố</w:t>
+      </w:r>
+      <w:r>
+        <w:t>ng t</w:t>
+      </w:r>
+      <w:r>
+        <w:t>ừ</w:t>
+      </w:r>
+      <w:r>
+        <w:t xml:space="preserve"> ch</w:t>
+      </w:r>
+      <w:r>
+        <w:t>ố</w:t>
+      </w:r>
+      <w:r>
+        <w:t>i và báo l</w:t>
+      </w:r>
+      <w:r>
+        <w:t>ỗ</w:t>
+      </w:r>
+      <w:r>
+        <w:t>i ArgumentException ("S</w:t>
+      </w:r>
+      <w:r>
+        <w:t>ứ</w:t>
+      </w:r>
+      <w:r>
+        <w:t>c ch</w:t>
+      </w:r>
+      <w:r>
+        <w:t>ứ</w:t>
+      </w:r>
+      <w:r>
+        <w:t>a m</w:t>
+      </w:r>
+      <w:r>
+        <w:t>ớ</w:t>
+      </w:r>
+      <w:r>
+        <w:t>i nh</w:t>
+      </w:r>
+      <w:r>
+        <w:t>ỏ</w:t>
+      </w:r>
+      <w:r>
+        <w:t xml:space="preserve"> hơn s</w:t>
+      </w:r>
+      <w:r>
+        <w:t>ố</w:t>
+      </w:r>
+      <w:r>
+        <w:t xml:space="preserve"> lư</w:t>
+      </w:r>
+      <w:r>
+        <w:t>ợ</w:t>
+      </w:r>
+      <w:r>
+        <w:t>ng đã duy</w:t>
+      </w:r>
+      <w:r>
+        <w:t>ệ</w:t>
+      </w:r>
+      <w:r>
+        <w:t>t").</w:t>
+      </w:r>
+    </w:p>
+    <w:p>
+      <w:pPr>
+        <w:spacing w:before="80" w:after="20"/>
+      </w:pPr>
+      <w:r>
+        <w:rPr>
+          <w:b/>
+        </w:rPr>
+        <w:t>Story 5 [Qu</w:t>
+      </w:r>
+      <w:r>
+        <w:rPr>
+          <w:b/>
+        </w:rPr>
+        <w:t>ả</w:t>
+      </w:r>
+      <w:r>
+        <w:rPr>
+          <w:b/>
+        </w:rPr>
+        <w:t>n tr</w:t>
+      </w:r>
+      <w:r>
+        <w:rPr>
+          <w:b/>
+        </w:rPr>
+        <w:t>ị</w:t>
+      </w:r>
+      <w:r>
+        <w:rPr>
+          <w:b/>
+        </w:rPr>
+        <w:t xml:space="preserve"> viên (Admin)]: Th</w:t>
+      </w:r>
+      <w:r>
+        <w:rPr>
+          <w:b/>
+        </w:rPr>
+        <w:t>ẩ</w:t>
+      </w:r>
+      <w:r>
+        <w:rPr>
+          <w:b/>
+        </w:rPr>
+        <w:t>m đ</w:t>
+      </w:r>
+      <w:r>
+        <w:rPr>
+          <w:b/>
+        </w:rPr>
+        <w:t>ị</w:t>
+      </w:r>
+      <w:r>
+        <w:rPr>
+          <w:b/>
+        </w:rPr>
+        <w:t>nh và kh</w:t>
+      </w:r>
+      <w:r>
+        <w:rPr>
+          <w:b/>
+        </w:rPr>
+        <w:t>ở</w:t>
+      </w:r>
+      <w:r>
+        <w:rPr>
+          <w:b/>
+        </w:rPr>
+        <w:t>i t</w:t>
+      </w:r>
+      <w:r>
+        <w:rPr>
+          <w:b/>
+        </w:rPr>
+        <w:t>ạ</w:t>
+      </w:r>
+      <w:r>
+        <w:rPr>
+          <w:b/>
+        </w:rPr>
+        <w:t>o Câu l</w:t>
+      </w:r>
+      <w:r>
+        <w:rPr>
+          <w:b/>
+        </w:rPr>
+        <w:t>ạ</w:t>
+      </w:r>
+      <w:r>
+        <w:rPr>
+          <w:b/>
+        </w:rPr>
+        <w:t>c b</w:t>
+      </w:r>
+      <w:r>
+        <w:rPr>
+          <w:b/>
+        </w:rPr>
+        <w:t>ộ</w:t>
+      </w:r>
+      <w:r>
+        <w:rPr>
+          <w:b/>
+        </w:rPr>
+        <w:t xml:space="preserve"> m</w:t>
+      </w:r>
+      <w:r>
+        <w:rPr>
+          <w:b/>
+        </w:rPr>
+        <w:t>ớ</w:t>
+      </w:r>
+      <w:r>
+        <w:rPr>
+          <w:b/>
+        </w:rPr>
+        <w:t>i</w:t>
+      </w:r>
+    </w:p>
+    <w:p>
+      <w:pPr>
+        <w:spacing w:after="20"/>
+        <w:ind w:left="288"/>
+      </w:pPr>
+      <w:r>
+        <w:rPr>
+          <w:b/>
+        </w:rPr>
+        <w:t>• Mô t</w:t>
+      </w:r>
+      <w:r>
+        <w:rPr>
+          <w:b/>
+        </w:rPr>
+        <w:t>ả</w:t>
+      </w:r>
+      <w:r>
+        <w:rPr>
+          <w:b/>
+        </w:rPr>
+        <w:t xml:space="preserve">: </w:t>
+      </w:r>
+      <w:r>
+        <w:t>Là Admin h</w:t>
+      </w:r>
+      <w:r>
+        <w:t>ệ</w:t>
+      </w:r>
+      <w:r>
+        <w:t xml:space="preserve"> th</w:t>
+      </w:r>
+      <w:r>
+        <w:t>ố</w:t>
+      </w:r>
+      <w:r>
+        <w:t>ng, tôi mu</w:t>
+      </w:r>
+      <w:r>
+        <w:t>ố</w:t>
+      </w:r>
+      <w:r>
+        <w:t>n th</w:t>
+      </w:r>
+      <w:r>
+        <w:t>ẩ</w:t>
+      </w:r>
+      <w:r>
+        <w:t>m đ</w:t>
+      </w:r>
+      <w:r>
+        <w:t>ị</w:t>
+      </w:r>
+      <w:r>
+        <w:t>nh và kh</w:t>
+      </w:r>
+      <w:r>
+        <w:t>ở</w:t>
+      </w:r>
+      <w:r>
+        <w:t>i t</w:t>
+      </w:r>
+      <w:r>
+        <w:t>ạ</w:t>
+      </w:r>
+      <w:r>
+        <w:t>o Câu l</w:t>
+      </w:r>
+      <w:r>
+        <w:t>ạ</w:t>
+      </w:r>
+      <w:r>
+        <w:t>c b</w:t>
+      </w:r>
+      <w:r>
+        <w:t>ộ</w:t>
+      </w:r>
+      <w:r>
+        <w:t xml:space="preserve"> m</w:t>
+      </w:r>
+      <w:r>
+        <w:t>ớ</w:t>
+      </w:r>
+      <w:r>
+        <w:t>i qua phương th</w:t>
+      </w:r>
+      <w:r>
+        <w:t>ứ</w:t>
+      </w:r>
+      <w:r>
+        <w:t>c Club.Create(), đ</w:t>
+      </w:r>
+      <w:r>
+        <w:t>ể</w:t>
+      </w:r>
+      <w:r>
+        <w:t xml:space="preserve"> qu</w:t>
+      </w:r>
+      <w:r>
+        <w:t>ả</w:t>
+      </w:r>
+      <w:r>
+        <w:t>n lý danh m</w:t>
+      </w:r>
+      <w:r>
+        <w:t>ụ</w:t>
+      </w:r>
+      <w:r>
+        <w:t>c các CLB ho</w:t>
+      </w:r>
+      <w:r>
+        <w:t>ạ</w:t>
+      </w:r>
+      <w:r>
+        <w:t>t đ</w:t>
+      </w:r>
+      <w:r>
+        <w:t>ộ</w:t>
+      </w:r>
+      <w:r>
+        <w:t>ng h</w:t>
+      </w:r>
+      <w:r>
+        <w:t>ợ</w:t>
+      </w:r>
+      <w:r>
+        <w:t>p l</w:t>
+      </w:r>
+      <w:r>
+        <w:t>ệ</w:t>
+      </w:r>
+      <w:r>
+        <w:t xml:space="preserve"> trong trư</w:t>
+      </w:r>
+      <w:r>
+        <w:t>ờ</w:t>
+      </w:r>
+      <w:r>
+        <w:t>ng.</w:t>
+      </w:r>
+    </w:p>
+    <w:p>
+      <w:pPr>
+        <w:spacing w:after="20"/>
+        <w:ind w:left="288"/>
+      </w:pPr>
+      <w:r>
+        <w:rPr>
+          <w:b/>
+        </w:rPr>
+        <w:t>• Tiêu chí 1 (H</w:t>
+      </w:r>
+      <w:r>
+        <w:rPr>
+          <w:b/>
+        </w:rPr>
+        <w:t>ợ</w:t>
+      </w:r>
+      <w:r>
+        <w:rPr>
+          <w:b/>
+        </w:rPr>
+        <w:t>p l</w:t>
+      </w:r>
+      <w:r>
+        <w:rPr>
+          <w:b/>
+        </w:rPr>
+        <w:t>ệ</w:t>
+      </w:r>
+      <w:r>
+        <w:rPr>
+          <w:b/>
+        </w:rPr>
+        <w:t xml:space="preserve">): </w:t>
+      </w:r>
+      <w:r>
+        <w:t>Given thông tin tên CLB h</w:t>
+      </w:r>
+      <w:r>
+        <w:t>ợ</w:t>
+      </w:r>
+      <w:r>
+        <w:t>p l</w:t>
+      </w:r>
+      <w:r>
+        <w:t>ệ</w:t>
+      </w:r>
+      <w:r>
+        <w:t xml:space="preserve"> (không r</w:t>
+      </w:r>
+      <w:r>
+        <w:t>ỗ</w:t>
+      </w:r>
+      <w:r>
+        <w:t>ng, có mô t</w:t>
+      </w:r>
+      <w:r>
+        <w:t>ả</w:t>
+      </w:r>
+      <w:r>
+        <w:t>), When Admin t</w:t>
+      </w:r>
+      <w:r>
+        <w:t>ạ</w:t>
+      </w:r>
+      <w:r>
+        <w:t>o CLB, Then đ</w:t>
+      </w:r>
+      <w:r>
+        <w:t>ố</w:t>
+      </w:r>
+      <w:r>
+        <w:t>i tư</w:t>
+      </w:r>
+      <w:r>
+        <w:t>ợ</w:t>
+      </w:r>
+      <w:r>
+        <w:t>ng Club đư</w:t>
+      </w:r>
+      <w:r>
+        <w:t>ợ</w:t>
+      </w:r>
+      <w:r>
+        <w:t>c t</w:t>
+      </w:r>
+      <w:r>
+        <w:t>ạ</w:t>
+      </w:r>
+      <w:r>
+        <w:t>o thành công v</w:t>
+      </w:r>
+      <w:r>
+        <w:t>ớ</w:t>
+      </w:r>
+      <w:r>
+        <w:t>i mã đ</w:t>
+      </w:r>
+      <w:r>
+        <w:t>ị</w:t>
+      </w:r>
+      <w:r>
+        <w:t>nh danh Id và th</w:t>
+      </w:r>
+      <w:r>
+        <w:t>ờ</w:t>
+      </w:r>
+      <w:r>
+        <w:t>i gian t</w:t>
+      </w:r>
+      <w:r>
+        <w:t>ạ</w:t>
+      </w:r>
+      <w:r>
+        <w:t>o m</w:t>
+      </w:r>
+      <w:r>
+        <w:t>ớ</w:t>
+      </w:r>
+      <w:r>
+        <w:t>i.</w:t>
+      </w:r>
+    </w:p>
+    <w:p>
+      <w:pPr>
+        <w:spacing w:after="60"/>
+        <w:ind w:left="288"/>
+      </w:pPr>
+      <w:r>
+        <w:rPr>
+          <w:b/>
+        </w:rPr>
+        <w:t>• Tiêu chí 2 (Ngo</w:t>
+      </w:r>
+      <w:r>
+        <w:rPr>
+          <w:b/>
+        </w:rPr>
+        <w:t>ạ</w:t>
+      </w:r>
+      <w:r>
+        <w:rPr>
+          <w:b/>
+        </w:rPr>
+        <w:t>i l</w:t>
+      </w:r>
+      <w:r>
+        <w:rPr>
+          <w:b/>
+        </w:rPr>
+        <w:t>ệ</w:t>
+      </w:r>
+      <w:r>
+        <w:rPr>
+          <w:b/>
+        </w:rPr>
+        <w:t>/L</w:t>
+      </w:r>
+      <w:r>
+        <w:rPr>
+          <w:b/>
+        </w:rPr>
+        <w:t>ỗ</w:t>
+      </w:r>
+      <w:r>
+        <w:rPr>
+          <w:b/>
+        </w:rPr>
+        <w:t xml:space="preserve">i): </w:t>
+      </w:r>
+      <w:r>
+        <w:t>Given thông tin tên CLB đ</w:t>
+      </w:r>
+      <w:r>
+        <w:t>ể</w:t>
+      </w:r>
+      <w:r>
+        <w:t xml:space="preserve"> tr</w:t>
+      </w:r>
+      <w:r>
+        <w:t>ố</w:t>
+      </w:r>
+      <w:r>
+        <w:t>ng, When Admin th</w:t>
+      </w:r>
+      <w:r>
+        <w:t>ự</w:t>
+      </w:r>
+      <w:r>
         <w:t>c hi</w:t>
       </w:r>
       <w:r>
-        <w:rPr>
-          <w:i/>
-          <w:sz w:val="17"/>
-        </w:rPr>
         <w:t>ệ</w:t>
       </w:r>
       <w:r>
-        <w:rPr>
-          <w:i/>
-          <w:sz w:val="17"/>
-        </w:rPr>
-        <w:t xml:space="preserve">n: </w:t>
-      </w:r>
-      <w:r>
-        <w:rPr>
-          <w:b/>
-          <w:color w:val="1B365D"/>
-          <w:sz w:val="17"/>
-        </w:rPr>
-        <w:t>Lê Tu</w:t>
-      </w:r>
-      <w:r>
-        <w:rPr>
-          <w:b/>
-          <w:color w:val="1B365D"/>
-          <w:sz w:val="17"/>
-        </w:rPr>
-        <w:t>ấ</w:t>
-      </w:r>
-      <w:r>
-        <w:rPr>
-          <w:b/>
-          <w:color w:val="1B365D"/>
-          <w:sz w:val="17"/>
-        </w:rPr>
-        <w:t>n Ki</w:t>
-      </w:r>
-      <w:r>
-        <w:rPr>
-          <w:b/>
-          <w:color w:val="1B365D"/>
-          <w:sz w:val="17"/>
-        </w:rPr>
+        <w:t>n t</w:t>
+      </w:r>
+      <w:r>
+        <w:t>ạ</w:t>
+      </w:r>
+      <w:r>
+        <w:t>o, Then h</w:t>
+      </w:r>
+      <w:r>
         <w:t>ệ</w:t>
       </w:r>
       <w:r>
-        <w:rPr>
-          <w:b/>
-          <w:color w:val="1B365D"/>
-          <w:sz w:val="17"/>
-        </w:rPr>
-        <w:t>t (MSSV: 0024417193)</w:t>
+        <w:t xml:space="preserve"> th</w:t>
+      </w:r>
+      <w:r>
+        <w:t>ố</w:t>
+      </w:r>
+      <w:r>
+        <w:t>ng báo l</w:t>
+      </w:r>
+      <w:r>
+        <w:t>ỗ</w:t>
+      </w:r>
+      <w:r>
+        <w:t>i ArgumentException và ngăn ch</w:t>
+      </w:r>
+      <w:r>
+        <w:t>ặ</w:t>
+      </w:r>
+      <w:r>
+        <w:t>n vi</w:t>
+      </w:r>
+      <w:r>
+        <w:t>ệ</w:t>
+      </w:r>
+      <w:r>
+        <w:t>c t</w:t>
+      </w:r>
+      <w:r>
+        <w:t>ạ</w:t>
+      </w:r>
+      <w:r>
+        <w:t>o đ</w:t>
+      </w:r>
+      <w:r>
+        <w:t>ố</w:t>
+      </w:r>
+      <w:r>
+        <w:t>i tư</w:t>
+      </w:r>
+      <w:r>
+        <w:t>ợ</w:t>
+      </w:r>
+      <w:r>
+        <w:t>ng trong b</w:t>
+      </w:r>
+      <w:r>
+        <w:t>ộ</w:t>
+      </w:r>
+      <w:r>
+        <w:t xml:space="preserve"> nh</w:t>
+      </w:r>
+      <w:r>
+        <w:t>ớ</w:t>
+      </w:r>
+      <w:r>
+        <w:t>.</w:t>
       </w:r>
     </w:p>
     <w:sectPr>
       <w:pgSz w:w="11909" w:h="16834"/>
-      <w:pgMar w:top="576" w:right="720" w:bottom="576" w:left="720" w:header="720" w:footer="720" w:gutter="0"/>
+      <w:pgMar w:top="720" w:right="1008" w:bottom="720" w:left="1008" w:header="720" w:footer="720" w:gutter="0"/>
       <w:cols w:space="720"/>
       <w:docGrid w:linePitch="360"/>
     </w:sectPr>
@@ -5242,31 +3003,31 @@
       </w:rPr>
     </w:lvl>
   </w:abstractNum>
-  <w:num w:numId="1" w16cid:durableId="911625619">
+  <w:num w:numId="1" w16cid:durableId="1075316767">
     <w:abstractNumId w:val="8"/>
   </w:num>
-  <w:num w:numId="2" w16cid:durableId="400907635">
+  <w:num w:numId="2" w16cid:durableId="1833791536">
     <w:abstractNumId w:val="6"/>
   </w:num>
-  <w:num w:numId="3" w16cid:durableId="1367872443">
+  <w:num w:numId="3" w16cid:durableId="1807699740">
     <w:abstractNumId w:val="5"/>
   </w:num>
-  <w:num w:numId="4" w16cid:durableId="254828232">
+  <w:num w:numId="4" w16cid:durableId="1473912689">
     <w:abstractNumId w:val="4"/>
   </w:num>
-  <w:num w:numId="5" w16cid:durableId="1675691617">
+  <w:num w:numId="5" w16cid:durableId="1554080813">
     <w:abstractNumId w:val="7"/>
   </w:num>
-  <w:num w:numId="6" w16cid:durableId="2030834644">
+  <w:num w:numId="6" w16cid:durableId="1106581240">
     <w:abstractNumId w:val="3"/>
   </w:num>
-  <w:num w:numId="7" w16cid:durableId="943077589">
+  <w:num w:numId="7" w16cid:durableId="1877691203">
     <w:abstractNumId w:val="2"/>
   </w:num>
-  <w:num w:numId="8" w16cid:durableId="765073151">
+  <w:num w:numId="8" w16cid:durableId="344552107">
     <w:abstractNumId w:val="1"/>
   </w:num>
-  <w:num w:numId="9" w16cid:durableId="1663772818">
+  <w:num w:numId="9" w16cid:durableId="2129203438">
     <w:abstractNumId w:val="0"/>
   </w:num>
 </w:numbering>
@@ -5663,12 +3424,12 @@
     <w:qFormat/>
     <w:rsid w:val="00FC693F"/>
     <w:pPr>
-      <w:spacing w:after="40" w:line="252" w:lineRule="auto"/>
+      <w:spacing w:after="40"/>
     </w:pPr>
     <w:rPr>
       <w:rFonts w:ascii="Times New Roman" w:hAnsi="Times New Roman"/>
-      <w:color w:val="222222"/>
-      <w:sz w:val="18"/>
+      <w:color w:val="000000"/>
+      <w:sz w:val="20"/>
     </w:rPr>
   </w:style>
   <w:style w:type="paragraph" w:styleId="Heading1">
@@ -5851,7 +3612,6 @@
     <w:rPr>
       <w:rFonts w:asciiTheme="majorHAnsi" w:eastAsiaTheme="majorEastAsia" w:hAnsiTheme="majorHAnsi" w:cstheme="majorBidi"/>
       <w:color w:val="4F81BD" w:themeColor="accent1"/>
-      <w:sz w:val="20"/>
       <w:szCs w:val="20"/>
     </w:rPr>
   </w:style>
@@ -5876,7 +3636,6 @@
       <w:i/>
       <w:iCs/>
       <w:color w:val="404040" w:themeColor="text1" w:themeTint="BF"/>
-      <w:sz w:val="20"/>
       <w:szCs w:val="20"/>
     </w:rPr>
   </w:style>
@@ -6464,6 +4223,7 @@
       <w:b/>
       <w:bCs/>
       <w:color w:val="4F81BD" w:themeColor="accent1"/>
+      <w:sz w:val="18"/>
       <w:szCs w:val="18"/>
     </w:rPr>
   </w:style>

--- a/BT34.docx
+++ b/BT34.docx
@@ -5,2819 +5,1320 @@
     <w:p>
       <w:pPr>
         <w:jc w:val="center"/>
+        <w:rPr>
+          <w:sz w:val="24"/>
+          <w:szCs w:val="24"/>
+          <w:lang w:val="vi-VN"/>
+        </w:rPr>
       </w:pPr>
       <w:r>
         <w:rPr>
           <w:b/>
-          <w:sz w:val="22"/>
-        </w:rPr>
-        <w:t>TRƯ</w:t>
+          <w:sz w:val="24"/>
+          <w:szCs w:val="24"/>
+        </w:rPr>
+        <w:br/>
+        <w:t>THIẾT KẾ USER STORIES</w:t>
       </w:r>
       <w:r>
         <w:rPr>
           <w:b/>
-          <w:sz w:val="22"/>
-        </w:rPr>
-        <w:t>Ờ</w:t>
-      </w:r>
-      <w:r>
-        <w:rPr>
-          <w:b/>
-          <w:sz w:val="22"/>
-        </w:rPr>
-        <w:t>NG Đ</w:t>
-      </w:r>
-      <w:r>
-        <w:rPr>
-          <w:b/>
-          <w:sz w:val="22"/>
-        </w:rPr>
-        <w:t>Ạ</w:t>
-      </w:r>
-      <w:r>
-        <w:rPr>
-          <w:b/>
-          <w:sz w:val="22"/>
-        </w:rPr>
-        <w:t>I H</w:t>
-      </w:r>
-      <w:r>
-        <w:rPr>
-          <w:b/>
-          <w:sz w:val="22"/>
-        </w:rPr>
-        <w:t>Ọ</w:t>
-      </w:r>
-      <w:r>
-        <w:rPr>
-          <w:b/>
-          <w:sz w:val="22"/>
-        </w:rPr>
-        <w:t>C Đ</w:t>
-      </w:r>
-      <w:r>
-        <w:rPr>
-          <w:b/>
-          <w:sz w:val="22"/>
-        </w:rPr>
-        <w:t>Ồ</w:t>
-      </w:r>
-      <w:r>
-        <w:rPr>
-          <w:b/>
-          <w:sz w:val="22"/>
-        </w:rPr>
-        <w:t>NG THÁP — KHOA CÔNG NGH</w:t>
-      </w:r>
-      <w:r>
-        <w:rPr>
-          <w:b/>
-          <w:sz w:val="22"/>
-        </w:rPr>
-        <w:t>Ệ</w:t>
-      </w:r>
-      <w:r>
-        <w:rPr>
-          <w:b/>
-          <w:sz w:val="22"/>
-        </w:rPr>
-        <w:t xml:space="preserve"> VÀ K</w:t>
-      </w:r>
-      <w:r>
-        <w:rPr>
-          <w:b/>
-          <w:sz w:val="22"/>
-        </w:rPr>
-        <w:t>Ỹ</w:t>
-      </w:r>
-      <w:r>
-        <w:rPr>
-          <w:b/>
-          <w:sz w:val="22"/>
-        </w:rPr>
-        <w:t xml:space="preserve"> THU</w:t>
-      </w:r>
-      <w:r>
-        <w:rPr>
-          <w:b/>
-          <w:sz w:val="22"/>
-        </w:rPr>
-        <w:t>Ậ</w:t>
-      </w:r>
-      <w:r>
-        <w:rPr>
-          <w:b/>
-          <w:sz w:val="22"/>
-        </w:rPr>
-        <w:t>T</w:t>
-      </w:r>
-      <w:r>
-        <w:rPr>
-          <w:b/>
-          <w:sz w:val="22"/>
+          <w:sz w:val="24"/>
+          <w:szCs w:val="24"/>
         </w:rPr>
         <w:br/>
       </w:r>
       <w:r>
         <w:rPr>
-          <w:b/>
-          <w:sz w:val="23"/>
-        </w:rPr>
-        <w:t>BÀI T</w:t>
+          <w:sz w:val="24"/>
+          <w:szCs w:val="24"/>
+        </w:rPr>
+        <w:t>Họ tên: Lê Tuấn Kiệt</w:t>
       </w:r>
       <w:r>
         <w:rPr>
-          <w:b/>
-          <w:sz w:val="23"/>
-        </w:rPr>
-        <w:t>Ậ</w:t>
+          <w:sz w:val="24"/>
+          <w:szCs w:val="24"/>
+          <w:lang w:val="vi-VN"/>
+        </w:rPr>
+        <w:tab/>
       </w:r>
       <w:r>
         <w:rPr>
-          <w:b/>
-          <w:sz w:val="23"/>
-        </w:rPr>
-        <w:t>P CHƯƠNG 1 (IN4211): THI</w:t>
+          <w:sz w:val="24"/>
+          <w:szCs w:val="24"/>
+          <w:lang w:val="vi-VN"/>
+        </w:rPr>
+        <w:tab/>
       </w:r>
       <w:r>
         <w:rPr>
-          <w:b/>
-          <w:sz w:val="23"/>
-        </w:rPr>
-        <w:t>Ế</w:t>
+          <w:sz w:val="24"/>
+          <w:szCs w:val="24"/>
+        </w:rPr>
+        <w:t>MSSV: 0024417193</w:t>
       </w:r>
       <w:r>
         <w:rPr>
-          <w:b/>
-          <w:sz w:val="23"/>
-        </w:rPr>
-        <w:t>T K</w:t>
+          <w:sz w:val="24"/>
+          <w:szCs w:val="24"/>
+          <w:lang w:val="vi-VN"/>
+        </w:rPr>
+        <w:tab/>
       </w:r>
       <w:r>
         <w:rPr>
-          <w:b/>
-          <w:sz w:val="23"/>
-        </w:rPr>
-        <w:t>Ế</w:t>
-      </w:r>
-      <w:r>
-        <w:rPr>
-          <w:b/>
-          <w:sz w:val="23"/>
-        </w:rPr>
-        <w:t xml:space="preserve"> USER STORIES — H</w:t>
-      </w:r>
-      <w:r>
-        <w:rPr>
-          <w:b/>
-          <w:sz w:val="23"/>
-        </w:rPr>
-        <w:t>Ệ</w:t>
-      </w:r>
-      <w:r>
-        <w:rPr>
-          <w:b/>
-          <w:sz w:val="23"/>
-        </w:rPr>
-        <w:t xml:space="preserve"> TH</w:t>
-      </w:r>
-      <w:r>
-        <w:rPr>
-          <w:b/>
-          <w:sz w:val="23"/>
-        </w:rPr>
-        <w:t>Ố</w:t>
-      </w:r>
-      <w:r>
-        <w:rPr>
-          <w:b/>
-          <w:sz w:val="23"/>
-        </w:rPr>
-        <w:t>NG EDUHUB</w:t>
-      </w:r>
-      <w:r>
-        <w:rPr>
-          <w:b/>
-          <w:sz w:val="23"/>
-        </w:rPr>
-        <w:br/>
-      </w:r>
-      <w:r>
-        <w:t>H</w:t>
-      </w:r>
-      <w:r>
-        <w:t>ọ</w:t>
-      </w:r>
-      <w:r>
-        <w:t xml:space="preserve"> tên: Lê Tu</w:t>
-      </w:r>
-      <w:r>
-        <w:t>ấ</w:t>
-      </w:r>
-      <w:r>
-        <w:t>n Ki</w:t>
-      </w:r>
-      <w:r>
-        <w:t>ệ</w:t>
-      </w:r>
-      <w:r>
-        <w:t>t   |   MSSV: 0024417193   |   GVHD: ThS. Nguy</w:t>
-      </w:r>
-      <w:r>
-        <w:t>ễ</w:t>
-      </w:r>
-      <w:r>
-        <w:t>n Tu</w:t>
-      </w:r>
-      <w:r>
-        <w:t>ấ</w:t>
-      </w:r>
-      <w:r>
-        <w:t>n Ki</w:t>
-      </w:r>
-      <w:r>
-        <w:t>ệ</w:t>
-      </w:r>
-      <w:r>
-        <w:t>t</w:t>
+          <w:sz w:val="24"/>
+          <w:szCs w:val="24"/>
+          <w:lang w:val="vi-VN"/>
+        </w:rPr>
+        <w:tab/>
+        <w:t>Ngày 13/10/2026</w:t>
       </w:r>
     </w:p>
     <w:p>
       <w:pPr>
-        <w:spacing w:after="80"/>
-        <w:jc w:val="center"/>
+        <w:jc w:val="both"/>
+        <w:rPr>
+          <w:sz w:val="24"/>
+          <w:szCs w:val="24"/>
+          <w:lang w:val="vi-VN"/>
+        </w:rPr>
       </w:pPr>
-      <w:r>
-        <w:rPr>
-          <w:sz w:val="17"/>
-        </w:rPr>
-        <w:t>------------------------------------------------------------------------------------------------------------------------</w:t>
-      </w:r>
     </w:p>
     <w:p>
       <w:pPr>
         <w:spacing w:before="80" w:after="20"/>
+        <w:jc w:val="both"/>
+        <w:rPr>
+          <w:b/>
+          <w:bCs/>
+          <w:sz w:val="24"/>
+          <w:szCs w:val="24"/>
+          <w:lang w:val="vi-VN"/>
+        </w:rPr>
       </w:pPr>
       <w:r>
         <w:rPr>
           <w:b/>
-        </w:rPr>
-        <w:t>Story 1 [Sinh viên (Member)]: H</w:t>
+          <w:bCs/>
+          <w:sz w:val="24"/>
+          <w:szCs w:val="24"/>
+          <w:lang w:val="vi-VN"/>
+        </w:rPr>
+        <w:t xml:space="preserve">Story </w:t>
       </w:r>
       <w:r>
         <w:rPr>
           <w:b/>
-        </w:rPr>
-        <w:t>ủ</w:t>
+          <w:bCs/>
+          <w:sz w:val="24"/>
+          <w:szCs w:val="24"/>
+          <w:lang w:val="vi-VN"/>
+        </w:rPr>
+        <w:t>1 - S</w:t>
       </w:r>
       <w:r>
         <w:rPr>
           <w:b/>
-        </w:rPr>
-        <w:t>y đăng ký s</w:t>
+          <w:bCs/>
+          <w:sz w:val="24"/>
+          <w:szCs w:val="24"/>
+          <w:lang w:val="vi-VN"/>
+        </w:rPr>
+        <w:t xml:space="preserve">inh viên: </w:t>
       </w:r>
       <w:r>
         <w:rPr>
           <w:b/>
-        </w:rPr>
-        <w:t>ự</w:t>
+          <w:bCs/>
+          <w:sz w:val="24"/>
+          <w:szCs w:val="24"/>
+          <w:lang w:val="vi-VN"/>
+        </w:rPr>
+        <w:t>h</w:t>
       </w:r>
       <w:r>
         <w:rPr>
           <w:b/>
-        </w:rPr>
-        <w:t xml:space="preserve"> ki</w:t>
-      </w:r>
-      <w:r>
-        <w:rPr>
-          <w:b/>
-        </w:rPr>
-        <w:t>ệ</w:t>
-      </w:r>
-      <w:r>
-        <w:rPr>
-          <w:b/>
-        </w:rPr>
-        <w:t>n trư</w:t>
-      </w:r>
-      <w:r>
-        <w:rPr>
-          <w:b/>
-        </w:rPr>
-        <w:t>ớ</w:t>
-      </w:r>
-      <w:r>
-        <w:rPr>
-          <w:b/>
-        </w:rPr>
-        <w:t>c ngày di</w:t>
-      </w:r>
-      <w:r>
-        <w:rPr>
-          <w:b/>
-        </w:rPr>
-        <w:t>ễ</w:t>
-      </w:r>
-      <w:r>
-        <w:rPr>
-          <w:b/>
-        </w:rPr>
-        <w:t>n ra</w:t>
+          <w:bCs/>
+          <w:sz w:val="24"/>
+          <w:szCs w:val="24"/>
+          <w:lang w:val="vi-VN"/>
+        </w:rPr>
+        <w:t>ủy đăng ký sự kiện trước ngày diễn ra</w:t>
       </w:r>
     </w:p>
     <w:p>
       <w:pPr>
         <w:spacing w:after="20"/>
         <w:ind w:left="288"/>
+        <w:jc w:val="both"/>
+        <w:rPr>
+          <w:sz w:val="24"/>
+          <w:szCs w:val="24"/>
+          <w:lang w:val="vi-VN"/>
+        </w:rPr>
       </w:pPr>
       <w:r>
         <w:rPr>
-          <w:b/>
-        </w:rPr>
-        <w:t>• Mô t</w:t>
+          <w:sz w:val="24"/>
+          <w:szCs w:val="24"/>
+          <w:lang w:val="vi-VN"/>
+        </w:rPr>
+        <w:t>-</w:t>
       </w:r>
       <w:r>
         <w:rPr>
-          <w:b/>
-        </w:rPr>
-        <w:t>ả</w:t>
+          <w:sz w:val="24"/>
+          <w:szCs w:val="24"/>
+          <w:lang w:val="vi-VN"/>
+        </w:rPr>
+        <w:t xml:space="preserve"> Mô tả: </w:t>
       </w:r>
       <w:r>
         <w:rPr>
-          <w:b/>
-        </w:rPr>
-        <w:t xml:space="preserve">: </w:t>
+          <w:sz w:val="24"/>
+          <w:szCs w:val="24"/>
+          <w:lang w:val="vi-VN"/>
+        </w:rPr>
+        <w:t>l</w:t>
       </w:r>
       <w:r>
-        <w:t>Là m</w:t>
+        <w:rPr>
+          <w:sz w:val="24"/>
+          <w:szCs w:val="24"/>
+          <w:lang w:val="vi-VN"/>
+        </w:rPr>
+        <w:t xml:space="preserve">à một </w:t>
       </w:r>
       <w:r>
-        <w:t>ộ</w:t>
+        <w:rPr>
+          <w:sz w:val="24"/>
+          <w:szCs w:val="24"/>
+          <w:lang w:val="vi-VN"/>
+        </w:rPr>
+        <w:t>s</w:t>
       </w:r>
       <w:r>
-        <w:t>t Sinh viên đã đăng ký s</w:t>
-      </w:r>
-      <w:r>
-        <w:t>ự</w:t>
-      </w:r>
-      <w:r>
-        <w:t xml:space="preserve"> ki</w:t>
-      </w:r>
-      <w:r>
-        <w:t>ệ</w:t>
-      </w:r>
-      <w:r>
-        <w:t>n, tôi mu</w:t>
-      </w:r>
-      <w:r>
-        <w:t>ố</w:t>
-      </w:r>
-      <w:r>
-        <w:t>n h</w:t>
-      </w:r>
-      <w:r>
-        <w:t>ủ</w:t>
-      </w:r>
-      <w:r>
-        <w:t>y phi</w:t>
-      </w:r>
-      <w:r>
-        <w:t>ế</w:t>
-      </w:r>
-      <w:r>
-        <w:t>u đăng ký trư</w:t>
-      </w:r>
-      <w:r>
-        <w:t>ớ</w:t>
-      </w:r>
-      <w:r>
-        <w:t>c th</w:t>
-      </w:r>
-      <w:r>
-        <w:t>ờ</w:t>
-      </w:r>
-      <w:r>
-        <w:t>i đi</w:t>
-      </w:r>
-      <w:r>
-        <w:t>ể</w:t>
-      </w:r>
-      <w:r>
-        <w:t>m di</w:t>
-      </w:r>
-      <w:r>
-        <w:t>ễ</w:t>
-      </w:r>
-      <w:r>
-        <w:t>n ra khi có l</w:t>
-      </w:r>
-      <w:r>
-        <w:t>ị</w:t>
-      </w:r>
-      <w:r>
-        <w:t>ch b</w:t>
-      </w:r>
-      <w:r>
-        <w:t>ậ</w:t>
-      </w:r>
-      <w:r>
-        <w:t>n đ</w:t>
-      </w:r>
-      <w:r>
-        <w:t>ộ</w:t>
-      </w:r>
-      <w:r>
-        <w:t>t xu</w:t>
-      </w:r>
-      <w:r>
-        <w:t>ấ</w:t>
-      </w:r>
-      <w:r>
-        <w:t>t, đ</w:t>
-      </w:r>
-      <w:r>
-        <w:t>ể</w:t>
-      </w:r>
-      <w:r>
-        <w:t xml:space="preserve"> như</w:t>
-      </w:r>
-      <w:r>
-        <w:t>ờ</w:t>
-      </w:r>
-      <w:r>
-        <w:t>ng su</w:t>
-      </w:r>
-      <w:r>
-        <w:t>ấ</w:t>
-      </w:r>
-      <w:r>
-        <w:t>t tham gia cho b</w:t>
-      </w:r>
-      <w:r>
-        <w:t>ạ</w:t>
-      </w:r>
-      <w:r>
-        <w:t>n khác và gi</w:t>
-      </w:r>
-      <w:r>
-        <w:t>ữ</w:t>
-      </w:r>
-      <w:r>
-        <w:t xml:space="preserve"> uy tín cá nhân.</w:t>
+        <w:rPr>
+          <w:sz w:val="24"/>
+          <w:szCs w:val="24"/>
+          <w:lang w:val="vi-VN"/>
+        </w:rPr>
+        <w:t>inh viên đã đăng ký sự kiện, tôi muốn hủy phiếu đăng ký trước thời điểm diễn ra khi có lịch bận đột xuất, để nhường suất tham gia cho bạn khác và giữ uy tín cá nhân.</w:t>
       </w:r>
     </w:p>
     <w:p>
       <w:pPr>
         <w:spacing w:after="20"/>
         <w:ind w:left="288"/>
+        <w:jc w:val="both"/>
+        <w:rPr>
+          <w:sz w:val="24"/>
+          <w:szCs w:val="24"/>
+          <w:lang w:val="vi-VN"/>
+        </w:rPr>
       </w:pPr>
       <w:r>
         <w:rPr>
-          <w:b/>
-        </w:rPr>
-        <w:t>• Tiêu chí 1 (H</w:t>
+          <w:sz w:val="24"/>
+          <w:szCs w:val="24"/>
+          <w:lang w:val="vi-VN"/>
+        </w:rPr>
+        <w:t>-</w:t>
       </w:r>
       <w:r>
         <w:rPr>
-          <w:b/>
-        </w:rPr>
-        <w:t>ợ</w:t>
-      </w:r>
-      <w:r>
-        <w:rPr>
-          <w:b/>
-        </w:rPr>
-        <w:t>p l</w:t>
-      </w:r>
-      <w:r>
-        <w:rPr>
-          <w:b/>
-        </w:rPr>
-        <w:t>ệ</w:t>
-      </w:r>
-      <w:r>
-        <w:rPr>
-          <w:b/>
-        </w:rPr>
-        <w:t xml:space="preserve">): </w:t>
-      </w:r>
-      <w:r>
-        <w:t>Given phi</w:t>
-      </w:r>
-      <w:r>
-        <w:t>ế</w:t>
-      </w:r>
-      <w:r>
-        <w:t xml:space="preserve">u </w:t>
-      </w:r>
-      <w:r>
-        <w:t>ở</w:t>
-      </w:r>
-      <w:r>
-        <w:t xml:space="preserve"> tr</w:t>
-      </w:r>
-      <w:r>
-        <w:t>ạ</w:t>
-      </w:r>
-      <w:r>
-        <w:t>ng thái Pending ho</w:t>
-      </w:r>
-      <w:r>
-        <w:t>ặ</w:t>
-      </w:r>
-      <w:r>
-        <w:t>c Confirmed, When sinh viên h</w:t>
-      </w:r>
-      <w:r>
-        <w:t>ủ</w:t>
-      </w:r>
-      <w:r>
-        <w:t>y phi</w:t>
-      </w:r>
-      <w:r>
-        <w:t>ế</w:t>
-      </w:r>
-      <w:r>
-        <w:t>u, Then tr</w:t>
-      </w:r>
-      <w:r>
-        <w:t>ạ</w:t>
-      </w:r>
-      <w:r>
-        <w:t>ng thái chuy</w:t>
-      </w:r>
-      <w:r>
-        <w:t>ể</w:t>
-      </w:r>
-      <w:r>
-        <w:t>n thành Cancelled và hoàn l</w:t>
-      </w:r>
-      <w:r>
-        <w:t>ạ</w:t>
-      </w:r>
-      <w:r>
-        <w:t>i 1 ch</w:t>
-      </w:r>
-      <w:r>
-        <w:t>ỗ</w:t>
-      </w:r>
-      <w:r>
-        <w:t xml:space="preserve"> tr</w:t>
-      </w:r>
-      <w:r>
-        <w:t>ố</w:t>
-      </w:r>
-      <w:r>
-        <w:t>ng kh</w:t>
-      </w:r>
-      <w:r>
-        <w:t>ả</w:t>
-      </w:r>
-      <w:r>
-        <w:t xml:space="preserve"> d</w:t>
-      </w:r>
-      <w:r>
-        <w:t>ụ</w:t>
-      </w:r>
-      <w:r>
-        <w:t>ng cho s</w:t>
-      </w:r>
-      <w:r>
-        <w:t>ự</w:t>
-      </w:r>
-      <w:r>
-        <w:t xml:space="preserve"> ki</w:t>
-      </w:r>
-      <w:r>
-        <w:t>ệ</w:t>
-      </w:r>
-      <w:r>
-        <w:t>n.</w:t>
+          <w:sz w:val="24"/>
+          <w:szCs w:val="24"/>
+          <w:lang w:val="vi-VN"/>
+        </w:rPr>
+        <w:t xml:space="preserve"> Tiêu chí 1: Given phiếu ở trạng thái Pending hoặc Confirmed, When sinh viên hủy phiếu, Then trạng thái chuyển thành Cancelled và hoàn lại 1 chỗ trống khả dụng cho sự kiện.</w:t>
       </w:r>
     </w:p>
     <w:p>
       <w:pPr>
         <w:spacing w:after="60"/>
         <w:ind w:left="288"/>
+        <w:jc w:val="both"/>
+        <w:rPr>
+          <w:sz w:val="24"/>
+          <w:szCs w:val="24"/>
+          <w:lang w:val="vi-VN"/>
+        </w:rPr>
       </w:pPr>
       <w:r>
         <w:rPr>
-          <w:b/>
-        </w:rPr>
-        <w:t>• Tiêu chí 2 (Ngo</w:t>
+          <w:sz w:val="24"/>
+          <w:szCs w:val="24"/>
+          <w:lang w:val="vi-VN"/>
+        </w:rPr>
+        <w:t>-</w:t>
       </w:r>
       <w:r>
         <w:rPr>
-          <w:b/>
-        </w:rPr>
-        <w:t>ạ</w:t>
+          <w:sz w:val="24"/>
+          <w:szCs w:val="24"/>
+          <w:lang w:val="vi-VN"/>
+        </w:rPr>
+        <w:t xml:space="preserve"> Tiêu chí 2 (</w:t>
       </w:r>
       <w:r>
         <w:rPr>
-          <w:b/>
-        </w:rPr>
-        <w:t>i l</w:t>
+          <w:sz w:val="24"/>
+          <w:szCs w:val="24"/>
+          <w:lang w:val="vi-VN"/>
+        </w:rPr>
+        <w:t>n</w:t>
       </w:r>
       <w:r>
         <w:rPr>
-          <w:b/>
-        </w:rPr>
-        <w:t>ệ</w:t>
+          <w:sz w:val="24"/>
+          <w:szCs w:val="24"/>
+          <w:lang w:val="vi-VN"/>
+        </w:rPr>
+        <w:t>goại lệ/</w:t>
       </w:r>
       <w:r>
         <w:rPr>
-          <w:b/>
-        </w:rPr>
-        <w:t>/L</w:t>
+          <w:sz w:val="24"/>
+          <w:szCs w:val="24"/>
+          <w:lang w:val="vi-VN"/>
+        </w:rPr>
+        <w:t>l</w:t>
       </w:r>
       <w:r>
         <w:rPr>
-          <w:b/>
-        </w:rPr>
-        <w:t>ỗ</w:t>
+          <w:sz w:val="24"/>
+          <w:szCs w:val="24"/>
+          <w:lang w:val="vi-VN"/>
+        </w:rPr>
+        <w:t xml:space="preserve">ỗi): Given phiếu đã ở trạng thái Cancelled hoặc đã </w:t>
       </w:r>
       <w:r>
         <w:rPr>
-          <w:b/>
-        </w:rPr>
-        <w:t xml:space="preserve">i): </w:t>
+          <w:sz w:val="24"/>
+          <w:szCs w:val="24"/>
+          <w:lang w:val="vi-VN"/>
+        </w:rPr>
+        <w:t>Checki</w:t>
       </w:r>
       <w:r>
-        <w:t>Given phi</w:t>
-      </w:r>
-      <w:r>
-        <w:t>ế</w:t>
-      </w:r>
-      <w:r>
-        <w:t xml:space="preserve">u đã </w:t>
-      </w:r>
-      <w:r>
-        <w:t>ở</w:t>
-      </w:r>
-      <w:r>
-        <w:t xml:space="preserve"> tr</w:t>
-      </w:r>
-      <w:r>
-        <w:t>ạ</w:t>
-      </w:r>
-      <w:r>
-        <w:t>ng thái Cancelled ho</w:t>
-      </w:r>
-      <w:r>
-        <w:t>ặ</w:t>
-      </w:r>
-      <w:r>
-        <w:t>c đã đi</w:t>
-      </w:r>
-      <w:r>
-        <w:t>ể</w:t>
-      </w:r>
-      <w:r>
-        <w:t>m danh (CheckIn), When sinh viên h</w:t>
-      </w:r>
-      <w:r>
-        <w:t>ủ</w:t>
-      </w:r>
-      <w:r>
-        <w:t>y, Then h</w:t>
-      </w:r>
-      <w:r>
-        <w:t>ệ</w:t>
-      </w:r>
-      <w:r>
-        <w:t xml:space="preserve"> th</w:t>
-      </w:r>
-      <w:r>
-        <w:t>ố</w:t>
-      </w:r>
-      <w:r>
-        <w:t>ng t</w:t>
-      </w:r>
-      <w:r>
-        <w:t>ừ</w:t>
-      </w:r>
-      <w:r>
-        <w:t xml:space="preserve"> ch</w:t>
-      </w:r>
-      <w:r>
-        <w:t>ố</w:t>
-      </w:r>
-      <w:r>
-        <w:t>i và báo l</w:t>
-      </w:r>
-      <w:r>
-        <w:t>ỗ</w:t>
-      </w:r>
-      <w:r>
-        <w:t>i InvalidOperationException.</w:t>
+        <w:rPr>
+          <w:sz w:val="24"/>
+          <w:szCs w:val="24"/>
+          <w:lang w:val="vi-VN"/>
+        </w:rPr>
+        <w:t>n, When sinh viên hủy, Then hệ thống từ chối và báo lỗi.</w:t>
       </w:r>
     </w:p>
     <w:p>
       <w:pPr>
         <w:spacing w:before="80" w:after="20"/>
+        <w:jc w:val="both"/>
+        <w:rPr>
+          <w:b/>
+          <w:bCs/>
+          <w:sz w:val="24"/>
+          <w:szCs w:val="24"/>
+          <w:lang w:val="vi-VN"/>
+        </w:rPr>
       </w:pPr>
       <w:r>
         <w:rPr>
           <w:b/>
-        </w:rPr>
-        <w:t>Story 2 [Sinh viên (Member)]: Xem l</w:t>
+          <w:bCs/>
+          <w:sz w:val="24"/>
+          <w:szCs w:val="24"/>
+          <w:lang w:val="vi-VN"/>
+        </w:rPr>
+        <w:t xml:space="preserve">Story 2 </w:t>
       </w:r>
       <w:r>
         <w:rPr>
           <w:b/>
-        </w:rPr>
-        <w:t>ị</w:t>
+          <w:bCs/>
+          <w:sz w:val="24"/>
+          <w:szCs w:val="24"/>
+          <w:lang w:val="vi-VN"/>
+        </w:rPr>
+        <w:t xml:space="preserve">- </w:t>
       </w:r>
       <w:r>
         <w:rPr>
           <w:b/>
-        </w:rPr>
-        <w:t>ch s</w:t>
+          <w:bCs/>
+          <w:sz w:val="24"/>
+          <w:szCs w:val="24"/>
+          <w:lang w:val="vi-VN"/>
+        </w:rPr>
+        <w:t xml:space="preserve">Sinh viên: </w:t>
       </w:r>
       <w:r>
         <w:rPr>
           <w:b/>
-        </w:rPr>
-        <w:t>ử</w:t>
+          <w:bCs/>
+          <w:sz w:val="24"/>
+          <w:szCs w:val="24"/>
+          <w:lang w:val="vi-VN"/>
+        </w:rPr>
+        <w:t>x</w:t>
       </w:r>
       <w:r>
         <w:rPr>
           <w:b/>
-        </w:rPr>
-        <w:t xml:space="preserve"> các s</w:t>
-      </w:r>
-      <w:r>
-        <w:rPr>
-          <w:b/>
-        </w:rPr>
-        <w:t>ự</w:t>
-      </w:r>
-      <w:r>
-        <w:rPr>
-          <w:b/>
-        </w:rPr>
-        <w:t xml:space="preserve"> ki</w:t>
-      </w:r>
-      <w:r>
-        <w:rPr>
-          <w:b/>
-        </w:rPr>
-        <w:t>ệ</w:t>
-      </w:r>
-      <w:r>
-        <w:rPr>
-          <w:b/>
-        </w:rPr>
-        <w:t>n đã đăng ký và k</w:t>
-      </w:r>
-      <w:r>
-        <w:rPr>
-          <w:b/>
-        </w:rPr>
-        <w:t>ế</w:t>
-      </w:r>
-      <w:r>
-        <w:rPr>
-          <w:b/>
-        </w:rPr>
-        <w:t>t qu</w:t>
-      </w:r>
-      <w:r>
-        <w:rPr>
-          <w:b/>
-        </w:rPr>
-        <w:t>ả</w:t>
-      </w:r>
-      <w:r>
-        <w:rPr>
-          <w:b/>
-        </w:rPr>
-        <w:t xml:space="preserve"> tham gia</w:t>
+          <w:bCs/>
+          <w:sz w:val="24"/>
+          <w:szCs w:val="24"/>
+          <w:lang w:val="vi-VN"/>
+        </w:rPr>
+        <w:t>em lịch sử các sự kiện đã đăng ký và kết quả tham gia</w:t>
       </w:r>
     </w:p>
     <w:p>
       <w:pPr>
         <w:spacing w:after="20"/>
         <w:ind w:left="288"/>
+        <w:jc w:val="both"/>
+        <w:rPr>
+          <w:sz w:val="24"/>
+          <w:szCs w:val="24"/>
+          <w:lang w:val="vi-VN"/>
+        </w:rPr>
       </w:pPr>
       <w:r>
         <w:rPr>
-          <w:b/>
-        </w:rPr>
-        <w:t>• Mô t</w:t>
+          <w:sz w:val="24"/>
+          <w:szCs w:val="24"/>
+          <w:lang w:val="vi-VN"/>
+        </w:rPr>
+        <w:t>- M</w:t>
       </w:r>
       <w:r>
         <w:rPr>
-          <w:b/>
-        </w:rPr>
-        <w:t>ả</w:t>
+          <w:sz w:val="24"/>
+          <w:szCs w:val="24"/>
+          <w:lang w:val="vi-VN"/>
+        </w:rPr>
+        <w:t>ô tả:</w:t>
       </w:r>
       <w:r>
         <w:rPr>
-          <w:b/>
-        </w:rPr>
-        <w:t xml:space="preserve">: </w:t>
+          <w:sz w:val="24"/>
+          <w:szCs w:val="24"/>
+          <w:lang w:val="vi-VN"/>
+        </w:rPr>
+        <w:t xml:space="preserve"> l</w:t>
       </w:r>
       <w:r>
-        <w:t>Là m</w:t>
+        <w:rPr>
+          <w:sz w:val="24"/>
+          <w:szCs w:val="24"/>
+          <w:lang w:val="vi-VN"/>
+        </w:rPr>
+        <w:t xml:space="preserve">à một </w:t>
       </w:r>
       <w:r>
-        <w:t>ộ</w:t>
+        <w:rPr>
+          <w:sz w:val="24"/>
+          <w:szCs w:val="24"/>
+          <w:lang w:val="vi-VN"/>
+        </w:rPr>
+        <w:t>s</w:t>
       </w:r>
       <w:r>
-        <w:t>t Sinh viên, tôi mu</w:t>
-      </w:r>
-      <w:r>
-        <w:t>ố</w:t>
-      </w:r>
-      <w:r>
-        <w:t>n xem danh sách các s</w:t>
-      </w:r>
-      <w:r>
-        <w:t>ự</w:t>
-      </w:r>
-      <w:r>
-        <w:t xml:space="preserve"> ki</w:t>
-      </w:r>
-      <w:r>
-        <w:t>ệ</w:t>
-      </w:r>
-      <w:r>
-        <w:t>n đã đăng ký kèm tr</w:t>
-      </w:r>
-      <w:r>
-        <w:t>ạ</w:t>
-      </w:r>
-      <w:r>
-        <w:t>ng thái phi</w:t>
-      </w:r>
-      <w:r>
-        <w:t>ế</w:t>
-      </w:r>
-      <w:r>
-        <w:t>u và k</w:t>
-      </w:r>
-      <w:r>
-        <w:t>ế</w:t>
-      </w:r>
-      <w:r>
-        <w:t>t qu</w:t>
-      </w:r>
-      <w:r>
-        <w:t>ả</w:t>
-      </w:r>
-      <w:r>
-        <w:t xml:space="preserve"> đi</w:t>
-      </w:r>
-      <w:r>
-        <w:t>ể</w:t>
-      </w:r>
-      <w:r>
-        <w:t>m danh, đ</w:t>
-      </w:r>
-      <w:r>
-        <w:t>ể</w:t>
-      </w:r>
-      <w:r>
-        <w:t xml:space="preserve"> ch</w:t>
-      </w:r>
-      <w:r>
-        <w:t>ủ</w:t>
-      </w:r>
-      <w:r>
-        <w:t xml:space="preserve"> đ</w:t>
-      </w:r>
-      <w:r>
-        <w:t>ộ</w:t>
-      </w:r>
-      <w:r>
-        <w:t>ng theo dõi l</w:t>
-      </w:r>
-      <w:r>
-        <w:t>ị</w:t>
-      </w:r>
-      <w:r>
-        <w:t>ch trình tham gia ngo</w:t>
-      </w:r>
-      <w:r>
-        <w:t>ạ</w:t>
-      </w:r>
-      <w:r>
-        <w:t>i khóa c</w:t>
-      </w:r>
-      <w:r>
-        <w:t>ủ</w:t>
-      </w:r>
-      <w:r>
-        <w:t>a b</w:t>
-      </w:r>
-      <w:r>
-        <w:t>ả</w:t>
-      </w:r>
-      <w:r>
-        <w:t>n thân.</w:t>
+        <w:rPr>
+          <w:sz w:val="24"/>
+          <w:szCs w:val="24"/>
+          <w:lang w:val="vi-VN"/>
+        </w:rPr>
+        <w:t>inh viên, tôi muốn xem danh sách các sự kiện đã đăng ký kèm trạng thái phiếu và kết quả điểm danh, để chủ động theo dõi lịch trình tham gia ngoại khóa của bản thân.</w:t>
       </w:r>
     </w:p>
     <w:p>
       <w:pPr>
         <w:spacing w:after="20"/>
         <w:ind w:left="288"/>
+        <w:jc w:val="both"/>
+        <w:rPr>
+          <w:sz w:val="24"/>
+          <w:szCs w:val="24"/>
+          <w:lang w:val="vi-VN"/>
+        </w:rPr>
       </w:pPr>
       <w:r>
         <w:rPr>
-          <w:b/>
-        </w:rPr>
-        <w:t>• Tiêu chí 1 (H</w:t>
+          <w:sz w:val="24"/>
+          <w:szCs w:val="24"/>
+          <w:lang w:val="vi-VN"/>
+        </w:rPr>
+        <w:t>-</w:t>
       </w:r>
       <w:r>
         <w:rPr>
-          <w:b/>
-        </w:rPr>
-        <w:t>ợ</w:t>
+          <w:sz w:val="24"/>
+          <w:szCs w:val="24"/>
+          <w:lang w:val="vi-VN"/>
+        </w:rPr>
+        <w:t xml:space="preserve"> Tiêu chí 1 (</w:t>
       </w:r>
       <w:r>
         <w:rPr>
-          <w:b/>
-        </w:rPr>
-        <w:t>p l</w:t>
+          <w:sz w:val="24"/>
+          <w:szCs w:val="24"/>
+          <w:lang w:val="vi-VN"/>
+        </w:rPr>
+        <w:t>h</w:t>
       </w:r>
       <w:r>
         <w:rPr>
-          <w:b/>
-        </w:rPr>
-        <w:t>ệ</w:t>
-      </w:r>
-      <w:r>
-        <w:rPr>
-          <w:b/>
-        </w:rPr>
-        <w:t xml:space="preserve">): </w:t>
-      </w:r>
-      <w:r>
-        <w:t>Given sinh viên đã có phi</w:t>
-      </w:r>
-      <w:r>
-        <w:t>ế</w:t>
-      </w:r>
-      <w:r>
-        <w:t>u đăng ký, When xem l</w:t>
-      </w:r>
-      <w:r>
-        <w:t>ị</w:t>
-      </w:r>
-      <w:r>
-        <w:t>ch s</w:t>
-      </w:r>
-      <w:r>
-        <w:t>ử</w:t>
-      </w:r>
-      <w:r>
-        <w:t>, Then h</w:t>
-      </w:r>
-      <w:r>
-        <w:t>ệ</w:t>
-      </w:r>
-      <w:r>
-        <w:t xml:space="preserve"> th</w:t>
-      </w:r>
-      <w:r>
-        <w:t>ố</w:t>
-      </w:r>
-      <w:r>
-        <w:t>ng hi</w:t>
-      </w:r>
-      <w:r>
-        <w:t>ể</w:t>
-      </w:r>
-      <w:r>
-        <w:t>n th</w:t>
-      </w:r>
-      <w:r>
-        <w:t>ị</w:t>
-      </w:r>
-      <w:r>
-        <w:t xml:space="preserve"> danh sách s</w:t>
-      </w:r>
-      <w:r>
-        <w:t>ự</w:t>
-      </w:r>
-      <w:r>
-        <w:t xml:space="preserve"> ki</w:t>
-      </w:r>
-      <w:r>
-        <w:t>ệ</w:t>
-      </w:r>
-      <w:r>
-        <w:t>n (tên s</w:t>
-      </w:r>
-      <w:r>
-        <w:t>ự</w:t>
-      </w:r>
-      <w:r>
-        <w:t xml:space="preserve"> ki</w:t>
-      </w:r>
-      <w:r>
-        <w:t>ệ</w:t>
-      </w:r>
-      <w:r>
-        <w:t>n, ngày t</w:t>
-      </w:r>
-      <w:r>
-        <w:t>ổ</w:t>
-      </w:r>
-      <w:r>
-        <w:t xml:space="preserve"> ch</w:t>
-      </w:r>
-      <w:r>
-        <w:t>ứ</w:t>
-      </w:r>
-      <w:r>
-        <w:t>c, tr</w:t>
-      </w:r>
-      <w:r>
-        <w:t>ạ</w:t>
-      </w:r>
-      <w:r>
-        <w:t>ng thái phi</w:t>
-      </w:r>
-      <w:r>
-        <w:t>ế</w:t>
-      </w:r>
-      <w:r>
-        <w:t>u và k</w:t>
-      </w:r>
-      <w:r>
-        <w:t>ế</w:t>
-      </w:r>
-      <w:r>
-        <w:t>t qu</w:t>
-      </w:r>
-      <w:r>
-        <w:t>ả</w:t>
-      </w:r>
-      <w:r>
-        <w:t xml:space="preserve"> đi</w:t>
-      </w:r>
-      <w:r>
-        <w:t>ể</w:t>
-      </w:r>
-      <w:r>
-        <w:t>m danh).</w:t>
+          <w:sz w:val="24"/>
+          <w:szCs w:val="24"/>
+          <w:lang w:val="vi-VN"/>
+        </w:rPr>
+        <w:t>ợp lệ): Given sinh viên đã có phiếu đăng ký, When xem lịch sử, Then hệ thống hiển thị danh sách sự kiện (tên sự kiện, ngày tổ chức, trạng thái phiếu và kết quả điểm danh).</w:t>
       </w:r>
     </w:p>
     <w:p>
       <w:pPr>
         <w:spacing w:after="60"/>
         <w:ind w:left="288"/>
+        <w:jc w:val="both"/>
+        <w:rPr>
+          <w:sz w:val="24"/>
+          <w:szCs w:val="24"/>
+          <w:lang w:val="vi-VN"/>
+        </w:rPr>
       </w:pPr>
       <w:r>
         <w:rPr>
-          <w:b/>
-        </w:rPr>
-        <w:t>• Tiêu chí 2 (Ngo</w:t>
+          <w:sz w:val="24"/>
+          <w:szCs w:val="24"/>
+          <w:lang w:val="vi-VN"/>
+        </w:rPr>
+        <w:t>-</w:t>
       </w:r>
       <w:r>
         <w:rPr>
-          <w:b/>
-        </w:rPr>
-        <w:t>ạ</w:t>
+          <w:sz w:val="24"/>
+          <w:szCs w:val="24"/>
+          <w:lang w:val="vi-VN"/>
+        </w:rPr>
+        <w:t xml:space="preserve"> Tiêu chí 2 (</w:t>
       </w:r>
       <w:r>
         <w:rPr>
-          <w:b/>
-        </w:rPr>
-        <w:t>i l</w:t>
+          <w:sz w:val="24"/>
+          <w:szCs w:val="24"/>
+          <w:lang w:val="vi-VN"/>
+        </w:rPr>
+        <w:t>n</w:t>
       </w:r>
       <w:r>
         <w:rPr>
-          <w:b/>
-        </w:rPr>
-        <w:t>ệ</w:t>
+          <w:sz w:val="24"/>
+          <w:szCs w:val="24"/>
+          <w:lang w:val="vi-VN"/>
+        </w:rPr>
+        <w:t>goại lệ/</w:t>
       </w:r>
       <w:r>
         <w:rPr>
-          <w:b/>
-        </w:rPr>
-        <w:t>/L</w:t>
+          <w:sz w:val="24"/>
+          <w:szCs w:val="24"/>
+          <w:lang w:val="vi-VN"/>
+        </w:rPr>
+        <w:t>l</w:t>
       </w:r>
       <w:r>
         <w:rPr>
+          <w:sz w:val="24"/>
+          <w:szCs w:val="24"/>
+          <w:lang w:val="vi-VN"/>
+        </w:rPr>
+        <w:t>ỗi): Given sinh viên chưa đăng ký sự kiện nào, When xem lịch sử, Then hệ thống thông báo chưa tham gia và gợi ý các sự kiện đang mở còn chỗ.</w:t>
+      </w:r>
+    </w:p>
+    <w:p>
+      <w:pPr>
+        <w:spacing w:before="80" w:after="20"/>
+        <w:jc w:val="both"/>
+        <w:rPr>
           <w:b/>
-        </w:rPr>
-        <w:t>ỗ</w:t>
+          <w:bCs/>
+          <w:sz w:val="24"/>
+          <w:szCs w:val="24"/>
+          <w:lang w:val="vi-VN"/>
+        </w:rPr>
+      </w:pPr>
+      <w:r>
+        <w:rPr>
+          <w:b/>
+          <w:bCs/>
+          <w:sz w:val="24"/>
+          <w:szCs w:val="24"/>
+          <w:lang w:val="vi-VN"/>
+        </w:rPr>
+        <w:t>Story 3</w:t>
       </w:r>
       <w:r>
         <w:rPr>
           <w:b/>
-        </w:rPr>
-        <w:t xml:space="preserve">i): </w:t>
+          <w:bCs/>
+          <w:sz w:val="24"/>
+          <w:szCs w:val="24"/>
+          <w:lang w:val="vi-VN"/>
+        </w:rPr>
+        <w:t xml:space="preserve"> -</w:t>
       </w:r>
       <w:r>
-        <w:t>Given sinh viên chưa đăng ký s</w:t>
+        <w:rPr>
+          <w:b/>
+          <w:bCs/>
+          <w:sz w:val="24"/>
+          <w:szCs w:val="24"/>
+          <w:lang w:val="vi-VN"/>
+        </w:rPr>
+        <w:t xml:space="preserve"> Ban chủ nhiệm CLB: </w:t>
       </w:r>
       <w:r>
-        <w:t>ự</w:t>
+        <w:rPr>
+          <w:b/>
+          <w:bCs/>
+          <w:sz w:val="24"/>
+          <w:szCs w:val="24"/>
+          <w:lang w:val="vi-VN"/>
+        </w:rPr>
+        <w:t>p</w:t>
       </w:r>
       <w:r>
-        <w:t xml:space="preserve"> ki</w:t>
+        <w:rPr>
+          <w:b/>
+          <w:bCs/>
+          <w:sz w:val="24"/>
+          <w:szCs w:val="24"/>
+          <w:lang w:val="vi-VN"/>
+        </w:rPr>
+        <w:t>hê duyệt xác nhận phiếu đăng ký sự kiện</w:t>
+      </w:r>
+    </w:p>
+    <w:p>
+      <w:pPr>
+        <w:spacing w:after="20"/>
+        <w:ind w:left="288"/>
+        <w:jc w:val="both"/>
+        <w:rPr>
+          <w:sz w:val="24"/>
+          <w:szCs w:val="24"/>
+          <w:lang w:val="vi-VN"/>
+        </w:rPr>
+      </w:pPr>
+      <w:r>
+        <w:rPr>
+          <w:sz w:val="24"/>
+          <w:szCs w:val="24"/>
+          <w:lang w:val="vi-VN"/>
+        </w:rPr>
+        <w:t>-</w:t>
       </w:r>
       <w:r>
-        <w:t>ệ</w:t>
+        <w:rPr>
+          <w:sz w:val="24"/>
+          <w:szCs w:val="24"/>
+          <w:lang w:val="vi-VN"/>
+        </w:rPr>
+        <w:t xml:space="preserve"> Mô tả: </w:t>
       </w:r>
       <w:r>
-        <w:t>n nào, When xem l</w:t>
+        <w:rPr>
+          <w:sz w:val="24"/>
+          <w:szCs w:val="24"/>
+          <w:lang w:val="vi-VN"/>
+        </w:rPr>
+        <w:t>l</w:t>
       </w:r>
       <w:r>
-        <w:t>ị</w:t>
+        <w:rPr>
+          <w:sz w:val="24"/>
+          <w:szCs w:val="24"/>
+          <w:lang w:val="vi-VN"/>
+        </w:rPr>
+        <w:t>à Ban chủ nhiệm CLB, tôi muốn duyệt xác nhận phiếu đăng ký của sinh viên từ Pending sang Confirmed, để chốt danh sách người tham gia chính thức và cho phép điểm danh khi sự kiện diễn ra.</w:t>
+      </w:r>
+    </w:p>
+    <w:p>
+      <w:pPr>
+        <w:spacing w:after="20"/>
+        <w:ind w:left="288"/>
+        <w:jc w:val="both"/>
+        <w:rPr>
+          <w:sz w:val="24"/>
+          <w:szCs w:val="24"/>
+          <w:lang w:val="vi-VN"/>
+        </w:rPr>
+      </w:pPr>
+      <w:r>
+        <w:rPr>
+          <w:sz w:val="24"/>
+          <w:szCs w:val="24"/>
+          <w:lang w:val="vi-VN"/>
+        </w:rPr>
+        <w:t>-</w:t>
       </w:r>
       <w:r>
-        <w:t>ch s</w:t>
+        <w:rPr>
+          <w:sz w:val="24"/>
+          <w:szCs w:val="24"/>
+          <w:lang w:val="vi-VN"/>
+        </w:rPr>
+        <w:t xml:space="preserve"> Tiêu chí 1 (</w:t>
       </w:r>
       <w:r>
-        <w:t>ử</w:t>
+        <w:rPr>
+          <w:sz w:val="24"/>
+          <w:szCs w:val="24"/>
+          <w:lang w:val="vi-VN"/>
+        </w:rPr>
+        <w:t>h</w:t>
       </w:r>
       <w:r>
-        <w:t>, Then h</w:t>
+        <w:rPr>
+          <w:sz w:val="24"/>
+          <w:szCs w:val="24"/>
+          <w:lang w:val="vi-VN"/>
+        </w:rPr>
+        <w:t xml:space="preserve">ợp lệ): Given phiếu đang ở trạng thái </w:t>
       </w:r>
       <w:r>
-        <w:t>ệ</w:t>
+        <w:rPr>
+          <w:sz w:val="24"/>
+          <w:szCs w:val="24"/>
+          <w:lang w:val="vi-VN"/>
+        </w:rPr>
+        <w:t>Pen</w:t>
       </w:r>
       <w:r>
-        <w:t xml:space="preserve"> th</w:t>
+        <w:rPr>
+          <w:sz w:val="24"/>
+          <w:szCs w:val="24"/>
+          <w:lang w:val="vi-VN"/>
+        </w:rPr>
+        <w:t xml:space="preserve">ding và sự kiện còn chỗ trống, When Ban CLB duyệt phiếu, Then trạng thái chuyển thành Confirmed và đủ điều kiện </w:t>
       </w:r>
       <w:r>
-        <w:t>ố</w:t>
+        <w:rPr>
+          <w:sz w:val="24"/>
+          <w:szCs w:val="24"/>
+          <w:lang w:val="vi-VN"/>
+        </w:rPr>
+        <w:t>check-</w:t>
       </w:r>
       <w:r>
-        <w:t>ng thông báo chưa tham gia và g</w:t>
+        <w:rPr>
+          <w:sz w:val="24"/>
+          <w:szCs w:val="24"/>
+          <w:lang w:val="vi-VN"/>
+        </w:rPr>
+        <w:t>in.</w:t>
+      </w:r>
+    </w:p>
+    <w:p>
+      <w:pPr>
+        <w:spacing w:after="60"/>
+        <w:ind w:left="288"/>
+        <w:jc w:val="both"/>
+        <w:rPr>
+          <w:sz w:val="24"/>
+          <w:szCs w:val="24"/>
+          <w:lang w:val="vi-VN"/>
+        </w:rPr>
+      </w:pPr>
+      <w:r>
+        <w:rPr>
+          <w:sz w:val="24"/>
+          <w:szCs w:val="24"/>
+          <w:lang w:val="vi-VN"/>
+        </w:rPr>
+        <w:t>-</w:t>
       </w:r>
       <w:r>
-        <w:t>ợ</w:t>
+        <w:rPr>
+          <w:sz w:val="24"/>
+          <w:szCs w:val="24"/>
+          <w:lang w:val="vi-VN"/>
+        </w:rPr>
+        <w:t xml:space="preserve"> Tiêu chí 2 (</w:t>
       </w:r>
       <w:r>
-        <w:t>i ý các s</w:t>
+        <w:rPr>
+          <w:sz w:val="24"/>
+          <w:szCs w:val="24"/>
+          <w:lang w:val="vi-VN"/>
+        </w:rPr>
+        <w:t>n</w:t>
       </w:r>
       <w:r>
-        <w:t>ự</w:t>
+        <w:rPr>
+          <w:sz w:val="24"/>
+          <w:szCs w:val="24"/>
+          <w:lang w:val="vi-VN"/>
+        </w:rPr>
+        <w:t>goại lệ/</w:t>
       </w:r>
       <w:r>
-        <w:t xml:space="preserve"> ki</w:t>
+        <w:rPr>
+          <w:sz w:val="24"/>
+          <w:szCs w:val="24"/>
+          <w:lang w:val="vi-VN"/>
+        </w:rPr>
+        <w:t>l</w:t>
       </w:r>
       <w:r>
-        <w:t>ệ</w:t>
+        <w:rPr>
+          <w:sz w:val="24"/>
+          <w:szCs w:val="24"/>
+          <w:lang w:val="vi-VN"/>
+        </w:rPr>
+        <w:t xml:space="preserve">ỗi): Given phiếu đang ở trạng thái Cancelled, When Ban CLB cố gắng duyệt xác nhận, Then hệ thống báo </w:t>
       </w:r>
       <w:r>
-        <w:t>n đang m</w:t>
+        <w:rPr>
+          <w:sz w:val="24"/>
+          <w:szCs w:val="24"/>
+          <w:lang w:val="vi-VN"/>
+        </w:rPr>
+        <w:t>lỗI</w:t>
       </w:r>
       <w:r>
-        <w:t>ở</w:t>
+        <w:rPr>
+          <w:sz w:val="24"/>
+          <w:szCs w:val="24"/>
+          <w:lang w:val="vi-VN"/>
+        </w:rPr>
+        <w:t xml:space="preserve"> </w:t>
       </w:r>
       <w:r>
-        <w:t xml:space="preserve"> còn ch</w:t>
+        <w:rPr>
+          <w:sz w:val="24"/>
+          <w:szCs w:val="24"/>
+          <w:lang w:val="vi-VN"/>
+        </w:rPr>
+        <w:t>“</w:t>
       </w:r>
       <w:r>
-        <w:t>ỗ</w:t>
+        <w:rPr>
+          <w:sz w:val="24"/>
+          <w:szCs w:val="24"/>
+          <w:lang w:val="vi-VN"/>
+        </w:rPr>
+        <w:t xml:space="preserve">Không thể xác nhận phiếu đang </w:t>
       </w:r>
       <w:r>
+        <w:rPr>
+          <w:sz w:val="24"/>
+          <w:szCs w:val="24"/>
+          <w:lang w:val="vi-VN"/>
+        </w:rPr>
+        <w:t>Cancelled”</w:t>
+      </w:r>
+      <w:r>
+        <w:rPr>
+          <w:sz w:val="24"/>
+          <w:szCs w:val="24"/>
+          <w:lang w:val="vi-VN"/>
+        </w:rPr>
         <w:t>.</w:t>
       </w:r>
     </w:p>
     <w:p>
       <w:pPr>
         <w:spacing w:before="80" w:after="20"/>
+        <w:jc w:val="both"/>
+        <w:rPr>
+          <w:b/>
+          <w:bCs/>
+          <w:sz w:val="24"/>
+          <w:szCs w:val="24"/>
+          <w:lang w:val="vi-VN"/>
+        </w:rPr>
       </w:pPr>
       <w:r>
         <w:rPr>
           <w:b/>
-        </w:rPr>
-        <w:t>Story 3 [Ban ch</w:t>
+          <w:bCs/>
+          <w:sz w:val="24"/>
+          <w:szCs w:val="24"/>
+          <w:lang w:val="vi-VN"/>
+        </w:rPr>
+        <w:t xml:space="preserve">Story 4 Ban chủ nhiệm CLB: Cập nhật hình thức tổ chức </w:t>
       </w:r>
       <w:r>
         <w:rPr>
           <w:b/>
-        </w:rPr>
-        <w:t>ủ</w:t>
+          <w:bCs/>
+          <w:sz w:val="24"/>
+          <w:szCs w:val="24"/>
+          <w:lang w:val="vi-VN"/>
+        </w:rPr>
+        <w:t>o</w:t>
       </w:r>
       <w:r>
         <w:rPr>
           <w:b/>
-        </w:rPr>
-        <w:t xml:space="preserve"> nhi</w:t>
+          <w:bCs/>
+          <w:sz w:val="24"/>
+          <w:szCs w:val="24"/>
+          <w:lang w:val="vi-VN"/>
+        </w:rPr>
+        <w:t>nline/</w:t>
       </w:r>
       <w:r>
         <w:rPr>
           <w:b/>
-        </w:rPr>
-        <w:t>ệ</w:t>
+          <w:bCs/>
+          <w:sz w:val="24"/>
+          <w:szCs w:val="24"/>
+          <w:lang w:val="vi-VN"/>
+        </w:rPr>
+        <w:t>o</w:t>
       </w:r>
       <w:r>
         <w:rPr>
           <w:b/>
-        </w:rPr>
-        <w:t>m CLB (Club Board)]: Phê duy</w:t>
-      </w:r>
-      <w:r>
-        <w:rPr>
-          <w:b/>
-        </w:rPr>
-        <w:t>ệ</w:t>
-      </w:r>
-      <w:r>
-        <w:rPr>
-          <w:b/>
-        </w:rPr>
-        <w:t>t xác nh</w:t>
-      </w:r>
-      <w:r>
-        <w:rPr>
-          <w:b/>
-        </w:rPr>
-        <w:t>ậ</w:t>
-      </w:r>
-      <w:r>
-        <w:rPr>
-          <w:b/>
-        </w:rPr>
-        <w:t>n phi</w:t>
-      </w:r>
-      <w:r>
-        <w:rPr>
-          <w:b/>
-        </w:rPr>
-        <w:t>ế</w:t>
-      </w:r>
-      <w:r>
-        <w:rPr>
-          <w:b/>
-        </w:rPr>
-        <w:t>u đăng ký s</w:t>
-      </w:r>
-      <w:r>
-        <w:rPr>
-          <w:b/>
-        </w:rPr>
-        <w:t>ự</w:t>
-      </w:r>
-      <w:r>
-        <w:rPr>
-          <w:b/>
-        </w:rPr>
-        <w:t xml:space="preserve"> ki</w:t>
-      </w:r>
-      <w:r>
-        <w:rPr>
-          <w:b/>
-        </w:rPr>
-        <w:t>ệ</w:t>
-      </w:r>
-      <w:r>
-        <w:rPr>
-          <w:b/>
-        </w:rPr>
-        <w:t>n</w:t>
+          <w:bCs/>
+          <w:sz w:val="24"/>
+          <w:szCs w:val="24"/>
+          <w:lang w:val="vi-VN"/>
+        </w:rPr>
+        <w:t>ffline hoặc sức chứa sự kiện</w:t>
       </w:r>
     </w:p>
     <w:p>
       <w:pPr>
         <w:spacing w:after="20"/>
         <w:ind w:left="288"/>
+        <w:jc w:val="both"/>
+        <w:rPr>
+          <w:sz w:val="24"/>
+          <w:szCs w:val="24"/>
+          <w:lang w:val="vi-VN"/>
+        </w:rPr>
       </w:pPr>
       <w:r>
         <w:rPr>
-          <w:b/>
-        </w:rPr>
-        <w:t>• Mô t</w:t>
+          <w:sz w:val="24"/>
+          <w:szCs w:val="24"/>
+          <w:lang w:val="vi-VN"/>
+        </w:rPr>
+        <w:t>-</w:t>
       </w:r>
       <w:r>
         <w:rPr>
-          <w:b/>
-        </w:rPr>
-        <w:t>ả</w:t>
+          <w:sz w:val="24"/>
+          <w:szCs w:val="24"/>
+          <w:lang w:val="vi-VN"/>
+        </w:rPr>
+        <w:t xml:space="preserve"> Mô tả: </w:t>
       </w:r>
       <w:r>
         <w:rPr>
-          <w:b/>
-        </w:rPr>
-        <w:t xml:space="preserve">: </w:t>
+          <w:sz w:val="24"/>
+          <w:szCs w:val="24"/>
+          <w:lang w:val="vi-VN"/>
+        </w:rPr>
+        <w:t>l</w:t>
       </w:r>
       <w:r>
-        <w:t>Là Ban ch</w:t>
-      </w:r>
-      <w:r>
-        <w:t>ủ</w:t>
-      </w:r>
-      <w:r>
-        <w:t xml:space="preserve"> nhi</w:t>
-      </w:r>
-      <w:r>
-        <w:t>ệ</w:t>
-      </w:r>
-      <w:r>
-        <w:t>m CLB, tôi mu</w:t>
-      </w:r>
-      <w:r>
-        <w:t>ố</w:t>
-      </w:r>
-      <w:r>
-        <w:t>n duy</w:t>
-      </w:r>
-      <w:r>
-        <w:t>ệ</w:t>
-      </w:r>
-      <w:r>
-        <w:t>t xác nh</w:t>
-      </w:r>
-      <w:r>
-        <w:t>ậ</w:t>
-      </w:r>
-      <w:r>
-        <w:t>n phi</w:t>
-      </w:r>
-      <w:r>
-        <w:t>ế</w:t>
-      </w:r>
-      <w:r>
-        <w:t>u đăng ký c</w:t>
-      </w:r>
-      <w:r>
-        <w:t>ủ</w:t>
-      </w:r>
-      <w:r>
-        <w:t>a sinh viên t</w:t>
-      </w:r>
-      <w:r>
-        <w:t>ừ</w:t>
-      </w:r>
-      <w:r>
-        <w:t xml:space="preserve"> Pending sang Confirmed, đ</w:t>
-      </w:r>
-      <w:r>
-        <w:t>ể</w:t>
-      </w:r>
-      <w:r>
-        <w:t xml:space="preserve"> ch</w:t>
-      </w:r>
-      <w:r>
-        <w:t>ố</w:t>
-      </w:r>
-      <w:r>
-        <w:t>t danh sách ngư</w:t>
-      </w:r>
-      <w:r>
-        <w:t>ờ</w:t>
-      </w:r>
-      <w:r>
-        <w:t>i tham gia chính th</w:t>
-      </w:r>
-      <w:r>
-        <w:t>ứ</w:t>
-      </w:r>
-      <w:r>
-        <w:t>c và cho phép đi</w:t>
-      </w:r>
-      <w:r>
-        <w:t>ể</w:t>
-      </w:r>
-      <w:r>
-        <w:t>m danh khi s</w:t>
-      </w:r>
-      <w:r>
-        <w:t>ự</w:t>
-      </w:r>
-      <w:r>
-        <w:t xml:space="preserve"> ki</w:t>
-      </w:r>
-      <w:r>
-        <w:t>ệ</w:t>
-      </w:r>
-      <w:r>
-        <w:t>n di</w:t>
-      </w:r>
-      <w:r>
-        <w:t>ễ</w:t>
-      </w:r>
-      <w:r>
-        <w:t>n ra.</w:t>
+        <w:rPr>
+          <w:sz w:val="24"/>
+          <w:szCs w:val="24"/>
+          <w:lang w:val="vi-VN"/>
+        </w:rPr>
+        <w:t>à Ban chủ nhiệm CLB, tôi muốn cập nhật hình thức tổ chức hoặc điều chỉnh sức chứa sự kiện trước ngày diễn ra, để thích ứng với tình hình thực tế và thông báo kịp thời cho người tham gia.</w:t>
       </w:r>
     </w:p>
     <w:p>
       <w:pPr>
         <w:spacing w:after="20"/>
         <w:ind w:left="288"/>
+        <w:jc w:val="both"/>
+        <w:rPr>
+          <w:sz w:val="24"/>
+          <w:szCs w:val="24"/>
+          <w:lang w:val="vi-VN"/>
+        </w:rPr>
       </w:pPr>
       <w:r>
         <w:rPr>
-          <w:b/>
-        </w:rPr>
-        <w:t>• Tiêu chí 1 (H</w:t>
+          <w:sz w:val="24"/>
+          <w:szCs w:val="24"/>
+          <w:lang w:val="vi-VN"/>
+        </w:rPr>
+        <w:t>-</w:t>
       </w:r>
       <w:r>
         <w:rPr>
-          <w:b/>
-        </w:rPr>
-        <w:t>ợ</w:t>
+          <w:sz w:val="24"/>
+          <w:szCs w:val="24"/>
+          <w:lang w:val="vi-VN"/>
+        </w:rPr>
+        <w:t xml:space="preserve"> Tiêu chí 1 (</w:t>
       </w:r>
       <w:r>
         <w:rPr>
-          <w:b/>
-        </w:rPr>
-        <w:t>p l</w:t>
+          <w:sz w:val="24"/>
+          <w:szCs w:val="24"/>
+          <w:lang w:val="vi-VN"/>
+        </w:rPr>
+        <w:t>h</w:t>
       </w:r>
       <w:r>
         <w:rPr>
-          <w:b/>
-        </w:rPr>
-        <w:t>ệ</w:t>
-      </w:r>
-      <w:r>
-        <w:rPr>
-          <w:b/>
-        </w:rPr>
-        <w:t xml:space="preserve">): </w:t>
-      </w:r>
-      <w:r>
-        <w:t>Given phi</w:t>
-      </w:r>
-      <w:r>
-        <w:t>ế</w:t>
-      </w:r>
-      <w:r>
-        <w:t xml:space="preserve">u đang </w:t>
-      </w:r>
-      <w:r>
-        <w:t>ở</w:t>
-      </w:r>
-      <w:r>
-        <w:t xml:space="preserve"> tr</w:t>
-      </w:r>
-      <w:r>
-        <w:t>ạ</w:t>
-      </w:r>
-      <w:r>
-        <w:t>ng thái Pending và s</w:t>
-      </w:r>
-      <w:r>
-        <w:t>ự</w:t>
-      </w:r>
-      <w:r>
-        <w:t xml:space="preserve"> ki</w:t>
-      </w:r>
-      <w:r>
-        <w:t>ệ</w:t>
-      </w:r>
-      <w:r>
-        <w:t>n còn ch</w:t>
-      </w:r>
-      <w:r>
-        <w:t>ỗ</w:t>
-      </w:r>
-      <w:r>
-        <w:t xml:space="preserve"> tr</w:t>
-      </w:r>
-      <w:r>
-        <w:t>ố</w:t>
-      </w:r>
-      <w:r>
-        <w:t>ng, When Ban CLB duy</w:t>
-      </w:r>
-      <w:r>
-        <w:t>ệ</w:t>
-      </w:r>
-      <w:r>
-        <w:t>t phi</w:t>
-      </w:r>
-      <w:r>
-        <w:t>ế</w:t>
-      </w:r>
-      <w:r>
-        <w:t>u, Then tr</w:t>
-      </w:r>
-      <w:r>
-        <w:t>ạ</w:t>
-      </w:r>
-      <w:r>
-        <w:t>ng thái chuy</w:t>
-      </w:r>
-      <w:r>
-        <w:t>ể</w:t>
-      </w:r>
-      <w:r>
-        <w:t>n thành Confirmed và đ</w:t>
-      </w:r>
-      <w:r>
-        <w:t>ủ</w:t>
-      </w:r>
-      <w:r>
-        <w:t xml:space="preserve"> đi</w:t>
-      </w:r>
-      <w:r>
-        <w:t>ề</w:t>
-      </w:r>
-      <w:r>
-        <w:t>u ki</w:t>
-      </w:r>
-      <w:r>
-        <w:t>ệ</w:t>
-      </w:r>
-      <w:r>
-        <w:t>n check-in.</w:t>
+          <w:sz w:val="24"/>
+          <w:szCs w:val="24"/>
+          <w:lang w:val="vi-VN"/>
+        </w:rPr>
+        <w:t>ợp lệ): Given sự kiện chưa diễn ra, When Ban CLB cập nhật hình thức tổ chức (chuyển sang trực tuyến), Then thuộc tính IsOnline được lưu và hệ thống gửi thông báo tới sinh viên đã đăng ký.</w:t>
       </w:r>
     </w:p>
     <w:p>
       <w:pPr>
         <w:spacing w:after="60"/>
         <w:ind w:left="288"/>
+        <w:jc w:val="both"/>
+        <w:rPr>
+          <w:sz w:val="24"/>
+          <w:szCs w:val="24"/>
+          <w:lang w:val="vi-VN"/>
+        </w:rPr>
       </w:pPr>
       <w:r>
         <w:rPr>
-          <w:b/>
-        </w:rPr>
-        <w:t>• Tiêu chí 2 (Ngo</w:t>
+          <w:sz w:val="24"/>
+          <w:szCs w:val="24"/>
+          <w:lang w:val="vi-VN"/>
+        </w:rPr>
+        <w:t>-</w:t>
       </w:r>
       <w:r>
         <w:rPr>
-          <w:b/>
-        </w:rPr>
-        <w:t>ạ</w:t>
+          <w:sz w:val="24"/>
+          <w:szCs w:val="24"/>
+          <w:lang w:val="vi-VN"/>
+        </w:rPr>
+        <w:t xml:space="preserve"> Tiêu chí 2 (</w:t>
       </w:r>
       <w:r>
         <w:rPr>
-          <w:b/>
-        </w:rPr>
-        <w:t>i l</w:t>
+          <w:sz w:val="24"/>
+          <w:szCs w:val="24"/>
+          <w:lang w:val="vi-VN"/>
+        </w:rPr>
+        <w:t>n</w:t>
       </w:r>
       <w:r>
         <w:rPr>
-          <w:b/>
-        </w:rPr>
-        <w:t>ệ</w:t>
+          <w:sz w:val="24"/>
+          <w:szCs w:val="24"/>
+          <w:lang w:val="vi-VN"/>
+        </w:rPr>
+        <w:t>goại lệ/</w:t>
       </w:r>
       <w:r>
         <w:rPr>
-          <w:b/>
-        </w:rPr>
-        <w:t>/L</w:t>
+          <w:sz w:val="24"/>
+          <w:szCs w:val="24"/>
+          <w:lang w:val="vi-VN"/>
+        </w:rPr>
+        <w:t>l</w:t>
       </w:r>
       <w:r>
         <w:rPr>
-          <w:b/>
-        </w:rPr>
-        <w:t>ỗ</w:t>
+          <w:sz w:val="24"/>
+          <w:szCs w:val="24"/>
+          <w:lang w:val="vi-VN"/>
+        </w:rPr>
+        <w:t xml:space="preserve">ỗi): Given sự kiện đã duyệt 40 người, When Ban CLB hạ sức chứa xuống 30, Then hệ thống từ chối và báo lỗi </w:t>
       </w:r>
       <w:r>
         <w:rPr>
-          <w:b/>
-        </w:rPr>
-        <w:t xml:space="preserve">i): </w:t>
+          <w:sz w:val="24"/>
+          <w:szCs w:val="24"/>
+          <w:lang w:val="vi-VN"/>
+        </w:rPr>
+        <w:t>“s</w:t>
       </w:r>
       <w:r>
-        <w:t>Given phi</w:t>
+        <w:rPr>
+          <w:sz w:val="24"/>
+          <w:szCs w:val="24"/>
+          <w:lang w:val="vi-VN"/>
+        </w:rPr>
+        <w:t xml:space="preserve">ức chứa mới nhỏ hơn số lượng đã </w:t>
       </w:r>
       <w:r>
-        <w:t>ế</w:t>
+        <w:rPr>
+          <w:sz w:val="24"/>
+          <w:szCs w:val="24"/>
+          <w:lang w:val="vi-VN"/>
+        </w:rPr>
+        <w:t>duyệt”</w:t>
       </w:r>
       <w:r>
-        <w:t xml:space="preserve">u đang </w:t>
-      </w:r>
-      <w:r>
-        <w:t>ở</w:t>
-      </w:r>
-      <w:r>
-        <w:t xml:space="preserve"> tr</w:t>
-      </w:r>
-      <w:r>
-        <w:t>ạ</w:t>
-      </w:r>
-      <w:r>
-        <w:t>ng thái Cancelled, When Ban CLB c</w:t>
-      </w:r>
-      <w:r>
-        <w:t>ố</w:t>
-      </w:r>
-      <w:r>
-        <w:t xml:space="preserve"> g</w:t>
-      </w:r>
-      <w:r>
-        <w:t>ắ</w:t>
-      </w:r>
-      <w:r>
-        <w:t>ng duy</w:t>
-      </w:r>
-      <w:r>
-        <w:t>ệ</w:t>
-      </w:r>
-      <w:r>
-        <w:t>t xác nh</w:t>
-      </w:r>
-      <w:r>
-        <w:t>ậ</w:t>
-      </w:r>
-      <w:r>
-        <w:t>n, Then h</w:t>
-      </w:r>
-      <w:r>
-        <w:t>ệ</w:t>
-      </w:r>
-      <w:r>
-        <w:t xml:space="preserve"> th</w:t>
-      </w:r>
-      <w:r>
-        <w:t>ố</w:t>
-      </w:r>
-      <w:r>
-        <w:t>ng báo l</w:t>
-      </w:r>
-      <w:r>
-        <w:t>ỗ</w:t>
-      </w:r>
-      <w:r>
-        <w:t>i InvalidOperationException ("Không th</w:t>
-      </w:r>
-      <w:r>
-        <w:t>ể</w:t>
-      </w:r>
-      <w:r>
-        <w:t xml:space="preserve"> xác nh</w:t>
-      </w:r>
-      <w:r>
-        <w:t>ậ</w:t>
-      </w:r>
-      <w:r>
-        <w:t>n phi</w:t>
-      </w:r>
-      <w:r>
-        <w:t>ế</w:t>
-      </w:r>
-      <w:r>
-        <w:t>u đang Cancelled").</w:t>
+        <w:rPr>
+          <w:sz w:val="24"/>
+          <w:szCs w:val="24"/>
+          <w:lang w:val="vi-VN"/>
+        </w:rPr>
+        <w:t>.</w:t>
       </w:r>
     </w:p>
     <w:p>
       <w:pPr>
         <w:spacing w:before="80" w:after="20"/>
+        <w:jc w:val="both"/>
+        <w:rPr>
+          <w:b/>
+          <w:bCs/>
+          <w:sz w:val="24"/>
+          <w:szCs w:val="24"/>
+          <w:lang w:val="vi-VN"/>
+        </w:rPr>
       </w:pPr>
       <w:r>
         <w:rPr>
           <w:b/>
-        </w:rPr>
-        <w:t>Story 4 [Ban ch</w:t>
+          <w:bCs/>
+          <w:sz w:val="24"/>
+          <w:szCs w:val="24"/>
+          <w:lang w:val="vi-VN"/>
+        </w:rPr>
+        <w:t xml:space="preserve">Story 5 </w:t>
       </w:r>
       <w:r>
         <w:rPr>
           <w:b/>
-        </w:rPr>
-        <w:t>ủ</w:t>
+          <w:bCs/>
+          <w:sz w:val="24"/>
+          <w:szCs w:val="24"/>
+          <w:lang w:val="vi-VN"/>
+        </w:rPr>
+        <w:t>Admin</w:t>
       </w:r>
       <w:r>
         <w:rPr>
           <w:b/>
-        </w:rPr>
-        <w:t xml:space="preserve"> nhi</w:t>
+          <w:bCs/>
+          <w:sz w:val="24"/>
+          <w:szCs w:val="24"/>
+          <w:lang w:val="vi-VN"/>
+        </w:rPr>
+        <w:t xml:space="preserve">: </w:t>
       </w:r>
       <w:r>
         <w:rPr>
           <w:b/>
-        </w:rPr>
-        <w:t>ệ</w:t>
+          <w:bCs/>
+          <w:sz w:val="24"/>
+          <w:szCs w:val="24"/>
+          <w:lang w:val="vi-VN"/>
+        </w:rPr>
+        <w:t>t</w:t>
       </w:r>
       <w:r>
         <w:rPr>
           <w:b/>
-        </w:rPr>
-        <w:t>m CLB (Club Board)]: C</w:t>
+          <w:bCs/>
+          <w:sz w:val="24"/>
+          <w:szCs w:val="24"/>
+          <w:lang w:val="vi-VN"/>
+        </w:rPr>
+        <w:t xml:space="preserve">hẩm định và khởi tạo </w:t>
       </w:r>
       <w:r>
         <w:rPr>
           <w:b/>
-        </w:rPr>
-        <w:t>ậ</w:t>
+          <w:bCs/>
+          <w:sz w:val="24"/>
+          <w:szCs w:val="24"/>
+          <w:lang w:val="vi-VN"/>
+        </w:rPr>
+        <w:t>c</w:t>
       </w:r>
       <w:r>
         <w:rPr>
           <w:b/>
-        </w:rPr>
-        <w:t>p nh</w:t>
-      </w:r>
-      <w:r>
-        <w:rPr>
-          <w:b/>
-        </w:rPr>
-        <w:t>ậ</w:t>
-      </w:r>
-      <w:r>
-        <w:rPr>
-          <w:b/>
-        </w:rPr>
-        <w:t>t hình th</w:t>
-      </w:r>
-      <w:r>
-        <w:rPr>
-          <w:b/>
-        </w:rPr>
-        <w:t>ứ</w:t>
-      </w:r>
-      <w:r>
-        <w:rPr>
-          <w:b/>
-        </w:rPr>
-        <w:t>c t</w:t>
-      </w:r>
-      <w:r>
-        <w:rPr>
-          <w:b/>
-        </w:rPr>
-        <w:t>ổ</w:t>
-      </w:r>
-      <w:r>
-        <w:rPr>
-          <w:b/>
-        </w:rPr>
-        <w:t xml:space="preserve"> ch</w:t>
-      </w:r>
-      <w:r>
-        <w:rPr>
-          <w:b/>
-        </w:rPr>
-        <w:t>ứ</w:t>
-      </w:r>
-      <w:r>
-        <w:rPr>
-          <w:b/>
-        </w:rPr>
-        <w:t>c (Online/Offline) ho</w:t>
-      </w:r>
-      <w:r>
-        <w:rPr>
-          <w:b/>
-        </w:rPr>
-        <w:t>ặ</w:t>
-      </w:r>
-      <w:r>
-        <w:rPr>
-          <w:b/>
-        </w:rPr>
-        <w:t>c s</w:t>
-      </w:r>
-      <w:r>
-        <w:rPr>
-          <w:b/>
-        </w:rPr>
-        <w:t>ứ</w:t>
-      </w:r>
-      <w:r>
-        <w:rPr>
-          <w:b/>
-        </w:rPr>
-        <w:t>c ch</w:t>
-      </w:r>
-      <w:r>
-        <w:rPr>
-          <w:b/>
-        </w:rPr>
-        <w:t>ứ</w:t>
-      </w:r>
-      <w:r>
-        <w:rPr>
-          <w:b/>
-        </w:rPr>
-        <w:t>a s</w:t>
-      </w:r>
-      <w:r>
-        <w:rPr>
-          <w:b/>
-        </w:rPr>
-        <w:t>ự</w:t>
-      </w:r>
-      <w:r>
-        <w:rPr>
-          <w:b/>
-        </w:rPr>
-        <w:t xml:space="preserve"> ki</w:t>
-      </w:r>
-      <w:r>
-        <w:rPr>
-          <w:b/>
-        </w:rPr>
-        <w:t>ệ</w:t>
-      </w:r>
-      <w:r>
-        <w:rPr>
-          <w:b/>
-        </w:rPr>
-        <w:t>n</w:t>
+          <w:bCs/>
+          <w:sz w:val="24"/>
+          <w:szCs w:val="24"/>
+          <w:lang w:val="vi-VN"/>
+        </w:rPr>
+        <w:t>âu lạc bộ mới</w:t>
       </w:r>
     </w:p>
     <w:p>
       <w:pPr>
         <w:spacing w:after="20"/>
         <w:ind w:left="288"/>
+        <w:jc w:val="both"/>
+        <w:rPr>
+          <w:sz w:val="24"/>
+          <w:szCs w:val="24"/>
+          <w:lang w:val="vi-VN"/>
+        </w:rPr>
       </w:pPr>
       <w:r>
         <w:rPr>
-          <w:b/>
-        </w:rPr>
-        <w:t>• Mô t</w:t>
+          <w:sz w:val="24"/>
+          <w:szCs w:val="24"/>
+          <w:lang w:val="vi-VN"/>
+        </w:rPr>
+        <w:t>-</w:t>
       </w:r>
       <w:r>
         <w:rPr>
-          <w:b/>
-        </w:rPr>
-        <w:t>ả</w:t>
+          <w:sz w:val="24"/>
+          <w:szCs w:val="24"/>
+          <w:lang w:val="vi-VN"/>
+        </w:rPr>
+        <w:t xml:space="preserve"> Mô tả: </w:t>
       </w:r>
       <w:r>
         <w:rPr>
-          <w:b/>
-        </w:rPr>
-        <w:t xml:space="preserve">: </w:t>
+          <w:sz w:val="24"/>
+          <w:szCs w:val="24"/>
+          <w:lang w:val="vi-VN"/>
+        </w:rPr>
+        <w:t>l</w:t>
       </w:r>
       <w:r>
-        <w:t>Là Ban ch</w:t>
+        <w:rPr>
+          <w:sz w:val="24"/>
+          <w:szCs w:val="24"/>
+          <w:lang w:val="vi-VN"/>
+        </w:rPr>
+        <w:t xml:space="preserve">à Admin hệ thống, tôi muốn thẩm định và khởi tạo </w:t>
       </w:r>
       <w:r>
-        <w:t>ủ</w:t>
+        <w:rPr>
+          <w:sz w:val="24"/>
+          <w:szCs w:val="24"/>
+          <w:lang w:val="vi-VN"/>
+        </w:rPr>
+        <w:t>c</w:t>
       </w:r>
       <w:r>
-        <w:t xml:space="preserve"> nhi</w:t>
-      </w:r>
-      <w:r>
-        <w:t>ệ</w:t>
-      </w:r>
-      <w:r>
-        <w:t>m CLB, tôi mu</w:t>
-      </w:r>
-      <w:r>
-        <w:t>ố</w:t>
-      </w:r>
-      <w:r>
-        <w:t>n c</w:t>
-      </w:r>
-      <w:r>
-        <w:t>ậ</w:t>
-      </w:r>
-      <w:r>
-        <w:t>p nh</w:t>
-      </w:r>
-      <w:r>
-        <w:t>ậ</w:t>
-      </w:r>
-      <w:r>
-        <w:t>t hình th</w:t>
-      </w:r>
-      <w:r>
-        <w:t>ứ</w:t>
-      </w:r>
-      <w:r>
-        <w:t>c t</w:t>
-      </w:r>
-      <w:r>
-        <w:t>ổ</w:t>
-      </w:r>
-      <w:r>
-        <w:t xml:space="preserve"> ch</w:t>
-      </w:r>
-      <w:r>
-        <w:t>ứ</w:t>
-      </w:r>
-      <w:r>
-        <w:t>c ho</w:t>
-      </w:r>
-      <w:r>
-        <w:t>ặ</w:t>
-      </w:r>
-      <w:r>
-        <w:t>c đi</w:t>
-      </w:r>
-      <w:r>
-        <w:t>ề</w:t>
-      </w:r>
-      <w:r>
-        <w:t>u ch</w:t>
-      </w:r>
-      <w:r>
-        <w:t>ỉ</w:t>
-      </w:r>
-      <w:r>
-        <w:t>nh s</w:t>
-      </w:r>
-      <w:r>
-        <w:t>ứ</w:t>
-      </w:r>
-      <w:r>
-        <w:t>c ch</w:t>
-      </w:r>
-      <w:r>
-        <w:t>ứ</w:t>
-      </w:r>
-      <w:r>
-        <w:t>a s</w:t>
-      </w:r>
-      <w:r>
-        <w:t>ự</w:t>
-      </w:r>
-      <w:r>
-        <w:t xml:space="preserve"> ki</w:t>
-      </w:r>
-      <w:r>
-        <w:t>ệ</w:t>
-      </w:r>
-      <w:r>
-        <w:t>n trư</w:t>
-      </w:r>
-      <w:r>
-        <w:t>ớ</w:t>
-      </w:r>
-      <w:r>
-        <w:t>c ngày di</w:t>
-      </w:r>
-      <w:r>
-        <w:t>ễ</w:t>
-      </w:r>
-      <w:r>
-        <w:t>n ra, đ</w:t>
-      </w:r>
-      <w:r>
-        <w:t>ể</w:t>
-      </w:r>
-      <w:r>
-        <w:t xml:space="preserve"> thích </w:t>
-      </w:r>
-      <w:r>
-        <w:t>ứ</w:t>
-      </w:r>
-      <w:r>
-        <w:t>ng v</w:t>
-      </w:r>
-      <w:r>
-        <w:t>ớ</w:t>
-      </w:r>
-      <w:r>
-        <w:t>i tình hình th</w:t>
-      </w:r>
-      <w:r>
-        <w:t>ự</w:t>
-      </w:r>
-      <w:r>
-        <w:t>c t</w:t>
-      </w:r>
-      <w:r>
-        <w:t>ế</w:t>
-      </w:r>
-      <w:r>
-        <w:t xml:space="preserve"> và thông báo k</w:t>
-      </w:r>
-      <w:r>
-        <w:t>ị</w:t>
-      </w:r>
-      <w:r>
-        <w:t>p th</w:t>
-      </w:r>
-      <w:r>
-        <w:t>ờ</w:t>
-      </w:r>
-      <w:r>
-        <w:t>i cho ngư</w:t>
-      </w:r>
-      <w:r>
-        <w:t>ờ</w:t>
-      </w:r>
-      <w:r>
-        <w:t>i tham gia.</w:t>
+        <w:rPr>
+          <w:sz w:val="24"/>
+          <w:szCs w:val="24"/>
+          <w:lang w:val="vi-VN"/>
+        </w:rPr>
+        <w:t>âu lạc bộ mới qua phương thức Club.Create(), để quản lý danh mục các CLB hoạt động hợp lệ trong trường.</w:t>
       </w:r>
     </w:p>
     <w:p>
       <w:pPr>
         <w:spacing w:after="20"/>
         <w:ind w:left="288"/>
+        <w:jc w:val="both"/>
+        <w:rPr>
+          <w:sz w:val="24"/>
+          <w:szCs w:val="24"/>
+          <w:lang w:val="vi-VN"/>
+        </w:rPr>
       </w:pPr>
       <w:r>
         <w:rPr>
-          <w:b/>
-        </w:rPr>
-        <w:t>• Tiêu chí 1 (H</w:t>
+          <w:sz w:val="24"/>
+          <w:szCs w:val="24"/>
+          <w:lang w:val="vi-VN"/>
+        </w:rPr>
+        <w:t>-</w:t>
       </w:r>
       <w:r>
         <w:rPr>
-          <w:b/>
-        </w:rPr>
-        <w:t>ợ</w:t>
+          <w:sz w:val="24"/>
+          <w:szCs w:val="24"/>
+          <w:lang w:val="vi-VN"/>
+        </w:rPr>
+        <w:t xml:space="preserve"> Tiêu chí 1 (</w:t>
       </w:r>
       <w:r>
         <w:rPr>
-          <w:b/>
-        </w:rPr>
-        <w:t>p l</w:t>
+          <w:sz w:val="24"/>
+          <w:szCs w:val="24"/>
+          <w:lang w:val="vi-VN"/>
+        </w:rPr>
+        <w:t>h</w:t>
       </w:r>
       <w:r>
         <w:rPr>
-          <w:b/>
-        </w:rPr>
-        <w:t>ệ</w:t>
-      </w:r>
-      <w:r>
-        <w:rPr>
-          <w:b/>
-        </w:rPr>
-        <w:t xml:space="preserve">): </w:t>
-      </w:r>
-      <w:r>
-        <w:t>Given s</w:t>
-      </w:r>
-      <w:r>
-        <w:t>ự</w:t>
-      </w:r>
-      <w:r>
-        <w:t xml:space="preserve"> ki</w:t>
-      </w:r>
-      <w:r>
-        <w:t>ệ</w:t>
-      </w:r>
-      <w:r>
-        <w:t>n chưa di</w:t>
-      </w:r>
-      <w:r>
-        <w:t>ễ</w:t>
-      </w:r>
-      <w:r>
-        <w:t>n ra, When Ban CLB c</w:t>
-      </w:r>
-      <w:r>
-        <w:t>ậ</w:t>
-      </w:r>
-      <w:r>
-        <w:t>p nh</w:t>
-      </w:r>
-      <w:r>
-        <w:t>ậ</w:t>
-      </w:r>
-      <w:r>
-        <w:t>t hình th</w:t>
-      </w:r>
-      <w:r>
-        <w:t>ứ</w:t>
-      </w:r>
-      <w:r>
-        <w:t>c t</w:t>
-      </w:r>
-      <w:r>
-        <w:t>ổ</w:t>
-      </w:r>
-      <w:r>
-        <w:t xml:space="preserve"> ch</w:t>
-      </w:r>
-      <w:r>
-        <w:t>ứ</w:t>
-      </w:r>
-      <w:r>
-        <w:t>c (chuy</w:t>
-      </w:r>
-      <w:r>
-        <w:t>ể</w:t>
-      </w:r>
-      <w:r>
-        <w:t>n sang tr</w:t>
-      </w:r>
-      <w:r>
-        <w:t>ự</w:t>
-      </w:r>
-      <w:r>
-        <w:t>c tuy</w:t>
-      </w:r>
-      <w:r>
-        <w:t>ế</w:t>
-      </w:r>
-      <w:r>
-        <w:t>n), Then thu</w:t>
-      </w:r>
-      <w:r>
-        <w:t>ộ</w:t>
-      </w:r>
-      <w:r>
-        <w:t>c tính IsOnline đư</w:t>
-      </w:r>
-      <w:r>
-        <w:t>ợ</w:t>
-      </w:r>
-      <w:r>
-        <w:t>c lưu và h</w:t>
-      </w:r>
-      <w:r>
-        <w:t>ệ</w:t>
-      </w:r>
-      <w:r>
-        <w:t xml:space="preserve"> th</w:t>
-      </w:r>
-      <w:r>
-        <w:t>ố</w:t>
-      </w:r>
-      <w:r>
-        <w:t>ng g</w:t>
-      </w:r>
-      <w:r>
-        <w:t>ử</w:t>
-      </w:r>
-      <w:r>
-        <w:t>i thông báo t</w:t>
-      </w:r>
-      <w:r>
-        <w:t>ớ</w:t>
-      </w:r>
-      <w:r>
-        <w:t>i sinh viên đã đăng ký.</w:t>
+          <w:sz w:val="24"/>
+          <w:szCs w:val="24"/>
+          <w:lang w:val="vi-VN"/>
+        </w:rPr>
+        <w:t>ợp lệ): Given thông tin tên CLB hợp lệ (không rỗng, có mô tả), When Admin tạo CLB, Then đối tượng Club được tạo thành công với mã định danh Id và thời gian tạo mới.</w:t>
       </w:r>
     </w:p>
     <w:p>
       <w:pPr>
         <w:spacing w:after="60"/>
         <w:ind w:left="288"/>
+        <w:jc w:val="both"/>
+        <w:rPr>
+          <w:sz w:val="24"/>
+          <w:szCs w:val="24"/>
+          <w:lang w:val="vi-VN"/>
+        </w:rPr>
       </w:pPr>
       <w:r>
         <w:rPr>
-          <w:b/>
-        </w:rPr>
-        <w:t>• Tiêu chí 2 (Ngo</w:t>
+          <w:sz w:val="24"/>
+          <w:szCs w:val="24"/>
+          <w:lang w:val="vi-VN"/>
+        </w:rPr>
+        <w:t>-</w:t>
       </w:r>
       <w:r>
         <w:rPr>
-          <w:b/>
-        </w:rPr>
-        <w:t>ạ</w:t>
+          <w:sz w:val="24"/>
+          <w:szCs w:val="24"/>
+          <w:lang w:val="vi-VN"/>
+        </w:rPr>
+        <w:t xml:space="preserve"> Tiêu chí 2 (</w:t>
       </w:r>
       <w:r>
         <w:rPr>
-          <w:b/>
-        </w:rPr>
-        <w:t>i l</w:t>
+          <w:sz w:val="24"/>
+          <w:szCs w:val="24"/>
+          <w:lang w:val="vi-VN"/>
+        </w:rPr>
+        <w:t>n</w:t>
       </w:r>
       <w:r>
         <w:rPr>
-          <w:b/>
-        </w:rPr>
-        <w:t>ệ</w:t>
+          <w:sz w:val="24"/>
+          <w:szCs w:val="24"/>
+          <w:lang w:val="vi-VN"/>
+        </w:rPr>
+        <w:t>goại lệ/</w:t>
       </w:r>
       <w:r>
         <w:rPr>
-          <w:b/>
-        </w:rPr>
-        <w:t>/L</w:t>
+          <w:sz w:val="24"/>
+          <w:szCs w:val="24"/>
+          <w:lang w:val="vi-VN"/>
+        </w:rPr>
+        <w:t>l</w:t>
       </w:r>
       <w:r>
         <w:rPr>
-          <w:b/>
-        </w:rPr>
-        <w:t>ỗ</w:t>
-      </w:r>
-      <w:r>
-        <w:rPr>
-          <w:b/>
-        </w:rPr>
-        <w:t xml:space="preserve">i): </w:t>
-      </w:r>
-      <w:r>
-        <w:t>Given s</w:t>
-      </w:r>
-      <w:r>
-        <w:t>ự</w:t>
-      </w:r>
-      <w:r>
-        <w:t xml:space="preserve"> ki</w:t>
-      </w:r>
-      <w:r>
-        <w:t>ệ</w:t>
-      </w:r>
-      <w:r>
-        <w:t>n đã duy</w:t>
-      </w:r>
-      <w:r>
-        <w:t>ệ</w:t>
-      </w:r>
-      <w:r>
-        <w:t>t 40 ngư</w:t>
-      </w:r>
-      <w:r>
-        <w:t>ờ</w:t>
-      </w:r>
-      <w:r>
-        <w:t>i, When Ban CLB h</w:t>
-      </w:r>
-      <w:r>
-        <w:t>ạ</w:t>
-      </w:r>
-      <w:r>
-        <w:t xml:space="preserve"> s</w:t>
-      </w:r>
-      <w:r>
-        <w:t>ứ</w:t>
-      </w:r>
-      <w:r>
-        <w:t>c ch</w:t>
-      </w:r>
-      <w:r>
-        <w:t>ứ</w:t>
-      </w:r>
-      <w:r>
-        <w:t>a xu</w:t>
-      </w:r>
-      <w:r>
-        <w:t>ố</w:t>
-      </w:r>
-      <w:r>
-        <w:t>ng 30, Then h</w:t>
-      </w:r>
-      <w:r>
-        <w:t>ệ</w:t>
-      </w:r>
-      <w:r>
-        <w:t xml:space="preserve"> th</w:t>
-      </w:r>
-      <w:r>
-        <w:t>ố</w:t>
-      </w:r>
-      <w:r>
-        <w:t>ng t</w:t>
-      </w:r>
-      <w:r>
-        <w:t>ừ</w:t>
-      </w:r>
-      <w:r>
-        <w:t xml:space="preserve"> ch</w:t>
-      </w:r>
-      <w:r>
-        <w:t>ố</w:t>
-      </w:r>
-      <w:r>
-        <w:t>i và báo l</w:t>
-      </w:r>
-      <w:r>
-        <w:t>ỗ</w:t>
-      </w:r>
-      <w:r>
-        <w:t>i ArgumentException ("S</w:t>
-      </w:r>
-      <w:r>
-        <w:t>ứ</w:t>
-      </w:r>
-      <w:r>
-        <w:t>c ch</w:t>
-      </w:r>
-      <w:r>
-        <w:t>ứ</w:t>
-      </w:r>
-      <w:r>
-        <w:t>a m</w:t>
-      </w:r>
-      <w:r>
-        <w:t>ớ</w:t>
-      </w:r>
-      <w:r>
-        <w:t>i nh</w:t>
-      </w:r>
-      <w:r>
-        <w:t>ỏ</w:t>
-      </w:r>
-      <w:r>
-        <w:t xml:space="preserve"> hơn s</w:t>
-      </w:r>
-      <w:r>
-        <w:t>ố</w:t>
-      </w:r>
-      <w:r>
-        <w:t xml:space="preserve"> lư</w:t>
-      </w:r>
-      <w:r>
-        <w:t>ợ</w:t>
-      </w:r>
-      <w:r>
-        <w:t>ng đã duy</w:t>
-      </w:r>
-      <w:r>
-        <w:t>ệ</w:t>
-      </w:r>
-      <w:r>
-        <w:t>t").</w:t>
-      </w:r>
-    </w:p>
-    <w:p>
-      <w:pPr>
-        <w:spacing w:before="80" w:after="20"/>
-      </w:pPr>
-      <w:r>
-        <w:rPr>
-          <w:b/>
-        </w:rPr>
-        <w:t>Story 5 [Qu</w:t>
-      </w:r>
-      <w:r>
-        <w:rPr>
-          <w:b/>
-        </w:rPr>
-        <w:t>ả</w:t>
-      </w:r>
-      <w:r>
-        <w:rPr>
-          <w:b/>
-        </w:rPr>
-        <w:t>n tr</w:t>
-      </w:r>
-      <w:r>
-        <w:rPr>
-          <w:b/>
-        </w:rPr>
-        <w:t>ị</w:t>
-      </w:r>
-      <w:r>
-        <w:rPr>
-          <w:b/>
-        </w:rPr>
-        <w:t xml:space="preserve"> viên (Admin)]: Th</w:t>
-      </w:r>
-      <w:r>
-        <w:rPr>
-          <w:b/>
-        </w:rPr>
-        <w:t>ẩ</w:t>
-      </w:r>
-      <w:r>
-        <w:rPr>
-          <w:b/>
-        </w:rPr>
-        <w:t>m đ</w:t>
-      </w:r>
-      <w:r>
-        <w:rPr>
-          <w:b/>
-        </w:rPr>
-        <w:t>ị</w:t>
-      </w:r>
-      <w:r>
-        <w:rPr>
-          <w:b/>
-        </w:rPr>
-        <w:t>nh và kh</w:t>
-      </w:r>
-      <w:r>
-        <w:rPr>
-          <w:b/>
-        </w:rPr>
-        <w:t>ở</w:t>
-      </w:r>
-      <w:r>
-        <w:rPr>
-          <w:b/>
-        </w:rPr>
-        <w:t>i t</w:t>
-      </w:r>
-      <w:r>
-        <w:rPr>
-          <w:b/>
-        </w:rPr>
-        <w:t>ạ</w:t>
-      </w:r>
-      <w:r>
-        <w:rPr>
-          <w:b/>
-        </w:rPr>
-        <w:t>o Câu l</w:t>
-      </w:r>
-      <w:r>
-        <w:rPr>
-          <w:b/>
-        </w:rPr>
-        <w:t>ạ</w:t>
-      </w:r>
-      <w:r>
-        <w:rPr>
-          <w:b/>
-        </w:rPr>
-        <w:t>c b</w:t>
-      </w:r>
-      <w:r>
-        <w:rPr>
-          <w:b/>
-        </w:rPr>
-        <w:t>ộ</w:t>
-      </w:r>
-      <w:r>
-        <w:rPr>
-          <w:b/>
-        </w:rPr>
-        <w:t xml:space="preserve"> m</w:t>
-      </w:r>
-      <w:r>
-        <w:rPr>
-          <w:b/>
-        </w:rPr>
-        <w:t>ớ</w:t>
-      </w:r>
-      <w:r>
-        <w:rPr>
-          <w:b/>
-        </w:rPr>
-        <w:t>i</w:t>
-      </w:r>
-    </w:p>
-    <w:p>
-      <w:pPr>
-        <w:spacing w:after="20"/>
-        <w:ind w:left="288"/>
-      </w:pPr>
-      <w:r>
-        <w:rPr>
-          <w:b/>
-        </w:rPr>
-        <w:t>• Mô t</w:t>
-      </w:r>
-      <w:r>
-        <w:rPr>
-          <w:b/>
-        </w:rPr>
-        <w:t>ả</w:t>
-      </w:r>
-      <w:r>
-        <w:rPr>
-          <w:b/>
-        </w:rPr>
-        <w:t xml:space="preserve">: </w:t>
-      </w:r>
-      <w:r>
-        <w:t>Là Admin h</w:t>
-      </w:r>
-      <w:r>
-        <w:t>ệ</w:t>
-      </w:r>
-      <w:r>
-        <w:t xml:space="preserve"> th</w:t>
-      </w:r>
-      <w:r>
-        <w:t>ố</w:t>
-      </w:r>
-      <w:r>
-        <w:t>ng, tôi mu</w:t>
-      </w:r>
-      <w:r>
-        <w:t>ố</w:t>
-      </w:r>
-      <w:r>
-        <w:t>n th</w:t>
-      </w:r>
-      <w:r>
-        <w:t>ẩ</w:t>
-      </w:r>
-      <w:r>
-        <w:t>m đ</w:t>
-      </w:r>
-      <w:r>
-        <w:t>ị</w:t>
-      </w:r>
-      <w:r>
-        <w:t>nh và kh</w:t>
-      </w:r>
-      <w:r>
-        <w:t>ở</w:t>
-      </w:r>
-      <w:r>
-        <w:t>i t</w:t>
-      </w:r>
-      <w:r>
-        <w:t>ạ</w:t>
-      </w:r>
-      <w:r>
-        <w:t>o Câu l</w:t>
-      </w:r>
-      <w:r>
-        <w:t>ạ</w:t>
-      </w:r>
-      <w:r>
-        <w:t>c b</w:t>
-      </w:r>
-      <w:r>
-        <w:t>ộ</w:t>
-      </w:r>
-      <w:r>
-        <w:t xml:space="preserve"> m</w:t>
-      </w:r>
-      <w:r>
-        <w:t>ớ</w:t>
-      </w:r>
-      <w:r>
-        <w:t>i qua phương th</w:t>
-      </w:r>
-      <w:r>
-        <w:t>ứ</w:t>
-      </w:r>
-      <w:r>
-        <w:t>c Club.Create(), đ</w:t>
-      </w:r>
-      <w:r>
-        <w:t>ể</w:t>
-      </w:r>
-      <w:r>
-        <w:t xml:space="preserve"> qu</w:t>
-      </w:r>
-      <w:r>
-        <w:t>ả</w:t>
-      </w:r>
-      <w:r>
-        <w:t>n lý danh m</w:t>
-      </w:r>
-      <w:r>
-        <w:t>ụ</w:t>
-      </w:r>
-      <w:r>
-        <w:t>c các CLB ho</w:t>
-      </w:r>
-      <w:r>
-        <w:t>ạ</w:t>
-      </w:r>
-      <w:r>
-        <w:t>t đ</w:t>
-      </w:r>
-      <w:r>
-        <w:t>ộ</w:t>
-      </w:r>
-      <w:r>
-        <w:t>ng h</w:t>
-      </w:r>
-      <w:r>
-        <w:t>ợ</w:t>
-      </w:r>
-      <w:r>
-        <w:t>p l</w:t>
-      </w:r>
-      <w:r>
-        <w:t>ệ</w:t>
-      </w:r>
-      <w:r>
-        <w:t xml:space="preserve"> trong trư</w:t>
-      </w:r>
-      <w:r>
-        <w:t>ờ</w:t>
-      </w:r>
-      <w:r>
-        <w:t>ng.</w:t>
-      </w:r>
-    </w:p>
-    <w:p>
-      <w:pPr>
-        <w:spacing w:after="20"/>
-        <w:ind w:left="288"/>
-      </w:pPr>
-      <w:r>
-        <w:rPr>
-          <w:b/>
-        </w:rPr>
-        <w:t>• Tiêu chí 1 (H</w:t>
-      </w:r>
-      <w:r>
-        <w:rPr>
-          <w:b/>
-        </w:rPr>
-        <w:t>ợ</w:t>
-      </w:r>
-      <w:r>
-        <w:rPr>
-          <w:b/>
-        </w:rPr>
-        <w:t>p l</w:t>
-      </w:r>
-      <w:r>
-        <w:rPr>
-          <w:b/>
-        </w:rPr>
-        <w:t>ệ</w:t>
-      </w:r>
-      <w:r>
-        <w:rPr>
-          <w:b/>
-        </w:rPr>
-        <w:t xml:space="preserve">): </w:t>
-      </w:r>
-      <w:r>
-        <w:t>Given thông tin tên CLB h</w:t>
-      </w:r>
-      <w:r>
-        <w:t>ợ</w:t>
-      </w:r>
-      <w:r>
-        <w:t>p l</w:t>
-      </w:r>
-      <w:r>
-        <w:t>ệ</w:t>
-      </w:r>
-      <w:r>
-        <w:t xml:space="preserve"> (không r</w:t>
-      </w:r>
-      <w:r>
-        <w:t>ỗ</w:t>
-      </w:r>
-      <w:r>
-        <w:t>ng, có mô t</w:t>
-      </w:r>
-      <w:r>
-        <w:t>ả</w:t>
-      </w:r>
-      <w:r>
-        <w:t>), When Admin t</w:t>
-      </w:r>
-      <w:r>
-        <w:t>ạ</w:t>
-      </w:r>
-      <w:r>
-        <w:t>o CLB, Then đ</w:t>
-      </w:r>
-      <w:r>
-        <w:t>ố</w:t>
-      </w:r>
-      <w:r>
-        <w:t>i tư</w:t>
-      </w:r>
-      <w:r>
-        <w:t>ợ</w:t>
-      </w:r>
-      <w:r>
-        <w:t>ng Club đư</w:t>
-      </w:r>
-      <w:r>
-        <w:t>ợ</w:t>
-      </w:r>
-      <w:r>
-        <w:t>c t</w:t>
-      </w:r>
-      <w:r>
-        <w:t>ạ</w:t>
-      </w:r>
-      <w:r>
-        <w:t>o thành công v</w:t>
-      </w:r>
-      <w:r>
-        <w:t>ớ</w:t>
-      </w:r>
-      <w:r>
-        <w:t>i mã đ</w:t>
-      </w:r>
-      <w:r>
-        <w:t>ị</w:t>
-      </w:r>
-      <w:r>
-        <w:t>nh danh Id và th</w:t>
-      </w:r>
-      <w:r>
-        <w:t>ờ</w:t>
-      </w:r>
-      <w:r>
-        <w:t>i gian t</w:t>
-      </w:r>
-      <w:r>
-        <w:t>ạ</w:t>
-      </w:r>
-      <w:r>
-        <w:t>o m</w:t>
-      </w:r>
-      <w:r>
-        <w:t>ớ</w:t>
-      </w:r>
-      <w:r>
-        <w:t>i.</w:t>
-      </w:r>
-    </w:p>
-    <w:p>
-      <w:pPr>
-        <w:spacing w:after="60"/>
-        <w:ind w:left="288"/>
-      </w:pPr>
-      <w:r>
-        <w:rPr>
-          <w:b/>
-        </w:rPr>
-        <w:t>• Tiêu chí 2 (Ngo</w:t>
-      </w:r>
-      <w:r>
-        <w:rPr>
-          <w:b/>
-        </w:rPr>
-        <w:t>ạ</w:t>
-      </w:r>
-      <w:r>
-        <w:rPr>
-          <w:b/>
-        </w:rPr>
-        <w:t>i l</w:t>
-      </w:r>
-      <w:r>
-        <w:rPr>
-          <w:b/>
-        </w:rPr>
-        <w:t>ệ</w:t>
-      </w:r>
-      <w:r>
-        <w:rPr>
-          <w:b/>
-        </w:rPr>
-        <w:t>/L</w:t>
-      </w:r>
-      <w:r>
-        <w:rPr>
-          <w:b/>
-        </w:rPr>
-        <w:t>ỗ</w:t>
-      </w:r>
-      <w:r>
-        <w:rPr>
-          <w:b/>
-        </w:rPr>
-        <w:t xml:space="preserve">i): </w:t>
-      </w:r>
-      <w:r>
-        <w:t>Given thông tin tên CLB đ</w:t>
-      </w:r>
-      <w:r>
-        <w:t>ể</w:t>
-      </w:r>
-      <w:r>
-        <w:t xml:space="preserve"> tr</w:t>
-      </w:r>
-      <w:r>
-        <w:t>ố</w:t>
-      </w:r>
-      <w:r>
-        <w:t>ng, When Admin th</w:t>
-      </w:r>
-      <w:r>
-        <w:t>ự</w:t>
-      </w:r>
-      <w:r>
-        <w:t>c hi</w:t>
-      </w:r>
-      <w:r>
-        <w:t>ệ</w:t>
-      </w:r>
-      <w:r>
-        <w:t>n t</w:t>
-      </w:r>
-      <w:r>
-        <w:t>ạ</w:t>
-      </w:r>
-      <w:r>
-        <w:t>o, Then h</w:t>
-      </w:r>
-      <w:r>
-        <w:t>ệ</w:t>
-      </w:r>
-      <w:r>
-        <w:t xml:space="preserve"> th</w:t>
-      </w:r>
-      <w:r>
-        <w:t>ố</w:t>
-      </w:r>
-      <w:r>
-        <w:t>ng báo l</w:t>
-      </w:r>
-      <w:r>
-        <w:t>ỗ</w:t>
-      </w:r>
-      <w:r>
-        <w:t>i ArgumentException và ngăn ch</w:t>
-      </w:r>
-      <w:r>
-        <w:t>ặ</w:t>
-      </w:r>
-      <w:r>
-        <w:t>n vi</w:t>
-      </w:r>
-      <w:r>
-        <w:t>ệ</w:t>
-      </w:r>
-      <w:r>
-        <w:t>c t</w:t>
-      </w:r>
-      <w:r>
-        <w:t>ạ</w:t>
-      </w:r>
-      <w:r>
-        <w:t>o đ</w:t>
-      </w:r>
-      <w:r>
-        <w:t>ố</w:t>
-      </w:r>
-      <w:r>
-        <w:t>i tư</w:t>
-      </w:r>
-      <w:r>
-        <w:t>ợ</w:t>
-      </w:r>
-      <w:r>
-        <w:t>ng trong b</w:t>
-      </w:r>
-      <w:r>
-        <w:t>ộ</w:t>
-      </w:r>
-      <w:r>
-        <w:t xml:space="preserve"> nh</w:t>
-      </w:r>
-      <w:r>
-        <w:t>ớ</w:t>
-      </w:r>
-      <w:r>
-        <w:t>.</w:t>
+          <w:sz w:val="24"/>
+          <w:szCs w:val="24"/>
+          <w:lang w:val="vi-VN"/>
+        </w:rPr>
+        <w:t>ỗi): Given thông tin tên CLB để trống, When Admin thực hiện tạo, Then hệ thống báo lỗi và ngăn chặn việc tạo đối tượng trong bộ nhớ.</w:t>
       </w:r>
     </w:p>
     <w:sectPr>

--- a/BT34.docx
+++ b/BT34.docx
@@ -116,7 +116,7 @@
           <w:szCs w:val="24"/>
           <w:lang w:val="vi-VN"/>
         </w:rPr>
-        <w:t>1 - S</w:t>
+        <w:t xml:space="preserve">1 - </w:t>
       </w:r>
       <w:r>
         <w:rPr>
@@ -126,7 +126,17 @@
           <w:szCs w:val="24"/>
           <w:lang w:val="vi-VN"/>
         </w:rPr>
-        <w:t xml:space="preserve">inh viên: </w:t>
+        <w:t>Member</w:t>
+      </w:r>
+      <w:r>
+        <w:rPr>
+          <w:b/>
+          <w:bCs/>
+          <w:sz w:val="24"/>
+          <w:szCs w:val="24"/>
+          <w:lang w:val="vi-VN"/>
+        </w:rPr>
+        <w:t xml:space="preserve">: </w:t>
       </w:r>
       <w:r>
         <w:rPr>
@@ -353,7 +363,17 @@
           <w:szCs w:val="24"/>
           <w:lang w:val="vi-VN"/>
         </w:rPr>
-        <w:t xml:space="preserve">Sinh viên: </w:t>
+        <w:t>Member</w:t>
+      </w:r>
+      <w:r>
+        <w:rPr>
+          <w:b/>
+          <w:bCs/>
+          <w:sz w:val="24"/>
+          <w:szCs w:val="24"/>
+          <w:lang w:val="vi-VN"/>
+        </w:rPr>
+        <w:t xml:space="preserve">: </w:t>
       </w:r>
       <w:r>
         <w:rPr>
